--- a/docs/LAB_REPORT.docx
+++ b/docs/LAB_REPORT.docx
@@ -370,7 +370,7 @@
       </w:pPr>
       <w:r>
         <w:rPr/>
-        <w:t xml:space="preserve">The project was engineered as a software-engineering exercise rather than a mere coding task: requirements were captured and modelled (use cases, DFDs, ERD, class and sequence diagrams), the database was designed around a concurrency-safe slot model, the REST API was layered with authentication, role-based access control and request validation, and the whole system was verified with automated unit and end-to-end test suites, wired into a CI/CD pipeline.</w:t>
+        <w:t xml:space="preserve">The project was engineered as a software-engineering exercise rather than a mere coding task: requirements were captured and modelled (use cases, DFDs, ERD, class and sequence diagrams), the database was designed around a concurrency-safe slot model, the REST API was layered with authentication, role-based access control and request validation, and the whole system was verified with automated unit and end-to-end test suites, wired into a CI pipeline.</w:t>
       </w:r>
     </w:p>
     <w:p>
@@ -1384,7 +1384,7 @@
               <w:rPr>
                 <w:b/>
               </w:rPr>
-              <w:t xml:space="preserve">CI/CD</w:t>
+              <w:t xml:space="preserve">CI</w:t>
             </w:r>
           </w:p>
         </w:tc>
@@ -1438,71 +1438,6 @@
               <w:rPr>
                 <w:b/>
               </w:rPr>
-              <w:t xml:space="preserve">Deployment</w:t>
-            </w:r>
-          </w:p>
-        </w:tc>
-        <w:tc>
-          <w:tcPr/>
-          <w:p>
-            <w:pPr>
-              <w:spacing w:lineRule="auto"/>
-            </w:pPr>
-            <w:r>
-              <w:rPr/>
-              <w:t xml:space="preserve">Vercel (frontend) + Render (backend)</w:t>
-            </w:r>
-          </w:p>
-        </w:tc>
-        <w:tc>
-          <w:tcPr/>
-          <w:p>
-            <w:pPr>
-              <w:spacing w:lineRule="auto"/>
-            </w:pPr>
-            <w:r>
-              <w:rPr>
-                <w:highlight w:val="lightGray"/>
-              </w:rPr>
-              <w:t xml:space="preserve">vercel</w:t>
-            </w:r>
-          </w:p>
-          <w:p>
-            <w:pPr>
-              <w:spacing w:lineRule="auto"/>
-            </w:pPr>
-            <w:r>
-              <w:rPr/>
-              <w:t xml:space="preserve"> config + </w:t>
-            </w:r>
-          </w:p>
-          <w:p>
-            <w:pPr>
-              <w:spacing w:lineRule="auto"/>
-            </w:pPr>
-            <w:r>
-              <w:rPr>
-                <w:highlight w:val="lightGray"/>
-              </w:rPr>
-              <w:t xml:space="preserve">render.yaml</w:t>
-            </w:r>
-          </w:p>
-        </w:tc>
-      </w:tr>
-      <w:tr>
-        <w:trPr>
-          <w:cantSplit/>
-        </w:trPr>
-        <w:tc>
-          <w:tcPr/>
-          <w:p>
-            <w:pPr>
-              <w:spacing w:lineRule="auto"/>
-            </w:pPr>
-            <w:r>
-              <w:rPr>
-                <w:b/>
-              </w:rPr>
               <w:t xml:space="preserve">Dev environment</w:t>
             </w:r>
           </w:p>
@@ -1710,7 +1645,7 @@
       </w:pPr>
       <w:r>
         <w:rPr/>
-        <w:t xml:space="preserve">A PostgreSQL database (local, Supabase, or Render).</w:t>
+        <w:t xml:space="preserve">A local PostgreSQL database.</w:t>
       </w:r>
     </w:p>
     <w:p>
@@ -3552,12 +3487,12 @@
           <wp:inline distB="0" distL="0" distR="0" distT="0">
             <wp:extent cx="5905500" cy="533400"/>
             <wp:effectExtent b="0" l="0" r="0" t="0"/>
-            <wp:docPr id="1" name="image-D5vNlrSRChYkl5Jw33uUG.png"/>
+            <wp:docPr id="1" name="image-KfRc0A98Qa71xqN6yzEWu.png"/>
             <a:graphic>
               <a:graphicData uri="http://schemas.openxmlformats.org/drawingml/2006/picture">
                 <pic:pic>
                   <pic:nvPicPr>
-                    <pic:cNvPr id="1" name="image-D5vNlrSRChYkl5Jw33uUG.png" descr=""/>
+                    <pic:cNvPr id="1" name="image-KfRc0A98Qa71xqN6yzEWu.png" descr=""/>
                     <pic:cNvPicPr/>
                   </pic:nvPicPr>
                   <pic:blipFill>
@@ -3638,12 +3573,12 @@
           <wp:inline distB="0" distL="0" distR="0" distT="0">
             <wp:extent cx="5905500" cy="2971800"/>
             <wp:effectExtent b="0" l="0" r="0" t="0"/>
-            <wp:docPr id="2" name="image--a4VaqzCv5jyRh32UuS4G.png"/>
+            <wp:docPr id="2" name="image-inSWOFcMpy33PePGV3lOr.png"/>
             <a:graphic>
               <a:graphicData uri="http://schemas.openxmlformats.org/drawingml/2006/picture">
                 <pic:pic>
                   <pic:nvPicPr>
-                    <pic:cNvPr id="2" name="image--a4VaqzCv5jyRh32UuS4G.png" descr=""/>
+                    <pic:cNvPr id="2" name="image-inSWOFcMpy33PePGV3lOr.png" descr=""/>
                     <pic:cNvPicPr/>
                   </pic:nvPicPr>
                   <pic:blipFill>
@@ -3708,12 +3643,12 @@
           <wp:inline distB="0" distL="0" distR="0" distT="0">
             <wp:extent cx="5905500" cy="2752725"/>
             <wp:effectExtent b="0" l="0" r="0" t="0"/>
-            <wp:docPr id="3" name="image-T8sCnLJVWJyfzC0CBkCvy.png"/>
+            <wp:docPr id="3" name="image-szLeKsudOpMT1-4af6Z7L.png"/>
             <a:graphic>
               <a:graphicData uri="http://schemas.openxmlformats.org/drawingml/2006/picture">
                 <pic:pic>
                   <pic:nvPicPr>
-                    <pic:cNvPr id="3" name="image-T8sCnLJVWJyfzC0CBkCvy.png" descr=""/>
+                    <pic:cNvPr id="3" name="image-szLeKsudOpMT1-4af6Z7L.png" descr=""/>
                     <pic:cNvPicPr/>
                   </pic:nvPicPr>
                   <pic:blipFill>
@@ -5523,7 +5458,7 @@
       </w:r>
       <w:r>
         <w:rPr/>
-        <w:t xml:space="preserve"> (21 unit + 72 end-to-end) wired into a CI/CD pipeline.</w:t>
+        <w:t xml:space="preserve"> (21 unit + 72 end-to-end) wired into a CI pipeline.</w:t>
       </w:r>
     </w:p>
     <w:p>
@@ -5701,12 +5636,12 @@
           <wp:inline distB="0" distL="0" distR="0" distT="0">
             <wp:extent cx="6096000" cy="3810000"/>
             <wp:effectExtent b="0" l="0" r="0" t="0"/>
-            <wp:docPr id="5" name="image-ty1HJ3peQWNqhgQoNw7Cm.png"/>
+            <wp:docPr id="5" name="image-4SB2yHXjD5s1iw2rwqTWz.png"/>
             <a:graphic>
               <a:graphicData uri="http://schemas.openxmlformats.org/drawingml/2006/picture">
                 <pic:pic>
                   <pic:nvPicPr>
-                    <pic:cNvPr id="5" name="image-ty1HJ3peQWNqhgQoNw7Cm.png" descr=""/>
+                    <pic:cNvPr id="5" name="image-4SB2yHXjD5s1iw2rwqTWz.png" descr=""/>
                     <pic:cNvPicPr/>
                   </pic:nvPicPr>
                   <pic:blipFill>
@@ -5751,12 +5686,12 @@
           <wp:inline distB="0" distL="0" distR="0" distT="0">
             <wp:extent cx="6096000" cy="3810000"/>
             <wp:effectExtent b="0" l="0" r="0" t="0"/>
-            <wp:docPr id="7" name="image-SoKD7s3537GS2S2F4uabc.png"/>
+            <wp:docPr id="7" name="image-E3RWtaL79uabUbeIQtri8.png"/>
             <a:graphic>
               <a:graphicData uri="http://schemas.openxmlformats.org/drawingml/2006/picture">
                 <pic:pic>
                   <pic:nvPicPr>
-                    <pic:cNvPr id="7" name="image-SoKD7s3537GS2S2F4uabc.png" descr=""/>
+                    <pic:cNvPr id="7" name="image-E3RWtaL79uabUbeIQtri8.png" descr=""/>
                     <pic:cNvPicPr/>
                   </pic:nvPicPr>
                   <pic:blipFill>
@@ -5801,12 +5736,12 @@
           <wp:inline distB="0" distL="0" distR="0" distT="0">
             <wp:extent cx="6096000" cy="3810000"/>
             <wp:effectExtent b="0" l="0" r="0" t="0"/>
-            <wp:docPr id="9" name="image-FugDyj8k-tqTA6rJX5frS.png"/>
+            <wp:docPr id="9" name="image-x-sIzFLajnqlIWYx2u4V3.png"/>
             <a:graphic>
               <a:graphicData uri="http://schemas.openxmlformats.org/drawingml/2006/picture">
                 <pic:pic>
                   <pic:nvPicPr>
-                    <pic:cNvPr id="9" name="image-FugDyj8k-tqTA6rJX5frS.png" descr=""/>
+                    <pic:cNvPr id="9" name="image-x-sIzFLajnqlIWYx2u4V3.png" descr=""/>
                     <pic:cNvPicPr/>
                   </pic:nvPicPr>
                   <pic:blipFill>
@@ -5851,12 +5786,12 @@
           <wp:inline distB="0" distL="0" distR="0" distT="0">
             <wp:extent cx="6096000" cy="3810000"/>
             <wp:effectExtent b="0" l="0" r="0" t="0"/>
-            <wp:docPr id="11" name="image-zyZiYRTJW5iOz6GTr95Wq.png"/>
+            <wp:docPr id="11" name="image-AU_u4f6_G7uBG26Ab5em7.png"/>
             <a:graphic>
               <a:graphicData uri="http://schemas.openxmlformats.org/drawingml/2006/picture">
                 <pic:pic>
                   <pic:nvPicPr>
-                    <pic:cNvPr id="11" name="image-zyZiYRTJW5iOz6GTr95Wq.png" descr=""/>
+                    <pic:cNvPr id="11" name="image-AU_u4f6_G7uBG26Ab5em7.png" descr=""/>
                     <pic:cNvPicPr/>
                   </pic:nvPicPr>
                   <pic:blipFill>
@@ -5901,12 +5836,12 @@
           <wp:inline distB="0" distL="0" distR="0" distT="0">
             <wp:extent cx="6096000" cy="3810000"/>
             <wp:effectExtent b="0" l="0" r="0" t="0"/>
-            <wp:docPr id="13" name="image-TLwe0XlsbUOuxFRkMZ9RZ.png"/>
+            <wp:docPr id="13" name="image-WBklUj0ATwsplofGxXgyn.png"/>
             <a:graphic>
               <a:graphicData uri="http://schemas.openxmlformats.org/drawingml/2006/picture">
                 <pic:pic>
                   <pic:nvPicPr>
-                    <pic:cNvPr id="13" name="image-TLwe0XlsbUOuxFRkMZ9RZ.png" descr=""/>
+                    <pic:cNvPr id="13" name="image-WBklUj0ATwsplofGxXgyn.png" descr=""/>
                     <pic:cNvPicPr/>
                   </pic:nvPicPr>
                   <pic:blipFill>
@@ -5951,12 +5886,12 @@
           <wp:inline distB="0" distL="0" distR="0" distT="0">
             <wp:extent cx="6096000" cy="3810000"/>
             <wp:effectExtent b="0" l="0" r="0" t="0"/>
-            <wp:docPr id="15" name="image-qU6-DiYY5wFaZ3gQIg6nL.png"/>
+            <wp:docPr id="15" name="image-ZwFE8g2vvvRhZJxmUd5TO.png"/>
             <a:graphic>
               <a:graphicData uri="http://schemas.openxmlformats.org/drawingml/2006/picture">
                 <pic:pic>
                   <pic:nvPicPr>
-                    <pic:cNvPr id="15" name="image-qU6-DiYY5wFaZ3gQIg6nL.png" descr=""/>
+                    <pic:cNvPr id="15" name="image-ZwFE8g2vvvRhZJxmUd5TO.png" descr=""/>
                     <pic:cNvPicPr/>
                   </pic:nvPicPr>
                   <pic:blipFill>
@@ -6001,12 +5936,12 @@
           <wp:inline distB="0" distL="0" distR="0" distT="0">
             <wp:extent cx="6096000" cy="3810000"/>
             <wp:effectExtent b="0" l="0" r="0" t="0"/>
-            <wp:docPr id="17" name="image-EADoZS4JG9MOmkZI4bKzP.png"/>
+            <wp:docPr id="17" name="image-VrilKPasExT95tecLNU2X.png"/>
             <a:graphic>
               <a:graphicData uri="http://schemas.openxmlformats.org/drawingml/2006/picture">
                 <pic:pic>
                   <pic:nvPicPr>
-                    <pic:cNvPr id="17" name="image-EADoZS4JG9MOmkZI4bKzP.png" descr=""/>
+                    <pic:cNvPr id="17" name="image-VrilKPasExT95tecLNU2X.png" descr=""/>
                     <pic:cNvPicPr/>
                   </pic:nvPicPr>
                   <pic:blipFill>
@@ -6051,12 +5986,12 @@
           <wp:inline distB="0" distL="0" distR="0" distT="0">
             <wp:extent cx="6096000" cy="3800475"/>
             <wp:effectExtent b="0" l="0" r="0" t="0"/>
-            <wp:docPr id="19" name="image--ZRy2Abgu8RcjJpw6WANh.png"/>
+            <wp:docPr id="19" name="image-Al-1GAVW08B7EEkPApRJZ.png"/>
             <a:graphic>
               <a:graphicData uri="http://schemas.openxmlformats.org/drawingml/2006/picture">
                 <pic:pic>
                   <pic:nvPicPr>
-                    <pic:cNvPr id="19" name="image--ZRy2Abgu8RcjJpw6WANh.png" descr=""/>
+                    <pic:cNvPr id="19" name="image-Al-1GAVW08B7EEkPApRJZ.png" descr=""/>
                     <pic:cNvPicPr/>
                   </pic:nvPicPr>
                   <pic:blipFill>
@@ -6101,12 +6036,12 @@
           <wp:inline distB="0" distL="0" distR="0" distT="0">
             <wp:extent cx="6096000" cy="3810000"/>
             <wp:effectExtent b="0" l="0" r="0" t="0"/>
-            <wp:docPr id="21" name="image--m6Z-ogYCamuOfSqz4blW.png"/>
+            <wp:docPr id="21" name="image-tY4sgIOVOCPgC3W9CqyN-.png"/>
             <a:graphic>
               <a:graphicData uri="http://schemas.openxmlformats.org/drawingml/2006/picture">
                 <pic:pic>
                   <pic:nvPicPr>
-                    <pic:cNvPr id="21" name="image--m6Z-ogYCamuOfSqz4blW.png" descr=""/>
+                    <pic:cNvPr id="21" name="image-tY4sgIOVOCPgC3W9CqyN-.png" descr=""/>
                     <pic:cNvPicPr/>
                   </pic:nvPicPr>
                   <pic:blipFill>
@@ -6151,12 +6086,12 @@
           <wp:inline distB="0" distL="0" distR="0" distT="0">
             <wp:extent cx="6096000" cy="3810000"/>
             <wp:effectExtent b="0" l="0" r="0" t="0"/>
-            <wp:docPr id="23" name="image--9HmOO2njhoyBRaOEk8sY.png"/>
+            <wp:docPr id="23" name="image-q8BIB58ElhMKBxSAxhALD.png"/>
             <a:graphic>
               <a:graphicData uri="http://schemas.openxmlformats.org/drawingml/2006/picture">
                 <pic:pic>
                   <pic:nvPicPr>
-                    <pic:cNvPr id="23" name="image--9HmOO2njhoyBRaOEk8sY.png" descr=""/>
+                    <pic:cNvPr id="23" name="image-q8BIB58ElhMKBxSAxhALD.png" descr=""/>
                     <pic:cNvPicPr/>
                   </pic:nvPicPr>
                   <pic:blipFill>
@@ -6201,12 +6136,12 @@
           <wp:inline distB="0" distL="0" distR="0" distT="0">
             <wp:extent cx="6096000" cy="3962400"/>
             <wp:effectExtent b="0" l="0" r="0" t="0"/>
-            <wp:docPr id="25" name="image-ot_-19WAMwKOiJ2LmS2Ff.png"/>
+            <wp:docPr id="25" name="image-1reW2Lgj_meFeSrNLyV6a.png"/>
             <a:graphic>
               <a:graphicData uri="http://schemas.openxmlformats.org/drawingml/2006/picture">
                 <pic:pic>
                   <pic:nvPicPr>
-                    <pic:cNvPr id="25" name="image-ot_-19WAMwKOiJ2LmS2Ff.png" descr=""/>
+                    <pic:cNvPr id="25" name="image-1reW2Lgj_meFeSrNLyV6a.png" descr=""/>
                     <pic:cNvPicPr/>
                   </pic:nvPicPr>
                   <pic:blipFill>

--- a/docs/LAB_REPORT.docx
+++ b/docs/LAB_REPORT.docx
@@ -5,7 +5,7 @@
     <w:sectPr>
       <w:pgSz w:w="12240" w:h="15840" w:orient="portrait"/>
       <w:pgMar w:top="1440" w:right="1800" w:bottom="1440" w:left="1800" w:header="720" w:footer="720" w:gutter="0"/>
-      <w:footerReference r:id="rId43" w:type="default"/>
+      <w:footerReference r:id="rId52" w:type="default"/>
     </w:sectPr>
     <w:p>
       <w:pPr>
@@ -644,31 +644,31 @@
               <w:rPr>
                 <w:b/>
               </w:rPr>
-              <w:t xml:space="preserve">Language / Runtime</w:t>
-            </w:r>
-          </w:p>
-        </w:tc>
-        <w:tc>
-          <w:tcPr/>
-          <w:p>
-            <w:pPr>
-              <w:spacing w:lineRule="auto"/>
-            </w:pPr>
-            <w:r>
-              <w:rPr/>
-              <w:t xml:space="preserve">Node.js 20+, JavaScript (ES2022)</w:t>
-            </w:r>
-          </w:p>
-        </w:tc>
-        <w:tc>
-          <w:tcPr/>
-          <w:p>
-            <w:pPr>
-              <w:spacing w:lineRule="auto"/>
-            </w:pPr>
-            <w:r>
-              <w:rPr/>
-              <w:t xml:space="preserve">Backend (CommonJS) and frontend (ES Modules)</w:t>
+              <w:t xml:space="preserve">Project management</w:t>
+            </w:r>
+          </w:p>
+        </w:tc>
+        <w:tc>
+          <w:tcPr/>
+          <w:p>
+            <w:pPr>
+              <w:spacing w:lineRule="auto"/>
+            </w:pPr>
+            <w:r>
+              <w:rPr/>
+              <w:t xml:space="preserve">GitHub Issues + GitHub Projects</w:t>
+            </w:r>
+          </w:p>
+        </w:tc>
+        <w:tc>
+          <w:tcPr/>
+          <w:p>
+            <w:pPr>
+              <w:spacing w:lineRule="auto"/>
+            </w:pPr>
+            <w:r>
+              <w:rPr/>
+              <w:t xml:space="preserve">Requirement breakdown into six capability epics, sprint-sized task lists, and per-task acceptance criteria</w:t>
             </w:r>
           </w:p>
         </w:tc>
@@ -687,31 +687,31 @@
               <w:rPr>
                 <w:b/>
               </w:rPr>
-              <w:t xml:space="preserve">Frontend framework</w:t>
-            </w:r>
-          </w:p>
-        </w:tc>
-        <w:tc>
-          <w:tcPr/>
-          <w:p>
-            <w:pPr>
-              <w:spacing w:lineRule="auto"/>
-            </w:pPr>
-            <w:r>
-              <w:rPr/>
-              <w:t xml:space="preserve">React 18 + Vite 5</w:t>
-            </w:r>
-          </w:p>
-        </w:tc>
-        <w:tc>
-          <w:tcPr/>
-          <w:p>
-            <w:pPr>
-              <w:spacing w:lineRule="auto"/>
-            </w:pPr>
-            <w:r>
-              <w:rPr/>
-              <w:t xml:space="preserve">Single-page application, per-role dashboards</w:t>
+              <w:t xml:space="preserve">Scheduling / Gantt</w:t>
+            </w:r>
+          </w:p>
+        </w:tc>
+        <w:tc>
+          <w:tcPr/>
+          <w:p>
+            <w:pPr>
+              <w:spacing w:lineRule="auto"/>
+            </w:pPr>
+            <w:r>
+              <w:rPr/>
+              <w:t xml:space="preserve">GitHub Projects board</w:t>
+            </w:r>
+          </w:p>
+        </w:tc>
+        <w:tc>
+          <w:tcPr/>
+          <w:p>
+            <w:pPr>
+              <w:spacing w:lineRule="auto"/>
+            </w:pPr>
+            <w:r>
+              <w:rPr/>
+              <w:t xml:space="preserve">Backlog → In progress → In review → Done columns used as the sprint board; each column acted as a schedule gate before the next</w:t>
             </w:r>
           </w:p>
         </w:tc>
@@ -730,31 +730,31 @@
               <w:rPr>
                 <w:b/>
               </w:rPr>
-              <w:t xml:space="preserve">Routing / HTTP</w:t>
-            </w:r>
-          </w:p>
-        </w:tc>
-        <w:tc>
-          <w:tcPr/>
-          <w:p>
-            <w:pPr>
-              <w:spacing w:lineRule="auto"/>
-            </w:pPr>
-            <w:r>
-              <w:rPr/>
-              <w:t xml:space="preserve">React Router 6, Axios</w:t>
-            </w:r>
-          </w:p>
-        </w:tc>
-        <w:tc>
-          <w:tcPr/>
-          <w:p>
-            <w:pPr>
-              <w:spacing w:lineRule="auto"/>
-            </w:pPr>
-            <w:r>
-              <w:rPr/>
-              <w:t xml:space="preserve">Client-side routing, JWT-aware API client</w:t>
+              <w:t xml:space="preserve">Language / Runtime</w:t>
+            </w:r>
+          </w:p>
+        </w:tc>
+        <w:tc>
+          <w:tcPr/>
+          <w:p>
+            <w:pPr>
+              <w:spacing w:lineRule="auto"/>
+            </w:pPr>
+            <w:r>
+              <w:rPr/>
+              <w:t xml:space="preserve">Node.js 20+, JavaScript (ES2022)</w:t>
+            </w:r>
+          </w:p>
+        </w:tc>
+        <w:tc>
+          <w:tcPr/>
+          <w:p>
+            <w:pPr>
+              <w:spacing w:lineRule="auto"/>
+            </w:pPr>
+            <w:r>
+              <w:rPr/>
+              <w:t xml:space="preserve">Backend (CommonJS) and frontend (ES Modules)</w:t>
             </w:r>
           </w:p>
         </w:tc>
@@ -773,31 +773,31 @@
               <w:rPr>
                 <w:b/>
               </w:rPr>
-              <w:t xml:space="preserve">Backend framework</w:t>
-            </w:r>
-          </w:p>
-        </w:tc>
-        <w:tc>
-          <w:tcPr/>
-          <w:p>
-            <w:pPr>
-              <w:spacing w:lineRule="auto"/>
-            </w:pPr>
-            <w:r>
-              <w:rPr/>
-              <w:t xml:space="preserve">Express 4</w:t>
-            </w:r>
-          </w:p>
-        </w:tc>
-        <w:tc>
-          <w:tcPr/>
-          <w:p>
-            <w:pPr>
-              <w:spacing w:lineRule="auto"/>
-            </w:pPr>
-            <w:r>
-              <w:rPr/>
-              <w:t xml:space="preserve">REST API, middleware pipeline</w:t>
+              <w:t xml:space="preserve">Frontend framework</w:t>
+            </w:r>
+          </w:p>
+        </w:tc>
+        <w:tc>
+          <w:tcPr/>
+          <w:p>
+            <w:pPr>
+              <w:spacing w:lineRule="auto"/>
+            </w:pPr>
+            <w:r>
+              <w:rPr/>
+              <w:t xml:space="preserve">React 18 + Vite 5</w:t>
+            </w:r>
+          </w:p>
+        </w:tc>
+        <w:tc>
+          <w:tcPr/>
+          <w:p>
+            <w:pPr>
+              <w:spacing w:lineRule="auto"/>
+            </w:pPr>
+            <w:r>
+              <w:rPr/>
+              <w:t xml:space="preserve">Single-page application, per-role dashboards</w:t>
             </w:r>
           </w:p>
         </w:tc>
@@ -816,31 +816,31 @@
               <w:rPr>
                 <w:b/>
               </w:rPr>
-              <w:t xml:space="preserve">Database</w:t>
-            </w:r>
-          </w:p>
-        </w:tc>
-        <w:tc>
-          <w:tcPr/>
-          <w:p>
-            <w:pPr>
-              <w:spacing w:lineRule="auto"/>
-            </w:pPr>
-            <w:r>
-              <w:rPr/>
-              <w:t xml:space="preserve">PostgreSQL</w:t>
-            </w:r>
-          </w:p>
-        </w:tc>
-        <w:tc>
-          <w:tcPr/>
-          <w:p>
-            <w:pPr>
-              <w:spacing w:lineRule="auto"/>
-            </w:pPr>
-            <w:r>
-              <w:rPr/>
-              <w:t xml:space="preserve">Relational store for users, doctors, appointments</w:t>
+              <w:t xml:space="preserve">Routing / HTTP</w:t>
+            </w:r>
+          </w:p>
+        </w:tc>
+        <w:tc>
+          <w:tcPr/>
+          <w:p>
+            <w:pPr>
+              <w:spacing w:lineRule="auto"/>
+            </w:pPr>
+            <w:r>
+              <w:rPr/>
+              <w:t xml:space="preserve">React Router 6, Axios</w:t>
+            </w:r>
+          </w:p>
+        </w:tc>
+        <w:tc>
+          <w:tcPr/>
+          <w:p>
+            <w:pPr>
+              <w:spacing w:lineRule="auto"/>
+            </w:pPr>
+            <w:r>
+              <w:rPr/>
+              <w:t xml:space="preserve">Client-side routing, JWT-aware API client</w:t>
             </w:r>
           </w:p>
         </w:tc>
@@ -859,42 +859,31 @@
               <w:rPr>
                 <w:b/>
               </w:rPr>
-              <w:t xml:space="preserve">ORM / DB access</w:t>
-            </w:r>
-          </w:p>
-        </w:tc>
-        <w:tc>
-          <w:tcPr/>
-          <w:p>
-            <w:pPr>
-              <w:spacing w:lineRule="auto"/>
-            </w:pPr>
-            <w:r>
-              <w:rPr/>
-              <w:t xml:space="preserve">Prisma 7 + </w:t>
-            </w:r>
-          </w:p>
-          <w:p>
-            <w:pPr>
-              <w:spacing w:lineRule="auto"/>
-            </w:pPr>
-            <w:r>
-              <w:rPr>
-                <w:highlight w:val="lightGray"/>
-              </w:rPr>
-              <w:t xml:space="preserve">@prisma/adapter-pg</w:t>
-            </w:r>
-          </w:p>
-        </w:tc>
-        <w:tc>
-          <w:tcPr/>
-          <w:p>
-            <w:pPr>
-              <w:spacing w:lineRule="auto"/>
-            </w:pPr>
-            <w:r>
-              <w:rPr/>
-              <w:t xml:space="preserve">Type-safe queries, schema migrations, driver adapter</w:t>
+              <w:t xml:space="preserve">Backend framework</w:t>
+            </w:r>
+          </w:p>
+        </w:tc>
+        <w:tc>
+          <w:tcPr/>
+          <w:p>
+            <w:pPr>
+              <w:spacing w:lineRule="auto"/>
+            </w:pPr>
+            <w:r>
+              <w:rPr/>
+              <w:t xml:space="preserve">Express 4</w:t>
+            </w:r>
+          </w:p>
+        </w:tc>
+        <w:tc>
+          <w:tcPr/>
+          <w:p>
+            <w:pPr>
+              <w:spacing w:lineRule="auto"/>
+            </w:pPr>
+            <w:r>
+              <w:rPr/>
+              <w:t xml:space="preserve">REST API, middleware pipeline</w:t>
             </w:r>
           </w:p>
         </w:tc>
@@ -913,53 +902,31 @@
               <w:rPr>
                 <w:b/>
               </w:rPr>
-              <w:t xml:space="preserve">Authentication</w:t>
-            </w:r>
-          </w:p>
-        </w:tc>
-        <w:tc>
-          <w:tcPr/>
-          <w:p>
-            <w:pPr>
-              <w:spacing w:lineRule="auto"/>
-            </w:pPr>
-            <w:r>
-              <w:rPr>
-                <w:highlight w:val="lightGray"/>
-              </w:rPr>
-              <w:t xml:space="preserve">jsonwebtoken</w:t>
-            </w:r>
-          </w:p>
-          <w:p>
-            <w:pPr>
-              <w:spacing w:lineRule="auto"/>
-            </w:pPr>
-            <w:r>
-              <w:rPr/>
-              <w:t xml:space="preserve"> (JWT), </w:t>
-            </w:r>
-          </w:p>
-          <w:p>
-            <w:pPr>
-              <w:spacing w:lineRule="auto"/>
-            </w:pPr>
-            <w:r>
-              <w:rPr>
-                <w:highlight w:val="lightGray"/>
-              </w:rPr>
-              <w:t xml:space="preserve">bcryptjs</w:t>
-            </w:r>
-          </w:p>
-        </w:tc>
-        <w:tc>
-          <w:tcPr/>
-          <w:p>
-            <w:pPr>
-              <w:spacing w:lineRule="auto"/>
-            </w:pPr>
-            <w:r>
-              <w:rPr/>
-              <w:t xml:space="preserve">Signed sessions, salted password hashing</w:t>
+              <w:t xml:space="preserve">Database</w:t>
+            </w:r>
+          </w:p>
+        </w:tc>
+        <w:tc>
+          <w:tcPr/>
+          <w:p>
+            <w:pPr>
+              <w:spacing w:lineRule="auto"/>
+            </w:pPr>
+            <w:r>
+              <w:rPr/>
+              <w:t xml:space="preserve">PostgreSQL</w:t>
+            </w:r>
+          </w:p>
+        </w:tc>
+        <w:tc>
+          <w:tcPr/>
+          <w:p>
+            <w:pPr>
+              <w:spacing w:lineRule="auto"/>
+            </w:pPr>
+            <w:r>
+              <w:rPr/>
+              <w:t xml:space="preserve">Relational store for users, doctors, appointments</w:t>
             </w:r>
           </w:p>
         </w:tc>
@@ -978,12 +945,21 @@
               <w:rPr>
                 <w:b/>
               </w:rPr>
-              <w:t xml:space="preserve">Validation</w:t>
-            </w:r>
-          </w:p>
-        </w:tc>
-        <w:tc>
-          <w:tcPr/>
+              <w:t xml:space="preserve">ORM / DB access</w:t>
+            </w:r>
+          </w:p>
+        </w:tc>
+        <w:tc>
+          <w:tcPr/>
+          <w:p>
+            <w:pPr>
+              <w:spacing w:lineRule="auto"/>
+            </w:pPr>
+            <w:r>
+              <w:rPr/>
+              <w:t xml:space="preserve">Prisma 7 + </w:t>
+            </w:r>
+          </w:p>
           <w:p>
             <w:pPr>
               <w:spacing w:lineRule="auto"/>
@@ -992,19 +968,19 @@
               <w:rPr>
                 <w:highlight w:val="lightGray"/>
               </w:rPr>
-              <w:t xml:space="preserve">express-validator</w:t>
-            </w:r>
-          </w:p>
-        </w:tc>
-        <w:tc>
-          <w:tcPr/>
-          <w:p>
-            <w:pPr>
-              <w:spacing w:lineRule="auto"/>
-            </w:pPr>
-            <w:r>
-              <w:rPr/>
-              <w:t xml:space="preserve">Per-route request body validation</w:t>
+              <w:t xml:space="preserve">@prisma/adapter-pg</w:t>
+            </w:r>
+          </w:p>
+        </w:tc>
+        <w:tc>
+          <w:tcPr/>
+          <w:p>
+            <w:pPr>
+              <w:spacing w:lineRule="auto"/>
+            </w:pPr>
+            <w:r>
+              <w:rPr/>
+              <w:t xml:space="preserve">Type-safe queries, schema migrations, driver adapter</w:t>
             </w:r>
           </w:p>
         </w:tc>
@@ -1023,21 +999,12 @@
               <w:rPr>
                 <w:b/>
               </w:rPr>
-              <w:t xml:space="preserve">Optional cache</w:t>
-            </w:r>
-          </w:p>
-        </w:tc>
-        <w:tc>
-          <w:tcPr/>
-          <w:p>
-            <w:pPr>
-              <w:spacing w:lineRule="auto"/>
-            </w:pPr>
-            <w:r>
-              <w:rPr/>
-              <w:t xml:space="preserve">Redis (</w:t>
-            </w:r>
-          </w:p>
+              <w:t xml:space="preserve">Authentication</w:t>
+            </w:r>
+          </w:p>
+        </w:tc>
+        <w:tc>
+          <w:tcPr/>
           <w:p>
             <w:pPr>
               <w:spacing w:lineRule="auto"/>
@@ -1046,28 +1013,39 @@
               <w:rPr>
                 <w:highlight w:val="lightGray"/>
               </w:rPr>
-              <w:t xml:space="preserve">redis</w:t>
-            </w:r>
-          </w:p>
-          <w:p>
-            <w:pPr>
-              <w:spacing w:lineRule="auto"/>
-            </w:pPr>
-            <w:r>
-              <w:rPr/>
-              <w:t xml:space="preserve">)</w:t>
-            </w:r>
-          </w:p>
-        </w:tc>
-        <w:tc>
-          <w:tcPr/>
-          <w:p>
-            <w:pPr>
-              <w:spacing w:lineRule="auto"/>
-            </w:pPr>
-            <w:r>
-              <w:rPr/>
-              <w:t xml:space="preserve">Read-through cache for directory &amp; slot grids (fail-open)</w:t>
+              <w:t xml:space="preserve">jsonwebtoken</w:t>
+            </w:r>
+          </w:p>
+          <w:p>
+            <w:pPr>
+              <w:spacing w:lineRule="auto"/>
+            </w:pPr>
+            <w:r>
+              <w:rPr/>
+              <w:t xml:space="preserve"> (JWT), </w:t>
+            </w:r>
+          </w:p>
+          <w:p>
+            <w:pPr>
+              <w:spacing w:lineRule="auto"/>
+            </w:pPr>
+            <w:r>
+              <w:rPr>
+                <w:highlight w:val="lightGray"/>
+              </w:rPr>
+              <w:t xml:space="preserve">bcryptjs</w:t>
+            </w:r>
+          </w:p>
+        </w:tc>
+        <w:tc>
+          <w:tcPr/>
+          <w:p>
+            <w:pPr>
+              <w:spacing w:lineRule="auto"/>
+            </w:pPr>
+            <w:r>
+              <w:rPr/>
+              <w:t xml:space="preserve">Signed sessions, salted password hashing</w:t>
             </w:r>
           </w:p>
         </w:tc>
@@ -1086,31 +1064,33 @@
               <w:rPr>
                 <w:b/>
               </w:rPr>
-              <w:t xml:space="preserve">Optional realtime</w:t>
-            </w:r>
-          </w:p>
-        </w:tc>
-        <w:tc>
-          <w:tcPr/>
-          <w:p>
-            <w:pPr>
-              <w:spacing w:lineRule="auto"/>
-            </w:pPr>
-            <w:r>
-              <w:rPr/>
-              <w:t xml:space="preserve">Socket.IO</w:t>
-            </w:r>
-          </w:p>
-        </w:tc>
-        <w:tc>
-          <w:tcPr/>
-          <w:p>
-            <w:pPr>
-              <w:spacing w:lineRule="auto"/>
-            </w:pPr>
-            <w:r>
-              <w:rPr/>
-              <w:t xml:space="preserve">Live slot / appointment refresh triggers (fail-open)</w:t>
+              <w:t xml:space="preserve">Validation</w:t>
+            </w:r>
+          </w:p>
+        </w:tc>
+        <w:tc>
+          <w:tcPr/>
+          <w:p>
+            <w:pPr>
+              <w:spacing w:lineRule="auto"/>
+            </w:pPr>
+            <w:r>
+              <w:rPr>
+                <w:highlight w:val="lightGray"/>
+              </w:rPr>
+              <w:t xml:space="preserve">express-validator</w:t>
+            </w:r>
+          </w:p>
+        </w:tc>
+        <w:tc>
+          <w:tcPr/>
+          <w:p>
+            <w:pPr>
+              <w:spacing w:lineRule="auto"/>
+            </w:pPr>
+            <w:r>
+              <w:rPr/>
+              <w:t xml:space="preserve">Per-route request body validation</w:t>
             </w:r>
           </w:p>
         </w:tc>
@@ -1129,31 +1109,51 @@
               <w:rPr>
                 <w:b/>
               </w:rPr>
-              <w:t xml:space="preserve">Optional e-mail</w:t>
-            </w:r>
-          </w:p>
-        </w:tc>
-        <w:tc>
-          <w:tcPr/>
-          <w:p>
-            <w:pPr>
-              <w:spacing w:lineRule="auto"/>
-            </w:pPr>
-            <w:r>
-              <w:rPr/>
-              <w:t xml:space="preserve">Nodemailer</w:t>
-            </w:r>
-          </w:p>
-        </w:tc>
-        <w:tc>
-          <w:tcPr/>
-          <w:p>
-            <w:pPr>
-              <w:spacing w:lineRule="auto"/>
-            </w:pPr>
-            <w:r>
-              <w:rPr/>
-              <w:t xml:space="preserve">Booking / status HTML notifications (fail-open)</w:t>
+              <w:t xml:space="preserve">Optional cache</w:t>
+            </w:r>
+          </w:p>
+        </w:tc>
+        <w:tc>
+          <w:tcPr/>
+          <w:p>
+            <w:pPr>
+              <w:spacing w:lineRule="auto"/>
+            </w:pPr>
+            <w:r>
+              <w:rPr/>
+              <w:t xml:space="preserve">Redis (</w:t>
+            </w:r>
+          </w:p>
+          <w:p>
+            <w:pPr>
+              <w:spacing w:lineRule="auto"/>
+            </w:pPr>
+            <w:r>
+              <w:rPr>
+                <w:highlight w:val="lightGray"/>
+              </w:rPr>
+              <w:t xml:space="preserve">redis</w:t>
+            </w:r>
+          </w:p>
+          <w:p>
+            <w:pPr>
+              <w:spacing w:lineRule="auto"/>
+            </w:pPr>
+            <w:r>
+              <w:rPr/>
+              <w:t xml:space="preserve">)</w:t>
+            </w:r>
+          </w:p>
+        </w:tc>
+        <w:tc>
+          <w:tcPr/>
+          <w:p>
+            <w:pPr>
+              <w:spacing w:lineRule="auto"/>
+            </w:pPr>
+            <w:r>
+              <w:rPr/>
+              <w:t xml:space="preserve">Read-through cache for directory &amp; slot grids (fail-open)</w:t>
             </w:r>
           </w:p>
         </w:tc>
@@ -1172,51 +1172,31 @@
               <w:rPr>
                 <w:b/>
               </w:rPr>
-              <w:t xml:space="preserve">Unit testing</w:t>
-            </w:r>
-          </w:p>
-        </w:tc>
-        <w:tc>
-          <w:tcPr/>
-          <w:p>
-            <w:pPr>
-              <w:spacing w:lineRule="auto"/>
-            </w:pPr>
-            <w:r>
-              <w:rPr/>
-              <w:t xml:space="preserve">Node built-in test runner (</w:t>
-            </w:r>
-          </w:p>
-          <w:p>
-            <w:pPr>
-              <w:spacing w:lineRule="auto"/>
-            </w:pPr>
-            <w:r>
-              <w:rPr>
-                <w:highlight w:val="lightGray"/>
-              </w:rPr>
-              <w:t xml:space="preserve">node --test</w:t>
-            </w:r>
-          </w:p>
-          <w:p>
-            <w:pPr>
-              <w:spacing w:lineRule="auto"/>
-            </w:pPr>
-            <w:r>
-              <w:rPr/>
-              <w:t xml:space="preserve">)</w:t>
-            </w:r>
-          </w:p>
-        </w:tc>
-        <w:tc>
-          <w:tcPr/>
-          <w:p>
-            <w:pPr>
-              <w:spacing w:lineRule="auto"/>
-            </w:pPr>
-            <w:r>
-              <w:rPr/>
-              <w:t xml:space="preserve">21 offline unit tests (slot maths, transitions, dates)</w:t>
+              <w:t xml:space="preserve">Optional realtime</w:t>
+            </w:r>
+          </w:p>
+        </w:tc>
+        <w:tc>
+          <w:tcPr/>
+          <w:p>
+            <w:pPr>
+              <w:spacing w:lineRule="auto"/>
+            </w:pPr>
+            <w:r>
+              <w:rPr/>
+              <w:t xml:space="preserve">Socket.IO</w:t>
+            </w:r>
+          </w:p>
+        </w:tc>
+        <w:tc>
+          <w:tcPr/>
+          <w:p>
+            <w:pPr>
+              <w:spacing w:lineRule="auto"/>
+            </w:pPr>
+            <w:r>
+              <w:rPr/>
+              <w:t xml:space="preserve">Live slot / appointment refresh triggers (fail-open)</w:t>
             </w:r>
           </w:p>
         </w:tc>
@@ -1235,51 +1215,31 @@
               <w:rPr>
                 <w:b/>
               </w:rPr>
-              <w:t xml:space="preserve">E2E testing</w:t>
-            </w:r>
-          </w:p>
-        </w:tc>
-        <w:tc>
-          <w:tcPr/>
-          <w:p>
-            <w:pPr>
-              <w:spacing w:lineRule="auto"/>
-            </w:pPr>
-            <w:r>
-              <w:rPr/>
-              <w:t xml:space="preserve">Custom Node HTTP harness (</w:t>
-            </w:r>
-          </w:p>
-          <w:p>
-            <w:pPr>
-              <w:spacing w:lineRule="auto"/>
-            </w:pPr>
-            <w:r>
-              <w:rPr>
-                <w:highlight w:val="lightGray"/>
-              </w:rPr>
-              <w:t xml:space="preserve">tests/e2e/api.e2e.js</w:t>
-            </w:r>
-          </w:p>
-          <w:p>
-            <w:pPr>
-              <w:spacing w:lineRule="auto"/>
-            </w:pPr>
-            <w:r>
-              <w:rPr/>
-              <w:t xml:space="preserve">)</w:t>
-            </w:r>
-          </w:p>
-        </w:tc>
-        <w:tc>
-          <w:tcPr/>
-          <w:p>
-            <w:pPr>
-              <w:spacing w:lineRule="auto"/>
-            </w:pPr>
-            <w:r>
-              <w:rPr/>
-              <w:t xml:space="preserve">72 end-to-end API assertions against PostgreSQL</w:t>
+              <w:t xml:space="preserve">Optional e-mail</w:t>
+            </w:r>
+          </w:p>
+        </w:tc>
+        <w:tc>
+          <w:tcPr/>
+          <w:p>
+            <w:pPr>
+              <w:spacing w:lineRule="auto"/>
+            </w:pPr>
+            <w:r>
+              <w:rPr/>
+              <w:t xml:space="preserve">Nodemailer</w:t>
+            </w:r>
+          </w:p>
+        </w:tc>
+        <w:tc>
+          <w:tcPr/>
+          <w:p>
+            <w:pPr>
+              <w:spacing w:lineRule="auto"/>
+            </w:pPr>
+            <w:r>
+              <w:rPr/>
+              <w:t xml:space="preserve">Booking / status HTML notifications (fail-open)</w:t>
             </w:r>
           </w:p>
         </w:tc>
@@ -1298,31 +1258,51 @@
               <w:rPr>
                 <w:b/>
               </w:rPr>
-              <w:t xml:space="preserve">Modeling / CASE</w:t>
-            </w:r>
-          </w:p>
-        </w:tc>
-        <w:tc>
-          <w:tcPr/>
-          <w:p>
-            <w:pPr>
-              <w:spacing w:lineRule="auto"/>
-            </w:pPr>
-            <w:r>
-              <w:rPr/>
-              <w:t xml:space="preserve">Mermaid</w:t>
-            </w:r>
-          </w:p>
-        </w:tc>
-        <w:tc>
-          <w:tcPr/>
-          <w:p>
-            <w:pPr>
-              <w:spacing w:lineRule="auto"/>
-            </w:pPr>
-            <w:r>
-              <w:rPr/>
-              <w:t xml:space="preserve">Use-case, class, DFD (L0–L2), ERD, sequence diagrams</w:t>
+              <w:t xml:space="preserve">Unit testing</w:t>
+            </w:r>
+          </w:p>
+        </w:tc>
+        <w:tc>
+          <w:tcPr/>
+          <w:p>
+            <w:pPr>
+              <w:spacing w:lineRule="auto"/>
+            </w:pPr>
+            <w:r>
+              <w:rPr/>
+              <w:t xml:space="preserve">Node built-in test runner (</w:t>
+            </w:r>
+          </w:p>
+          <w:p>
+            <w:pPr>
+              <w:spacing w:lineRule="auto"/>
+            </w:pPr>
+            <w:r>
+              <w:rPr>
+                <w:highlight w:val="lightGray"/>
+              </w:rPr>
+              <w:t xml:space="preserve">node --test</w:t>
+            </w:r>
+          </w:p>
+          <w:p>
+            <w:pPr>
+              <w:spacing w:lineRule="auto"/>
+            </w:pPr>
+            <w:r>
+              <w:rPr/>
+              <w:t xml:space="preserve">)</w:t>
+            </w:r>
+          </w:p>
+        </w:tc>
+        <w:tc>
+          <w:tcPr/>
+          <w:p>
+            <w:pPr>
+              <w:spacing w:lineRule="auto"/>
+            </w:pPr>
+            <w:r>
+              <w:rPr/>
+              <w:t xml:space="preserve">21 offline unit tests (slot maths, transitions, dates)</w:t>
             </w:r>
           </w:p>
         </w:tc>
@@ -1341,31 +1321,51 @@
               <w:rPr>
                 <w:b/>
               </w:rPr>
-              <w:t xml:space="preserve">Version control</w:t>
-            </w:r>
-          </w:p>
-        </w:tc>
-        <w:tc>
-          <w:tcPr/>
-          <w:p>
-            <w:pPr>
-              <w:spacing w:lineRule="auto"/>
-            </w:pPr>
-            <w:r>
-              <w:rPr/>
-              <w:t xml:space="preserve">Git + GitHub</w:t>
-            </w:r>
-          </w:p>
-        </w:tc>
-        <w:tc>
-          <w:tcPr/>
-          <w:p>
-            <w:pPr>
-              <w:spacing w:lineRule="auto"/>
-            </w:pPr>
-            <w:r>
-              <w:rPr/>
-              <w:t xml:space="preserve">Feature-branch iterative workflow</w:t>
+              <w:t xml:space="preserve">E2E testing</w:t>
+            </w:r>
+          </w:p>
+        </w:tc>
+        <w:tc>
+          <w:tcPr/>
+          <w:p>
+            <w:pPr>
+              <w:spacing w:lineRule="auto"/>
+            </w:pPr>
+            <w:r>
+              <w:rPr/>
+              <w:t xml:space="preserve">Custom Node HTTP harness (</w:t>
+            </w:r>
+          </w:p>
+          <w:p>
+            <w:pPr>
+              <w:spacing w:lineRule="auto"/>
+            </w:pPr>
+            <w:r>
+              <w:rPr>
+                <w:highlight w:val="lightGray"/>
+              </w:rPr>
+              <w:t xml:space="preserve">tests/e2e/api.e2e.js</w:t>
+            </w:r>
+          </w:p>
+          <w:p>
+            <w:pPr>
+              <w:spacing w:lineRule="auto"/>
+            </w:pPr>
+            <w:r>
+              <w:rPr/>
+              <w:t xml:space="preserve">)</w:t>
+            </w:r>
+          </w:p>
+        </w:tc>
+        <w:tc>
+          <w:tcPr/>
+          <w:p>
+            <w:pPr>
+              <w:spacing w:lineRule="auto"/>
+            </w:pPr>
+            <w:r>
+              <w:rPr/>
+              <w:t xml:space="preserve">72 end-to-end API assertions against PostgreSQL</w:t>
             </w:r>
           </w:p>
         </w:tc>
@@ -1384,42 +1384,31 @@
               <w:rPr>
                 <w:b/>
               </w:rPr>
-              <w:t xml:space="preserve">CI</w:t>
-            </w:r>
-          </w:p>
-        </w:tc>
-        <w:tc>
-          <w:tcPr/>
-          <w:p>
-            <w:pPr>
-              <w:spacing w:lineRule="auto"/>
-            </w:pPr>
-            <w:r>
-              <w:rPr/>
-              <w:t xml:space="preserve">GitHub Actions</w:t>
-            </w:r>
-          </w:p>
-        </w:tc>
-        <w:tc>
-          <w:tcPr/>
-          <w:p>
-            <w:pPr>
-              <w:spacing w:lineRule="auto"/>
-            </w:pPr>
-            <w:r>
-              <w:rPr>
-                <w:highlight w:val="lightGray"/>
-              </w:rPr>
-              <w:t xml:space="preserve">.github/workflows/main.yml</w:t>
-            </w:r>
-          </w:p>
-          <w:p>
-            <w:pPr>
-              <w:spacing w:lineRule="auto"/>
-            </w:pPr>
-            <w:r>
-              <w:rPr/>
-              <w:t xml:space="preserve"> — DB service, schema push, seed, unit + e2e tests, production build</w:t>
+              <w:t xml:space="preserve">Modeling / CASE</w:t>
+            </w:r>
+          </w:p>
+        </w:tc>
+        <w:tc>
+          <w:tcPr/>
+          <w:p>
+            <w:pPr>
+              <w:spacing w:lineRule="auto"/>
+            </w:pPr>
+            <w:r>
+              <w:rPr/>
+              <w:t xml:space="preserve">Mermaid</w:t>
+            </w:r>
+          </w:p>
+        </w:tc>
+        <w:tc>
+          <w:tcPr/>
+          <w:p>
+            <w:pPr>
+              <w:spacing w:lineRule="auto"/>
+            </w:pPr>
+            <w:r>
+              <w:rPr/>
+              <w:t xml:space="preserve">Use-case, class, DFD (L0–L2), ERD, sequence diagrams</w:t>
             </w:r>
           </w:p>
         </w:tc>
@@ -1438,6 +1427,123 @@
               <w:rPr>
                 <w:b/>
               </w:rPr>
+              <w:t xml:space="preserve">Version control</w:t>
+            </w:r>
+          </w:p>
+        </w:tc>
+        <w:tc>
+          <w:tcPr/>
+          <w:p>
+            <w:pPr>
+              <w:spacing w:lineRule="auto"/>
+            </w:pPr>
+            <w:r>
+              <w:rPr/>
+              <w:t xml:space="preserve">Git + GitHub</w:t>
+            </w:r>
+          </w:p>
+        </w:tc>
+        <w:tc>
+          <w:tcPr/>
+          <w:p>
+            <w:pPr>
+              <w:spacing w:lineRule="auto"/>
+            </w:pPr>
+            <w:r>
+              <w:rPr/>
+              <w:t xml:space="preserve">Feature-branch iterative workflow, </w:t>
+            </w:r>
+          </w:p>
+          <w:p>
+            <w:pPr>
+              <w:spacing w:lineRule="auto"/>
+            </w:pPr>
+            <w:r>
+              <w:rPr>
+                <w:highlight w:val="lightGray"/>
+              </w:rPr>
+              <w:t xml:space="preserve">main</w:t>
+            </w:r>
+          </w:p>
+          <w:p>
+            <w:pPr>
+              <w:spacing w:lineRule="auto"/>
+            </w:pPr>
+            <w:r>
+              <w:rPr/>
+              <w:t xml:space="preserve"> kept deploy-free and always green</w:t>
+            </w:r>
+          </w:p>
+        </w:tc>
+      </w:tr>
+      <w:tr>
+        <w:trPr>
+          <w:cantSplit/>
+        </w:trPr>
+        <w:tc>
+          <w:tcPr/>
+          <w:p>
+            <w:pPr>
+              <w:spacing w:lineRule="auto"/>
+            </w:pPr>
+            <w:r>
+              <w:rPr>
+                <w:b/>
+              </w:rPr>
+              <w:t xml:space="preserve">CI</w:t>
+            </w:r>
+          </w:p>
+        </w:tc>
+        <w:tc>
+          <w:tcPr/>
+          <w:p>
+            <w:pPr>
+              <w:spacing w:lineRule="auto"/>
+            </w:pPr>
+            <w:r>
+              <w:rPr/>
+              <w:t xml:space="preserve">GitHub Actions</w:t>
+            </w:r>
+          </w:p>
+        </w:tc>
+        <w:tc>
+          <w:tcPr/>
+          <w:p>
+            <w:pPr>
+              <w:spacing w:lineRule="auto"/>
+            </w:pPr>
+            <w:r>
+              <w:rPr>
+                <w:highlight w:val="lightGray"/>
+              </w:rPr>
+              <w:t xml:space="preserve">.github/workflows/main.yml</w:t>
+            </w:r>
+          </w:p>
+          <w:p>
+            <w:pPr>
+              <w:spacing w:lineRule="auto"/>
+            </w:pPr>
+            <w:r>
+              <w:rPr/>
+              <w:t xml:space="preserve"> — DB service, schema push, seed, unit + e2e tests, production build</w:t>
+            </w:r>
+          </w:p>
+        </w:tc>
+      </w:tr>
+      <w:tr>
+        <w:trPr>
+          <w:cantSplit/>
+        </w:trPr>
+        <w:tc>
+          <w:tcPr/>
+          <w:p>
+            <w:pPr>
+              <w:spacing w:lineRule="auto"/>
+            </w:pPr>
+            <w:r>
+              <w:rPr>
+                <w:b/>
+              </w:rPr>
               <w:t xml:space="preserve">Dev environment</w:t>
             </w:r>
           </w:p>
@@ -1494,278 +1600,54 @@
       </w:pPr>
       <w:r>
         <w:rPr/>
-        <w:t xml:space="preserve">Development process</w:t>
-      </w:r>
-    </w:p>
-    <w:p>
-      <w:pPr>
-        <w:spacing w:lineRule="auto"/>
-      </w:pPr>
-      <w:r>
-        <w:rPr/>
-        <w:t xml:space="preserve">The project followed an </w:t>
+        <w:t xml:space="preserve">4.1 CASE tools</w:t>
+      </w:r>
+    </w:p>
+    <w:p>
+      <w:pPr>
+        <w:spacing w:lineRule="auto"/>
+      </w:pPr>
+      <w:r>
+        <w:rPr/>
+        <w:t xml:space="preserve">All models are authored in </w:t>
       </w:r>
       <w:r>
         <w:rPr>
           <w:b/>
         </w:rPr>
-        <w:t xml:space="preserve">iterative, feature-branch workflow</w:t>
-      </w:r>
-      <w:r>
-        <w:rPr/>
-        <w:t xml:space="preserve"> on Git/GitHub: each capability (auth, directory, booking engine, lifecycle, notes, admin CRUD) was developed and verified before the next. Every push runs the GitHub Actions pipeline, which spins up a PostgreSQL service, pushes the Prisma schema, seeds demo data, runs the unit and end-to-end suites, and builds the production frontend bundle — so </w:t>
-      </w:r>
-      <w:r>
-        <w:rPr/>
-        <w:t xml:space="preserve">main</w:t>
-      </w:r>
-      <w:r>
-        <w:rPr/>
-        <w:t xml:space="preserve"> is always in a known-good, test-passing state.</w:t>
-      </w:r>
-    </w:p>
-    <w:p>
-      <w:pPr>
-        <w:pStyle w:val="Heading2"/>
-        <w:spacing w:lineRule="auto"/>
-      </w:pPr>
-      <w:r>
-        <w:rPr/>
-        <w:t xml:space="preserve">5. Requirements</w:t>
-      </w:r>
-    </w:p>
-    <w:p>
-      <w:pPr>
-        <w:pStyle w:val="Heading3"/>
-        <w:spacing w:lineRule="auto"/>
-      </w:pPr>
-      <w:r>
-        <w:rPr/>
-        <w:t xml:space="preserve">5.1 User Requirements</w:t>
-      </w:r>
-    </w:p>
-    <w:p>
-      <w:pPr>
-        <w:numPr>
-          <w:ilvl w:val="0"/>
-          <w:numId w:val="2"/>
-        </w:numPr>
-        <w:spacing w:lineRule="auto"/>
-      </w:pPr>
-      <w:r>
-        <w:rPr>
-          <w:b/>
-        </w:rPr>
-        <w:t xml:space="preserve">Patients</w:t>
-      </w:r>
-      <w:r>
-        <w:rPr/>
-        <w:t xml:space="preserve"> must be able to register, sign in, search for doctors, see which time slots are actually available, book a slot with their symptoms, and later reschedule or cancel it within policy. They must be able to read their own appointment history and any consultation record left by the doctor, and to keep their own profile up to date.</w:t>
-      </w:r>
-    </w:p>
-    <w:p>
-      <w:pPr>
-        <w:numPr>
-          <w:ilvl w:val="0"/>
-          <w:numId w:val="2"/>
-        </w:numPr>
-        <w:spacing w:lineRule="auto"/>
-      </w:pPr>
-      <w:r>
-        <w:rPr>
-          <w:b/>
-        </w:rPr>
-        <w:t xml:space="preserve">Doctors</w:t>
-      </w:r>
-      <w:r>
-        <w:rPr/>
-        <w:t xml:space="preserve"> must be able to sign in, see their consultation queue by day, week, or month, confirm or complete visits, cancel when necessary, and record a diagnosis, prescription, and notes — editable for a limited time after the visit. They must be able to manage their own weekly schedule, fee, and leave/availability.</w:t>
-      </w:r>
-    </w:p>
-    <w:p>
-      <w:pPr>
-        <w:numPr>
-          <w:ilvl w:val="0"/>
-          <w:numId w:val="2"/>
-        </w:numPr>
-        <w:spacing w:lineRule="auto"/>
-      </w:pPr>
-      <w:r>
-        <w:rPr>
-          <w:b/>
-        </w:rPr>
-        <w:t xml:space="preserve">Administrators</w:t>
-      </w:r>
-      <w:r>
-        <w:rPr/>
-        <w:t xml:space="preserve"> must be able to create and edit doctor profiles, deactivate or reactivate doctors and patients (soft delete), browse the whole hospital appointment ledger, and correct or purge misfiled medical records.</w:t>
-      </w:r>
-    </w:p>
-    <w:p>
-      <w:pPr>
-        <w:pStyle w:val="Heading3"/>
-        <w:spacing w:lineRule="auto"/>
-      </w:pPr>
-      <w:r>
-        <w:rPr/>
-        <w:t xml:space="preserve">5.2 System Requirements</w:t>
-      </w:r>
-    </w:p>
-    <w:p>
-      <w:pPr>
-        <w:spacing w:lineRule="auto"/>
-      </w:pPr>
-      <w:r>
-        <w:rPr>
-          <w:b/>
-        </w:rPr>
-        <w:t xml:space="preserve">Software environment</w:t>
-      </w:r>
-    </w:p>
-    <w:p>
-      <w:pPr>
-        <w:numPr>
-          <w:ilvl w:val="0"/>
-          <w:numId w:val="3"/>
-        </w:numPr>
-        <w:spacing w:lineRule="auto"/>
-      </w:pPr>
-      <w:r>
-        <w:rPr/>
-        <w:t xml:space="preserve">Node.js 20 or newer and npm.</w:t>
-      </w:r>
-    </w:p>
-    <w:p>
-      <w:pPr>
-        <w:numPr>
-          <w:ilvl w:val="0"/>
-          <w:numId w:val="3"/>
-        </w:numPr>
-        <w:spacing w:lineRule="auto"/>
-      </w:pPr>
-      <w:r>
-        <w:rPr/>
-        <w:t xml:space="preserve">A local PostgreSQL database.</w:t>
-      </w:r>
-    </w:p>
-    <w:p>
-      <w:pPr>
-        <w:numPr>
-          <w:ilvl w:val="0"/>
-          <w:numId w:val="3"/>
-        </w:numPr>
-        <w:spacing w:lineRule="auto"/>
-      </w:pPr>
-      <w:r>
-        <w:rPr/>
-        <w:t xml:space="preserve">A modern web browser for the SPA.</w:t>
-      </w:r>
-    </w:p>
-    <w:p>
-      <w:pPr>
-        <w:numPr>
-          <w:ilvl w:val="0"/>
-          <w:numId w:val="3"/>
-        </w:numPr>
-        <w:spacing w:lineRule="auto"/>
-      </w:pPr>
-      <w:r>
-        <w:rPr/>
-        <w:t xml:space="preserve">Optional: a Redis instance, an SMTP account — the system runs fully without either.</w:t>
-      </w:r>
-    </w:p>
-    <w:p>
-      <w:pPr>
-        <w:spacing w:lineRule="auto"/>
-      </w:pPr>
-      <w:r>
-        <w:rPr>
-          <w:b/>
-        </w:rPr>
-        <w:t xml:space="preserve">System-level capabilities</w:t>
-      </w:r>
-    </w:p>
-    <w:p>
-      <w:pPr>
-        <w:numPr>
-          <w:ilvl w:val="0"/>
-          <w:numId w:val="4"/>
-        </w:numPr>
-        <w:spacing w:lineRule="auto"/>
-      </w:pPr>
-      <w:r>
-        <w:rPr/>
-        <w:t xml:space="preserve">Serve a REST API over HTTP with JSON payloads.</w:t>
-      </w:r>
-    </w:p>
-    <w:p>
-      <w:pPr>
-        <w:numPr>
-          <w:ilvl w:val="0"/>
-          <w:numId w:val="4"/>
-        </w:numPr>
-        <w:spacing w:lineRule="auto"/>
-      </w:pPr>
-      <w:r>
-        <w:rPr/>
-        <w:t xml:space="preserve">Persist all state in PostgreSQL with referential integrity (foreign keys, enums, cascades) and a concurrency-safe unique constraint on live slots.</w:t>
-      </w:r>
-    </w:p>
-    <w:p>
-      <w:pPr>
-        <w:numPr>
-          <w:ilvl w:val="0"/>
-          <w:numId w:val="4"/>
-        </w:numPr>
-        <w:spacing w:lineRule="auto"/>
-      </w:pPr>
-      <w:r>
-        <w:rPr/>
-        <w:t xml:space="preserve">Authenticate every protected request via a signed JWT and enforce role-based authorisation before any controller logic runs.</w:t>
-      </w:r>
-    </w:p>
-    <w:p>
-      <w:pPr>
-        <w:numPr>
-          <w:ilvl w:val="0"/>
-          <w:numId w:val="4"/>
-        </w:numPr>
-        <w:spacing w:lineRule="auto"/>
-      </w:pPr>
-      <w:r>
-        <w:rPr/>
-        <w:t xml:space="preserve">Degrade gracefully: if Redis, Socket.IO, or SMTP are unavailable, core booking behaviour is unaffected (</w:t>
-      </w:r>
-      <w:r>
-        <w:rPr>
-          <w:b/>
-        </w:rPr>
-        <w:t xml:space="preserve">fail-open</w:t>
-      </w:r>
-      <w:r>
-        <w:rPr/>
-        <w:t xml:space="preserve"> design).</w:t>
-      </w:r>
-    </w:p>
-    <w:p>
-      <w:pPr>
-        <w:pStyle w:val="Heading3"/>
-        <w:spacing w:lineRule="auto"/>
-      </w:pPr>
-      <w:r>
-        <w:rPr/>
-        <w:t xml:space="preserve">5.3 Functional Requirements (CRUD per module)</w:t>
-      </w:r>
-    </w:p>
-    <w:p>
-      <w:pPr>
-        <w:spacing w:lineRule="auto"/>
-      </w:pPr>
-      <w:r>
-        <w:rPr>
-          <w:b/>
-        </w:rPr>
-        <w:t xml:space="preserve">Module A — Patient Management</w:t>
+        <w:t xml:space="preserve">Mermaid</w:t>
+      </w:r>
+      <w:r>
+        <w:rPr/>
+        <w:t xml:space="preserve"> inside </w:t>
+      </w:r>
+      <w:r>
+        <w:rPr/>
+        <w:t xml:space="preserve">docs/</w:t>
+      </w:r>
+      <w:r>
+        <w:rPr/>
+        <w:t xml:space="preserve"> and rendered automatically by GitHub; </w:t>
+      </w:r>
+      <w:hyperlink r:id="rId6">
+        <w:r>
+          <w:rPr>
+            <w:rStyle w:val="Hyperlink"/>
+          </w:rPr>
+          <w:t xml:space="preserve">docs/build-docx.mjs</w:t>
+        </w:r>
+      </w:hyperlink>
+      <w:r>
+        <w:rPr/>
+        <w:t xml:space="preserve"> rasterises the same sources to PNG via </w:t>
+      </w:r>
+      <w:r>
+        <w:rPr/>
+        <w:t xml:space="preserve">mermaid-cli</w:t>
+      </w:r>
+      <w:r>
+        <w:rPr/>
+        <w:t xml:space="preserve"> for the submitted Word document, so the report and the diagrams can never drift apart.</w:t>
       </w:r>
     </w:p>
     <w:tbl>
@@ -1795,31 +1677,31 @@
             </w:pPr>
             <w:r>
               <w:rPr/>
-              <w:t xml:space="preserve">CRUD</w:t>
-            </w:r>
-          </w:p>
-        </w:tc>
-        <w:tc>
-          <w:tcPr/>
-          <w:p>
-            <w:pPr>
-              <w:spacing w:lineRule="auto"/>
-            </w:pPr>
-            <w:r>
-              <w:rPr/>
-              <w:t xml:space="preserve">Requirement</w:t>
-            </w:r>
-          </w:p>
-        </w:tc>
-        <w:tc>
-          <w:tcPr/>
-          <w:p>
-            <w:pPr>
-              <w:spacing w:lineRule="auto"/>
-            </w:pPr>
-            <w:r>
-              <w:rPr/>
-              <w:t xml:space="preserve">Endpoint</w:t>
+              <w:t xml:space="preserve">Artefact</w:t>
+            </w:r>
+          </w:p>
+        </w:tc>
+        <w:tc>
+          <w:tcPr/>
+          <w:p>
+            <w:pPr>
+              <w:spacing w:lineRule="auto"/>
+            </w:pPr>
+            <w:r>
+              <w:rPr/>
+              <w:t xml:space="preserve">Source</w:t>
+            </w:r>
+          </w:p>
+        </w:tc>
+        <w:tc>
+          <w:tcPr/>
+          <w:p>
+            <w:pPr>
+              <w:spacing w:lineRule="auto"/>
+            </w:pPr>
+            <w:r>
+              <w:rPr/>
+              <w:t xml:space="preserve">Type</w:t>
             </w:r>
           </w:p>
         </w:tc>
@@ -1841,24 +1723,37 @@
             </w:pPr>
             <w:r>
               <w:rPr/>
-              <w:t xml:space="preserve">Create</w:t>
-            </w:r>
-          </w:p>
-        </w:tc>
-        <w:tc>
-          <w:tcPr/>
-          <w:p>
-            <w:pPr>
-              <w:spacing w:lineRule="auto"/>
-            </w:pPr>
-            <w:r>
-              <w:rPr/>
-              <w:t xml:space="preserve">Register profile (name, email, password, phone, age, gender, address, emergency contact)</w:t>
-            </w:r>
-          </w:p>
-        </w:tc>
-        <w:tc>
-          <w:tcPr/>
+              <w:t xml:space="preserve">Use-case model</w:t>
+            </w:r>
+          </w:p>
+        </w:tc>
+        <w:tc>
+          <w:tcPr/>
+          <w:p>
+            <w:pPr>
+              <w:spacing w:lineRule="auto"/>
+            </w:pPr>
+            <w:hyperlink r:id="rId7">
+              <w:r>
+                <w:rPr>
+                  <w:rStyle w:val="Hyperlink"/>
+                </w:rPr>
+                <w:t xml:space="preserve">use-case.md</w:t>
+              </w:r>
+            </w:hyperlink>
+          </w:p>
+        </w:tc>
+        <w:tc>
+          <w:tcPr/>
+          <w:p>
+            <w:pPr>
+              <w:spacing w:lineRule="auto"/>
+            </w:pPr>
+            <w:r>
+              <w:rPr/>
+              <w:t xml:space="preserve">UML use case (actors, </w:t>
+            </w:r>
+          </w:p>
           <w:p>
             <w:pPr>
               <w:spacing w:lineRule="auto"/>
@@ -1867,7 +1762,16 @@
               <w:rPr>
                 <w:highlight w:val="lightGray"/>
               </w:rPr>
-              <w:t xml:space="preserve">POST /api/auth/register</w:t>
+              <w:t xml:space="preserve">«include»</w:t>
+            </w:r>
+          </w:p>
+          <w:p>
+            <w:pPr>
+              <w:spacing w:lineRule="auto"/>
+            </w:pPr>
+            <w:r>
+              <w:rPr/>
+              <w:t xml:space="preserve"> relations)</w:t>
             </w:r>
           </w:p>
         </w:tc>
@@ -1884,53 +1788,35 @@
             </w:pPr>
             <w:r>
               <w:rPr/>
-              <w:t xml:space="preserve">Read</w:t>
-            </w:r>
-          </w:p>
-        </w:tc>
-        <w:tc>
-          <w:tcPr/>
-          <w:p>
-            <w:pPr>
-              <w:spacing w:lineRule="auto"/>
-            </w:pPr>
-            <w:r>
-              <w:rPr/>
-              <w:t xml:space="preserve">View own profile; own appointment &amp; consultation history</w:t>
-            </w:r>
-          </w:p>
-        </w:tc>
-        <w:tc>
-          <w:tcPr/>
-          <w:p>
-            <w:pPr>
-              <w:spacing w:lineRule="auto"/>
-            </w:pPr>
-            <w:r>
-              <w:rPr>
-                <w:highlight w:val="lightGray"/>
-              </w:rPr>
-              <w:t xml:space="preserve">GET /api/patients/:id</w:t>
-            </w:r>
-          </w:p>
-          <w:p>
-            <w:pPr>
-              <w:spacing w:lineRule="auto"/>
-            </w:pPr>
-            <w:r>
-              <w:rPr/>
-              <w:t xml:space="preserve">, </w:t>
-            </w:r>
-          </w:p>
-          <w:p>
-            <w:pPr>
-              <w:spacing w:lineRule="auto"/>
-            </w:pPr>
-            <w:r>
-              <w:rPr>
-                <w:highlight w:val="lightGray"/>
-              </w:rPr>
-              <w:t xml:space="preserve">GET /api/appointments/my</w:t>
+              <w:t xml:space="preserve">Object model</w:t>
+            </w:r>
+          </w:p>
+        </w:tc>
+        <w:tc>
+          <w:tcPr/>
+          <w:p>
+            <w:pPr>
+              <w:spacing w:lineRule="auto"/>
+            </w:pPr>
+            <w:hyperlink r:id="rId8">
+              <w:r>
+                <w:rPr>
+                  <w:rStyle w:val="Hyperlink"/>
+                </w:rPr>
+                <w:t xml:space="preserve">class-diagram.md</w:t>
+              </w:r>
+            </w:hyperlink>
+          </w:p>
+        </w:tc>
+        <w:tc>
+          <w:tcPr/>
+          <w:p>
+            <w:pPr>
+              <w:spacing w:lineRule="auto"/>
+            </w:pPr>
+            <w:r>
+              <w:rPr/>
+              <w:t xml:space="preserve">UML class diagram + domain service</w:t>
             </w:r>
           </w:p>
         </w:tc>
@@ -1947,33 +1833,35 @@
             </w:pPr>
             <w:r>
               <w:rPr/>
-              <w:t xml:space="preserve">Update</w:t>
-            </w:r>
-          </w:p>
-        </w:tc>
-        <w:tc>
-          <w:tcPr/>
-          <w:p>
-            <w:pPr>
-              <w:spacing w:lineRule="auto"/>
-            </w:pPr>
-            <w:r>
-              <w:rPr/>
-              <w:t xml:space="preserve">Edit contact info, address, emergency contact</w:t>
-            </w:r>
-          </w:p>
-        </w:tc>
-        <w:tc>
-          <w:tcPr/>
-          <w:p>
-            <w:pPr>
-              <w:spacing w:lineRule="auto"/>
-            </w:pPr>
-            <w:r>
-              <w:rPr>
-                <w:highlight w:val="lightGray"/>
-              </w:rPr>
-              <w:t xml:space="preserve">PATCH /api/patients/:id</w:t>
+              <w:t xml:space="preserve">Behaviour</w:t>
+            </w:r>
+          </w:p>
+        </w:tc>
+        <w:tc>
+          <w:tcPr/>
+          <w:p>
+            <w:pPr>
+              <w:spacing w:lineRule="auto"/>
+            </w:pPr>
+            <w:hyperlink r:id="rId9">
+              <w:r>
+                <w:rPr>
+                  <w:rStyle w:val="Hyperlink"/>
+                </w:rPr>
+                <w:t xml:space="preserve">sequence-diagrams.md</w:t>
+              </w:r>
+            </w:hyperlink>
+          </w:p>
+        </w:tc>
+        <w:tc>
+          <w:tcPr/>
+          <w:p>
+            <w:pPr>
+              <w:spacing w:lineRule="auto"/>
+            </w:pPr>
+            <w:r>
+              <w:rPr/>
+              <w:t xml:space="preserve">UML sequence (book / confirm / cancel / notes)</w:t>
             </w:r>
           </w:p>
         </w:tc>
@@ -1990,42 +1878,124 @@
             </w:pPr>
             <w:r>
               <w:rPr/>
-              <w:t xml:space="preserve">Delete</w:t>
-            </w:r>
-          </w:p>
-        </w:tc>
-        <w:tc>
-          <w:tcPr/>
-          <w:p>
-            <w:pPr>
-              <w:spacing w:lineRule="auto"/>
-            </w:pPr>
-            <w:r>
-              <w:rPr/>
-              <w:t xml:space="preserve">Soft-delete / deactivate account (records preserved)</w:t>
-            </w:r>
-          </w:p>
-        </w:tc>
-        <w:tc>
-          <w:tcPr/>
-          <w:p>
-            <w:pPr>
-              <w:spacing w:lineRule="auto"/>
-            </w:pPr>
-            <w:r>
-              <w:rPr>
-                <w:highlight w:val="lightGray"/>
-              </w:rPr>
-              <w:t xml:space="preserve">DELETE /api/patients/:id</w:t>
-            </w:r>
-          </w:p>
-          <w:p>
-            <w:pPr>
-              <w:spacing w:lineRule="auto"/>
-            </w:pPr>
-            <w:r>
-              <w:rPr/>
-              <w:t xml:space="preserve"> (admin)</w:t>
+              <w:t xml:space="preserve">Data flow</w:t>
+            </w:r>
+          </w:p>
+        </w:tc>
+        <w:tc>
+          <w:tcPr/>
+          <w:p>
+            <w:pPr>
+              <w:spacing w:lineRule="auto"/>
+            </w:pPr>
+            <w:hyperlink r:id="rId10">
+              <w:r>
+                <w:rPr>
+                  <w:rStyle w:val="Hyperlink"/>
+                </w:rPr>
+                <w:t xml:space="preserve">dfd-context.md</w:t>
+              </w:r>
+            </w:hyperlink>
+          </w:p>
+          <w:p>
+            <w:pPr>
+              <w:spacing w:lineRule="auto"/>
+            </w:pPr>
+            <w:r>
+              <w:rPr/>
+              <w:t xml:space="preserve">, </w:t>
+            </w:r>
+          </w:p>
+          <w:p>
+            <w:pPr>
+              <w:spacing w:lineRule="auto"/>
+            </w:pPr>
+            <w:hyperlink r:id="rId11">
+              <w:r>
+                <w:rPr>
+                  <w:rStyle w:val="Hyperlink"/>
+                </w:rPr>
+                <w:t xml:space="preserve">dfd-level1.md</w:t>
+              </w:r>
+            </w:hyperlink>
+          </w:p>
+          <w:p>
+            <w:pPr>
+              <w:spacing w:lineRule="auto"/>
+            </w:pPr>
+            <w:r>
+              <w:rPr/>
+              <w:t xml:space="preserve">, </w:t>
+            </w:r>
+          </w:p>
+          <w:p>
+            <w:pPr>
+              <w:spacing w:lineRule="auto"/>
+            </w:pPr>
+            <w:hyperlink r:id="rId12">
+              <w:r>
+                <w:rPr>
+                  <w:rStyle w:val="Hyperlink"/>
+                </w:rPr>
+                <w:t xml:space="preserve">dfd-level2-booking.md</w:t>
+              </w:r>
+            </w:hyperlink>
+          </w:p>
+        </w:tc>
+        <w:tc>
+          <w:tcPr/>
+          <w:p>
+            <w:pPr>
+              <w:spacing w:lineRule="auto"/>
+            </w:pPr>
+            <w:r>
+              <w:rPr/>
+              <w:t xml:space="preserve">Gane–Sarson DFD L0, L1, L2</w:t>
+            </w:r>
+          </w:p>
+        </w:tc>
+      </w:tr>
+      <w:tr>
+        <w:trPr>
+          <w:cantSplit/>
+        </w:trPr>
+        <w:tc>
+          <w:tcPr/>
+          <w:p>
+            <w:pPr>
+              <w:spacing w:lineRule="auto"/>
+            </w:pPr>
+            <w:r>
+              <w:rPr/>
+              <w:t xml:space="preserve">Data model</w:t>
+            </w:r>
+          </w:p>
+        </w:tc>
+        <w:tc>
+          <w:tcPr/>
+          <w:p>
+            <w:pPr>
+              <w:spacing w:lineRule="auto"/>
+            </w:pPr>
+            <w:hyperlink r:id="rId13">
+              <w:r>
+                <w:rPr>
+                  <w:rStyle w:val="Hyperlink"/>
+                </w:rPr>
+                <w:t xml:space="preserve">erd.md</w:t>
+              </w:r>
+            </w:hyperlink>
+          </w:p>
+        </w:tc>
+        <w:tc>
+          <w:tcPr/>
+          <w:p>
+            <w:pPr>
+              <w:spacing w:lineRule="auto"/>
+            </w:pPr>
+            <w:r>
+              <w:rPr/>
+              <w:t xml:space="preserve">ERD with cardinality and the partial unique index</w:t>
             </w:r>
           </w:p>
         </w:tc>
@@ -2041,13 +2011,283 @@
     </w:p>
     <w:p>
       <w:pPr>
-        <w:spacing w:lineRule="auto"/>
-      </w:pPr>
+        <w:pStyle w:val="Heading3"/>
+        <w:spacing w:lineRule="auto"/>
+      </w:pPr>
+      <w:r>
+        <w:rPr/>
+        <w:t xml:space="preserve">4.2 Development process</w:t>
+      </w:r>
+    </w:p>
+    <w:p>
+      <w:pPr>
+        <w:spacing w:lineRule="auto"/>
+      </w:pPr>
+      <w:r>
+        <w:rPr/>
+        <w:t xml:space="preserve">The project followed an </w:t>
+      </w:r>
       <w:r>
         <w:rPr>
           <w:b/>
         </w:rPr>
-        <w:t xml:space="preserve">Module B — Doctor &amp; Schedule Management</w:t>
+        <w:t xml:space="preserve">iterative, feature-branch workflow</w:t>
+      </w:r>
+      <w:r>
+        <w:rPr/>
+        <w:t xml:space="preserve"> on Git/GitHub: each capability (auth, directory, booking engine, lifecycle, notes, admin CRUD) was developed and verified before the next. Every push runs the GitHub Actions pipeline, which spins up a PostgreSQL service, pushes the Prisma schema, seeds demo data, runs the unit and end-to-end suites, and builds the production frontend bundle — so </w:t>
+      </w:r>
+      <w:r>
+        <w:rPr/>
+        <w:t xml:space="preserve">main</w:t>
+      </w:r>
+      <w:r>
+        <w:rPr/>
+        <w:t xml:space="preserve"> is always in a known-good, test-passing state.</w:t>
+      </w:r>
+    </w:p>
+    <w:p>
+      <w:pPr>
+        <w:pStyle w:val="Heading2"/>
+        <w:spacing w:lineRule="auto"/>
+      </w:pPr>
+      <w:r>
+        <w:rPr/>
+        <w:t xml:space="preserve">5. Requirements</w:t>
+      </w:r>
+    </w:p>
+    <w:p>
+      <w:pPr>
+        <w:pStyle w:val="Heading3"/>
+        <w:spacing w:lineRule="auto"/>
+      </w:pPr>
+      <w:r>
+        <w:rPr/>
+        <w:t xml:space="preserve">5.1 User Requirements</w:t>
+      </w:r>
+    </w:p>
+    <w:p>
+      <w:pPr>
+        <w:numPr>
+          <w:ilvl w:val="0"/>
+          <w:numId w:val="2"/>
+        </w:numPr>
+        <w:spacing w:lineRule="auto"/>
+      </w:pPr>
+      <w:r>
+        <w:rPr>
+          <w:b/>
+        </w:rPr>
+        <w:t xml:space="preserve">Patients</w:t>
+      </w:r>
+      <w:r>
+        <w:rPr/>
+        <w:t xml:space="preserve"> must be able to register, sign in, search for doctors, see which time slots are actually available, book a slot with their symptoms, and later reschedule or cancel it within policy. They must be able to read their own appointment history and any consultation record left by the doctor, and to keep their own profile up to date.</w:t>
+      </w:r>
+    </w:p>
+    <w:p>
+      <w:pPr>
+        <w:numPr>
+          <w:ilvl w:val="0"/>
+          <w:numId w:val="2"/>
+        </w:numPr>
+        <w:spacing w:lineRule="auto"/>
+      </w:pPr>
+      <w:r>
+        <w:rPr>
+          <w:b/>
+        </w:rPr>
+        <w:t xml:space="preserve">Doctors</w:t>
+      </w:r>
+      <w:r>
+        <w:rPr/>
+        <w:t xml:space="preserve"> must be able to sign in, see their consultation queue by day, week, or month, confirm or complete visits, cancel when necessary, and record a diagnosis, prescription, and notes — editable for a limited time after the visit. They must be able to manage their own weekly schedule, fee, and leave/availability.</w:t>
+      </w:r>
+    </w:p>
+    <w:p>
+      <w:pPr>
+        <w:numPr>
+          <w:ilvl w:val="0"/>
+          <w:numId w:val="2"/>
+        </w:numPr>
+        <w:spacing w:lineRule="auto"/>
+      </w:pPr>
+      <w:r>
+        <w:rPr>
+          <w:b/>
+        </w:rPr>
+        <w:t xml:space="preserve">Administrators</w:t>
+      </w:r>
+      <w:r>
+        <w:rPr/>
+        <w:t xml:space="preserve"> must be able to create and edit doctor profiles, deactivate or reactivate doctors and patients (soft delete), browse the whole hospital appointment ledger, and correct or purge misfiled medical records.</w:t>
+      </w:r>
+    </w:p>
+    <w:p>
+      <w:pPr>
+        <w:pStyle w:val="Heading3"/>
+        <w:spacing w:lineRule="auto"/>
+      </w:pPr>
+      <w:r>
+        <w:rPr/>
+        <w:t xml:space="preserve">5.2 System Requirements</w:t>
+      </w:r>
+    </w:p>
+    <w:p>
+      <w:pPr>
+        <w:spacing w:lineRule="auto"/>
+      </w:pPr>
+      <w:r>
+        <w:rPr>
+          <w:b/>
+        </w:rPr>
+        <w:t xml:space="preserve">Software environment</w:t>
+      </w:r>
+    </w:p>
+    <w:p>
+      <w:pPr>
+        <w:numPr>
+          <w:ilvl w:val="0"/>
+          <w:numId w:val="3"/>
+        </w:numPr>
+        <w:spacing w:lineRule="auto"/>
+      </w:pPr>
+      <w:r>
+        <w:rPr/>
+        <w:t xml:space="preserve">Node.js 20 or newer and npm.</w:t>
+      </w:r>
+    </w:p>
+    <w:p>
+      <w:pPr>
+        <w:numPr>
+          <w:ilvl w:val="0"/>
+          <w:numId w:val="3"/>
+        </w:numPr>
+        <w:spacing w:lineRule="auto"/>
+      </w:pPr>
+      <w:r>
+        <w:rPr/>
+        <w:t xml:space="preserve">A local PostgreSQL database.</w:t>
+      </w:r>
+    </w:p>
+    <w:p>
+      <w:pPr>
+        <w:numPr>
+          <w:ilvl w:val="0"/>
+          <w:numId w:val="3"/>
+        </w:numPr>
+        <w:spacing w:lineRule="auto"/>
+      </w:pPr>
+      <w:r>
+        <w:rPr/>
+        <w:t xml:space="preserve">A modern web browser for the SPA.</w:t>
+      </w:r>
+    </w:p>
+    <w:p>
+      <w:pPr>
+        <w:numPr>
+          <w:ilvl w:val="0"/>
+          <w:numId w:val="3"/>
+        </w:numPr>
+        <w:spacing w:lineRule="auto"/>
+      </w:pPr>
+      <w:r>
+        <w:rPr/>
+        <w:t xml:space="preserve">Optional: a Redis instance, an SMTP account — the system runs fully without either.</w:t>
+      </w:r>
+    </w:p>
+    <w:p>
+      <w:pPr>
+        <w:spacing w:lineRule="auto"/>
+      </w:pPr>
+      <w:r>
+        <w:rPr>
+          <w:b/>
+        </w:rPr>
+        <w:t xml:space="preserve">System-level capabilities</w:t>
+      </w:r>
+    </w:p>
+    <w:p>
+      <w:pPr>
+        <w:numPr>
+          <w:ilvl w:val="0"/>
+          <w:numId w:val="4"/>
+        </w:numPr>
+        <w:spacing w:lineRule="auto"/>
+      </w:pPr>
+      <w:r>
+        <w:rPr/>
+        <w:t xml:space="preserve">Serve a REST API over HTTP with JSON payloads.</w:t>
+      </w:r>
+    </w:p>
+    <w:p>
+      <w:pPr>
+        <w:numPr>
+          <w:ilvl w:val="0"/>
+          <w:numId w:val="4"/>
+        </w:numPr>
+        <w:spacing w:lineRule="auto"/>
+      </w:pPr>
+      <w:r>
+        <w:rPr/>
+        <w:t xml:space="preserve">Persist all state in PostgreSQL with referential integrity (foreign keys, enums, cascades) and a concurrency-safe unique constraint on live slots.</w:t>
+      </w:r>
+    </w:p>
+    <w:p>
+      <w:pPr>
+        <w:numPr>
+          <w:ilvl w:val="0"/>
+          <w:numId w:val="4"/>
+        </w:numPr>
+        <w:spacing w:lineRule="auto"/>
+      </w:pPr>
+      <w:r>
+        <w:rPr/>
+        <w:t xml:space="preserve">Authenticate every protected request via a signed JWT and enforce role-based authorisation before any controller logic runs.</w:t>
+      </w:r>
+    </w:p>
+    <w:p>
+      <w:pPr>
+        <w:numPr>
+          <w:ilvl w:val="0"/>
+          <w:numId w:val="4"/>
+        </w:numPr>
+        <w:spacing w:lineRule="auto"/>
+      </w:pPr>
+      <w:r>
+        <w:rPr/>
+        <w:t xml:space="preserve">Degrade gracefully: if Redis, Socket.IO, or SMTP are unavailable, core booking behaviour is unaffected (</w:t>
+      </w:r>
+      <w:r>
+        <w:rPr>
+          <w:b/>
+        </w:rPr>
+        <w:t xml:space="preserve">fail-open</w:t>
+      </w:r>
+      <w:r>
+        <w:rPr/>
+        <w:t xml:space="preserve"> design).</w:t>
+      </w:r>
+    </w:p>
+    <w:p>
+      <w:pPr>
+        <w:pStyle w:val="Heading3"/>
+        <w:spacing w:lineRule="auto"/>
+      </w:pPr>
+      <w:r>
+        <w:rPr/>
+        <w:t xml:space="preserve">5.3 Functional Requirements (CRUD per module)</w:t>
+      </w:r>
+    </w:p>
+    <w:p>
+      <w:pPr>
+        <w:spacing w:lineRule="auto"/>
+      </w:pPr>
+      <w:r>
+        <w:rPr>
+          <w:b/>
+        </w:rPr>
+        <w:t xml:space="preserve">Module A — Patient Management</w:t>
       </w:r>
     </w:p>
     <w:tbl>
@@ -2135,7 +2375,7 @@
             </w:pPr>
             <w:r>
               <w:rPr/>
-              <w:t xml:space="preserve">Admin creates doctor account + profile (specialisation, qualification, fee, weekly blocks)</w:t>
+              <w:t xml:space="preserve">Register profile (name, email, password, phone, age, gender, address, emergency contact)</w:t>
             </w:r>
           </w:p>
         </w:tc>
@@ -2149,16 +2389,7 @@
               <w:rPr>
                 <w:highlight w:val="lightGray"/>
               </w:rPr>
-              <w:t xml:space="preserve">POST /api/doctors</w:t>
-            </w:r>
-          </w:p>
-          <w:p>
-            <w:pPr>
-              <w:spacing w:lineRule="auto"/>
-            </w:pPr>
-            <w:r>
-              <w:rPr/>
-              <w:t xml:space="preserve"> (admin)</w:t>
+              <w:t xml:space="preserve">POST /api/auth/register</w:t>
             </w:r>
           </w:p>
         </w:tc>
@@ -2187,7 +2418,7 @@
             </w:pPr>
             <w:r>
               <w:rPr/>
-              <w:t xml:space="preserve">Search/filter by name, specialisation, weekday, fee ceiling; single profile; computed slot grid</w:t>
+              <w:t xml:space="preserve">View own profile; own appointment &amp; consultation history</w:t>
             </w:r>
           </w:p>
         </w:tc>
@@ -2201,7 +2432,7 @@
               <w:rPr>
                 <w:highlight w:val="lightGray"/>
               </w:rPr>
-              <w:t xml:space="preserve">GET /api/doctors</w:t>
+              <w:t xml:space="preserve">GET /api/patients/:id</w:t>
             </w:r>
           </w:p>
           <w:p>
@@ -2221,27 +2452,7 @@
               <w:rPr>
                 <w:highlight w:val="lightGray"/>
               </w:rPr>
-              <w:t xml:space="preserve">GET /api/doctors/:id</w:t>
-            </w:r>
-          </w:p>
-          <w:p>
-            <w:pPr>
-              <w:spacing w:lineRule="auto"/>
-            </w:pPr>
-            <w:r>
-              <w:rPr/>
-              <w:t xml:space="preserve">, </w:t>
-            </w:r>
-          </w:p>
-          <w:p>
-            <w:pPr>
-              <w:spacing w:lineRule="auto"/>
-            </w:pPr>
-            <w:r>
-              <w:rPr>
-                <w:highlight w:val="lightGray"/>
-              </w:rPr>
-              <w:t xml:space="preserve">GET /api/doctors/:id/slots?date=</w:t>
+              <w:t xml:space="preserve">GET /api/appointments/my</w:t>
             </w:r>
           </w:p>
         </w:tc>
@@ -2270,7 +2481,7 @@
             </w:pPr>
             <w:r>
               <w:rPr/>
-              <w:t xml:space="preserve">Doctor edits own hours, fee, availability; admin edits names</w:t>
+              <w:t xml:space="preserve">Edit contact info, address, emergency contact</w:t>
             </w:r>
           </w:p>
         </w:tc>
@@ -2284,7 +2495,7 @@
               <w:rPr>
                 <w:highlight w:val="lightGray"/>
               </w:rPr>
-              <w:t xml:space="preserve">PATCH /api/doctors/:id</w:t>
+              <w:t xml:space="preserve">PATCH /api/patients/:id</w:t>
             </w:r>
           </w:p>
         </w:tc>
@@ -2313,7 +2524,7 @@
             </w:pPr>
             <w:r>
               <w:rPr/>
-              <w:t xml:space="preserve">Admin deactivates / reactivates (soft delete)</w:t>
+              <w:t xml:space="preserve">Soft-delete / deactivate account (records preserved)</w:t>
             </w:r>
           </w:p>
         </w:tc>
@@ -2327,7 +2538,16 @@
               <w:rPr>
                 <w:highlight w:val="lightGray"/>
               </w:rPr>
-              <w:t xml:space="preserve">PATCH /api/doctors/:id/status</w:t>
+              <w:t xml:space="preserve">DELETE /api/patients/:id</w:t>
+            </w:r>
+          </w:p>
+          <w:p>
+            <w:pPr>
+              <w:spacing w:lineRule="auto"/>
+            </w:pPr>
+            <w:r>
+              <w:rPr/>
+              <w:t xml:space="preserve"> (admin)</w:t>
             </w:r>
           </w:p>
         </w:tc>
@@ -2349,7 +2569,7 @@
         <w:rPr>
           <w:b/>
         </w:rPr>
-        <w:t xml:space="preserve">Module C — Appointment Booking Lifecycle</w:t>
+        <w:t xml:space="preserve">Module B — Doctor &amp; Schedule Management</w:t>
       </w:r>
     </w:p>
     <w:tbl>
@@ -2437,7 +2657,7 @@
             </w:pPr>
             <w:r>
               <w:rPr/>
-              <w:t xml:space="preserve">Patient selects doctor, date + computed slot, submits symptoms</w:t>
+              <w:t xml:space="preserve">Admin creates doctor account + profile (specialisation, qualification, fee, weekly blocks)</w:t>
             </w:r>
           </w:p>
         </w:tc>
@@ -2451,7 +2671,16 @@
               <w:rPr>
                 <w:highlight w:val="lightGray"/>
               </w:rPr>
-              <w:t xml:space="preserve">POST /api/appointments</w:t>
+              <w:t xml:space="preserve">POST /api/doctors</w:t>
+            </w:r>
+          </w:p>
+          <w:p>
+            <w:pPr>
+              <w:spacing w:lineRule="auto"/>
+            </w:pPr>
+            <w:r>
+              <w:rPr/>
+              <w:t xml:space="preserve"> (admin)</w:t>
             </w:r>
           </w:p>
         </w:tc>
@@ -2480,7 +2709,7 @@
             </w:pPr>
             <w:r>
               <w:rPr/>
-              <w:t xml:space="preserve">Patient history; doctor day/week/month queue; admin ledger</w:t>
+              <w:t xml:space="preserve">Search/filter by name, specialisation, weekday, fee ceiling; single profile; computed slot grid</w:t>
             </w:r>
           </w:p>
         </w:tc>
@@ -2494,16 +2723,16 @@
               <w:rPr>
                 <w:highlight w:val="lightGray"/>
               </w:rPr>
-              <w:t xml:space="preserve">GET /api/appointments/my</w:t>
-            </w:r>
-          </w:p>
-          <w:p>
-            <w:pPr>
-              <w:spacing w:lineRule="auto"/>
-            </w:pPr>
-            <w:r>
-              <w:rPr/>
-              <w:t xml:space="preserve"> · </w:t>
+              <w:t xml:space="preserve">GET /api/doctors</w:t>
+            </w:r>
+          </w:p>
+          <w:p>
+            <w:pPr>
+              <w:spacing w:lineRule="auto"/>
+            </w:pPr>
+            <w:r>
+              <w:rPr/>
+              <w:t xml:space="preserve">, </w:t>
             </w:r>
           </w:p>
           <w:p>
@@ -2514,16 +2743,16 @@
               <w:rPr>
                 <w:highlight w:val="lightGray"/>
               </w:rPr>
-              <w:t xml:space="preserve">/doctor</w:t>
-            </w:r>
-          </w:p>
-          <w:p>
-            <w:pPr>
-              <w:spacing w:lineRule="auto"/>
-            </w:pPr>
-            <w:r>
-              <w:rPr/>
-              <w:t xml:space="preserve"> · </w:t>
+              <w:t xml:space="preserve">GET /api/doctors/:id</w:t>
+            </w:r>
+          </w:p>
+          <w:p>
+            <w:pPr>
+              <w:spacing w:lineRule="auto"/>
+            </w:pPr>
+            <w:r>
+              <w:rPr/>
+              <w:t xml:space="preserve">, </w:t>
             </w:r>
           </w:p>
           <w:p>
@@ -2534,7 +2763,7 @@
               <w:rPr>
                 <w:highlight w:val="lightGray"/>
               </w:rPr>
-              <w:t xml:space="preserve">/appointments</w:t>
+              <w:t xml:space="preserve">GET /api/doctors/:id/slots?date=</w:t>
             </w:r>
           </w:p>
         </w:tc>
@@ -2563,7 +2792,7 @@
             </w:pPr>
             <w:r>
               <w:rPr/>
-              <w:t xml:space="preserve">Patient reschedules (→ Pending); doctor/admin drive lifecycle</w:t>
+              <w:t xml:space="preserve">Doctor edits own hours, fee, availability; admin edits names</w:t>
             </w:r>
           </w:p>
         </w:tc>
@@ -2577,27 +2806,7 @@
               <w:rPr>
                 <w:highlight w:val="lightGray"/>
               </w:rPr>
-              <w:t xml:space="preserve">POST /:id/reschedule</w:t>
-            </w:r>
-          </w:p>
-          <w:p>
-            <w:pPr>
-              <w:spacing w:lineRule="auto"/>
-            </w:pPr>
-            <w:r>
-              <w:rPr/>
-              <w:t xml:space="preserve">, </w:t>
-            </w:r>
-          </w:p>
-          <w:p>
-            <w:pPr>
-              <w:spacing w:lineRule="auto"/>
-            </w:pPr>
-            <w:r>
-              <w:rPr>
-                <w:highlight w:val="lightGray"/>
-              </w:rPr>
-              <w:t xml:space="preserve">PATCH /:id/status</w:t>
+              <w:t xml:space="preserve">PATCH /api/doctors/:id</w:t>
             </w:r>
           </w:p>
         </w:tc>
@@ -2626,7 +2835,7 @@
             </w:pPr>
             <w:r>
               <w:rPr/>
-              <w:t xml:space="preserve">Cancel (releases slot); admin purges permanently</w:t>
+              <w:t xml:space="preserve">Admin deactivates / reactivates (soft delete)</w:t>
             </w:r>
           </w:p>
         </w:tc>
@@ -2640,27 +2849,7 @@
               <w:rPr>
                 <w:highlight w:val="lightGray"/>
               </w:rPr>
-              <w:t xml:space="preserve">POST /:id/cancel</w:t>
-            </w:r>
-          </w:p>
-          <w:p>
-            <w:pPr>
-              <w:spacing w:lineRule="auto"/>
-            </w:pPr>
-            <w:r>
-              <w:rPr/>
-              <w:t xml:space="preserve">, </w:t>
-            </w:r>
-          </w:p>
-          <w:p>
-            <w:pPr>
-              <w:spacing w:lineRule="auto"/>
-            </w:pPr>
-            <w:r>
-              <w:rPr>
-                <w:highlight w:val="lightGray"/>
-              </w:rPr>
-              <w:t xml:space="preserve">DELETE /:id</w:t>
+              <w:t xml:space="preserve">PATCH /api/doctors/:id/status</w:t>
             </w:r>
           </w:p>
         </w:tc>
@@ -2682,7 +2871,7 @@
         <w:rPr>
           <w:b/>
         </w:rPr>
-        <w:t xml:space="preserve">Module D — Consultation &amp; Medical Notes</w:t>
+        <w:t xml:space="preserve">Module C — Appointment Booking Lifecycle</w:t>
       </w:r>
     </w:p>
     <w:tbl>
@@ -2770,7 +2959,7 @@
             </w:pPr>
             <w:r>
               <w:rPr/>
-              <w:t xml:space="preserve">Doctor attaches diagnosis, prescription, notes when completing</w:t>
+              <w:t xml:space="preserve">Patient selects doctor, date + computed slot, submits symptoms</w:t>
             </w:r>
           </w:p>
         </w:tc>
@@ -2784,16 +2973,7 @@
               <w:rPr>
                 <w:highlight w:val="lightGray"/>
               </w:rPr>
-              <w:t xml:space="preserve">PATCH /:id/status</w:t>
-            </w:r>
-          </w:p>
-          <w:p>
-            <w:pPr>
-              <w:spacing w:lineRule="auto"/>
-            </w:pPr>
-            <w:r>
-              <w:rPr/>
-              <w:t xml:space="preserve"> + record fields</w:t>
+              <w:t xml:space="preserve">POST /api/appointments</w:t>
             </w:r>
           </w:p>
         </w:tc>
@@ -2822,7 +3002,7 @@
             </w:pPr>
             <w:r>
               <w:rPr/>
-              <w:t xml:space="preserve">Patient reads record for completed visits</w:t>
+              <w:t xml:space="preserve">Patient history; doctor day/week/month queue; admin ledger</w:t>
             </w:r>
           </w:p>
         </w:tc>
@@ -2845,7 +3025,7 @@
             </w:pPr>
             <w:r>
               <w:rPr/>
-              <w:t xml:space="preserve">, </w:t>
+              <w:t xml:space="preserve"> · </w:t>
             </w:r>
           </w:p>
           <w:p>
@@ -2856,7 +3036,27 @@
               <w:rPr>
                 <w:highlight w:val="lightGray"/>
               </w:rPr>
-              <w:t xml:space="preserve">GET /:id</w:t>
+              <w:t xml:space="preserve">/doctor</w:t>
+            </w:r>
+          </w:p>
+          <w:p>
+            <w:pPr>
+              <w:spacing w:lineRule="auto"/>
+            </w:pPr>
+            <w:r>
+              <w:rPr/>
+              <w:t xml:space="preserve"> · </w:t>
+            </w:r>
+          </w:p>
+          <w:p>
+            <w:pPr>
+              <w:spacing w:lineRule="auto"/>
+            </w:pPr>
+            <w:r>
+              <w:rPr>
+                <w:highlight w:val="lightGray"/>
+              </w:rPr>
+              <w:t xml:space="preserve">/appointments</w:t>
             </w:r>
           </w:p>
         </w:tc>
@@ -2885,7 +3085,7 @@
             </w:pPr>
             <w:r>
               <w:rPr/>
-              <w:t xml:space="preserve">Doctor edits record within 24 h of visit end (admin anytime)</w:t>
+              <w:t xml:space="preserve">Patient reschedules (→ Pending); doctor/admin drive lifecycle</w:t>
             </w:r>
           </w:p>
         </w:tc>
@@ -2899,7 +3099,27 @@
               <w:rPr>
                 <w:highlight w:val="lightGray"/>
               </w:rPr>
-              <w:t xml:space="preserve">PATCH /:id/notes</w:t>
+              <w:t xml:space="preserve">POST /:id/reschedule</w:t>
+            </w:r>
+          </w:p>
+          <w:p>
+            <w:pPr>
+              <w:spacing w:lineRule="auto"/>
+            </w:pPr>
+            <w:r>
+              <w:rPr/>
+              <w:t xml:space="preserve">, </w:t>
+            </w:r>
+          </w:p>
+          <w:p>
+            <w:pPr>
+              <w:spacing w:lineRule="auto"/>
+            </w:pPr>
+            <w:r>
+              <w:rPr>
+                <w:highlight w:val="lightGray"/>
+              </w:rPr>
+              <w:t xml:space="preserve">PATCH /:id/status</w:t>
             </w:r>
           </w:p>
         </w:tc>
@@ -2928,12 +3148,32 @@
             </w:pPr>
             <w:r>
               <w:rPr/>
-              <w:t xml:space="preserve">Admin purges duplicate / misfiled entries</w:t>
-            </w:r>
-          </w:p>
-        </w:tc>
-        <w:tc>
-          <w:tcPr/>
+              <w:t xml:space="preserve">Cancel (releases slot); admin purges permanently</w:t>
+            </w:r>
+          </w:p>
+        </w:tc>
+        <w:tc>
+          <w:tcPr/>
+          <w:p>
+            <w:pPr>
+              <w:spacing w:lineRule="auto"/>
+            </w:pPr>
+            <w:r>
+              <w:rPr>
+                <w:highlight w:val="lightGray"/>
+              </w:rPr>
+              <w:t xml:space="preserve">POST /:id/cancel</w:t>
+            </w:r>
+          </w:p>
+          <w:p>
+            <w:pPr>
+              <w:spacing w:lineRule="auto"/>
+            </w:pPr>
+            <w:r>
+              <w:rPr/>
+              <w:t xml:space="preserve">, </w:t>
+            </w:r>
+          </w:p>
           <w:p>
             <w:pPr>
               <w:spacing w:lineRule="auto"/>
@@ -2958,12 +3198,13 @@
     </w:p>
     <w:p>
       <w:pPr>
-        <w:pStyle w:val="Heading3"/>
-        <w:spacing w:lineRule="auto"/>
-      </w:pPr>
-      <w:r>
-        <w:rPr/>
-        <w:t xml:space="preserve">5.4 Non-Functional Requirements</w:t>
+        <w:spacing w:lineRule="auto"/>
+      </w:pPr>
+      <w:r>
+        <w:rPr>
+          <w:b/>
+        </w:rPr>
+        <w:t xml:space="preserve">Module D — Consultation &amp; Medical Notes</w:t>
       </w:r>
     </w:p>
     <w:tbl>
@@ -2993,7 +3234,7 @@
             </w:pPr>
             <w:r>
               <w:rPr/>
-              <w:t xml:space="preserve">NFR</w:t>
+              <w:t xml:space="preserve">CRUD</w:t>
             </w:r>
           </w:p>
         </w:tc>
@@ -3017,7 +3258,7 @@
             </w:pPr>
             <w:r>
               <w:rPr/>
-              <w:t xml:space="preserve">Evidence</w:t>
+              <w:t xml:space="preserve">Endpoint</w:t>
             </w:r>
           </w:p>
         </w:tc>
@@ -3038,22 +3279,20 @@
               <w:spacing w:lineRule="auto"/>
             </w:pPr>
             <w:r>
-              <w:rPr>
-                <w:b/>
-              </w:rPr>
-              <w:t xml:space="preserve">Security</w:t>
-            </w:r>
-          </w:p>
-        </w:tc>
-        <w:tc>
-          <w:tcPr/>
-          <w:p>
-            <w:pPr>
-              <w:spacing w:lineRule="auto"/>
-            </w:pPr>
-            <w:r>
-              <w:rPr/>
-              <w:t xml:space="preserve">bcrypt hashing (10 rounds), signed JWT, RBAC role gates, inactive-account blocks</w:t>
+              <w:rPr/>
+              <w:t xml:space="preserve">Create</w:t>
+            </w:r>
+          </w:p>
+        </w:tc>
+        <w:tc>
+          <w:tcPr/>
+          <w:p>
+            <w:pPr>
+              <w:spacing w:lineRule="auto"/>
+            </w:pPr>
+            <w:r>
+              <w:rPr/>
+              <w:t xml:space="preserve">Doctor attaches diagnosis, prescription, notes when completing</w:t>
             </w:r>
           </w:p>
         </w:tc>
@@ -3067,27 +3306,16 @@
               <w:rPr>
                 <w:highlight w:val="lightGray"/>
               </w:rPr>
-              <w:t xml:space="preserve">middleware/auth.js</w:t>
-            </w:r>
-          </w:p>
-          <w:p>
-            <w:pPr>
-              <w:spacing w:lineRule="auto"/>
-            </w:pPr>
-            <w:r>
-              <w:rPr/>
-              <w:t xml:space="preserve">, </w:t>
-            </w:r>
-          </w:p>
-          <w:p>
-            <w:pPr>
-              <w:spacing w:lineRule="auto"/>
-            </w:pPr>
-            <w:r>
-              <w:rPr>
-                <w:highlight w:val="lightGray"/>
-              </w:rPr>
-              <w:t xml:space="preserve">utils/serialize.js</w:t>
+              <w:t xml:space="preserve">PATCH /:id/status</w:t>
+            </w:r>
+          </w:p>
+          <w:p>
+            <w:pPr>
+              <w:spacing w:lineRule="auto"/>
+            </w:pPr>
+            <w:r>
+              <w:rPr/>
+              <w:t xml:space="preserve"> + record fields</w:t>
             </w:r>
           </w:p>
         </w:tc>
@@ -3103,22 +3331,20 @@
               <w:spacing w:lineRule="auto"/>
             </w:pPr>
             <w:r>
-              <w:rPr>
-                <w:b/>
-              </w:rPr>
-              <w:t xml:space="preserve">Performance</w:t>
-            </w:r>
-          </w:p>
-        </w:tc>
-        <w:tc>
-          <w:tcPr/>
-          <w:p>
-            <w:pPr>
-              <w:spacing w:lineRule="auto"/>
-            </w:pPr>
-            <w:r>
-              <w:rPr/>
-              <w:t xml:space="preserve">Read-heavy endpoints served via optional read-through Redis cache (60 s TTL)</w:t>
+              <w:rPr/>
+              <w:t xml:space="preserve">Read</w:t>
+            </w:r>
+          </w:p>
+        </w:tc>
+        <w:tc>
+          <w:tcPr/>
+          <w:p>
+            <w:pPr>
+              <w:spacing w:lineRule="auto"/>
+            </w:pPr>
+            <w:r>
+              <w:rPr/>
+              <w:t xml:space="preserve">Patient reads record for completed visits</w:t>
             </w:r>
           </w:p>
         </w:tc>
@@ -3132,7 +3358,27 @@
               <w:rPr>
                 <w:highlight w:val="lightGray"/>
               </w:rPr>
-              <w:t xml:space="preserve">utils/cache.js</w:t>
+              <w:t xml:space="preserve">GET /api/appointments/my</w:t>
+            </w:r>
+          </w:p>
+          <w:p>
+            <w:pPr>
+              <w:spacing w:lineRule="auto"/>
+            </w:pPr>
+            <w:r>
+              <w:rPr/>
+              <w:t xml:space="preserve">, </w:t>
+            </w:r>
+          </w:p>
+          <w:p>
+            <w:pPr>
+              <w:spacing w:lineRule="auto"/>
+            </w:pPr>
+            <w:r>
+              <w:rPr>
+                <w:highlight w:val="lightGray"/>
+              </w:rPr>
+              <w:t xml:space="preserve">GET /:id</w:t>
             </w:r>
           </w:p>
         </w:tc>
@@ -3148,22 +3394,20 @@
               <w:spacing w:lineRule="auto"/>
             </w:pPr>
             <w:r>
-              <w:rPr>
-                <w:b/>
-              </w:rPr>
-              <w:t xml:space="preserve">Usability</w:t>
-            </w:r>
-          </w:p>
-        </w:tc>
-        <w:tc>
-          <w:tcPr/>
-          <w:p>
-            <w:pPr>
-              <w:spacing w:lineRule="auto"/>
-            </w:pPr>
-            <w:r>
-              <w:rPr/>
-              <w:t xml:space="preserve">Responsive UI, toasts, confirm modals, skeleton loaders, realtime refresh</w:t>
+              <w:rPr/>
+              <w:t xml:space="preserve">Update</w:t>
+            </w:r>
+          </w:p>
+        </w:tc>
+        <w:tc>
+          <w:tcPr/>
+          <w:p>
+            <w:pPr>
+              <w:spacing w:lineRule="auto"/>
+            </w:pPr>
+            <w:r>
+              <w:rPr/>
+              <w:t xml:space="preserve">Doctor edits record within 24 h of visit end (admin anytime)</w:t>
             </w:r>
           </w:p>
         </w:tc>
@@ -3177,27 +3421,7 @@
               <w:rPr>
                 <w:highlight w:val="lightGray"/>
               </w:rPr>
-              <w:t xml:space="preserve">context/ToastContext.jsx</w:t>
-            </w:r>
-          </w:p>
-          <w:p>
-            <w:pPr>
-              <w:spacing w:lineRule="auto"/>
-            </w:pPr>
-            <w:r>
-              <w:rPr/>
-              <w:t xml:space="preserve">, </w:t>
-            </w:r>
-          </w:p>
-          <w:p>
-            <w:pPr>
-              <w:spacing w:lineRule="auto"/>
-            </w:pPr>
-            <w:r>
-              <w:rPr>
-                <w:highlight w:val="lightGray"/>
-              </w:rPr>
-              <w:t xml:space="preserve">components/Skeleton.jsx</w:t>
+              <w:t xml:space="preserve">PATCH /:id/notes</w:t>
             </w:r>
           </w:p>
         </w:tc>
@@ -3213,22 +3437,20 @@
               <w:spacing w:lineRule="auto"/>
             </w:pPr>
             <w:r>
-              <w:rPr>
-                <w:b/>
-              </w:rPr>
-              <w:t xml:space="preserve">Reliability</w:t>
-            </w:r>
-          </w:p>
-        </w:tc>
-        <w:tc>
-          <w:tcPr/>
-          <w:p>
-            <w:pPr>
-              <w:spacing w:lineRule="auto"/>
-            </w:pPr>
-            <w:r>
-              <w:rPr/>
-              <w:t xml:space="preserve">Atomic slot check + partial unique index; fail-open optional services</w:t>
+              <w:rPr/>
+              <w:t xml:space="preserve">Delete</w:t>
+            </w:r>
+          </w:p>
+        </w:tc>
+        <w:tc>
+          <w:tcPr/>
+          <w:p>
+            <w:pPr>
+              <w:spacing w:lineRule="auto"/>
+            </w:pPr>
+            <w:r>
+              <w:rPr/>
+              <w:t xml:space="preserve">Admin purges duplicate / misfiled entries</w:t>
             </w:r>
           </w:p>
         </w:tc>
@@ -3242,166 +3464,7 @@
               <w:rPr>
                 <w:highlight w:val="lightGray"/>
               </w:rPr>
-              <w:t xml:space="preserve">prisma/schema.prisma</w:t>
-            </w:r>
-          </w:p>
-          <w:p>
-            <w:pPr>
-              <w:spacing w:lineRule="auto"/>
-            </w:pPr>
-            <w:r>
-              <w:rPr/>
-              <w:t xml:space="preserve">, </w:t>
-            </w:r>
-          </w:p>
-          <w:p>
-            <w:pPr>
-              <w:spacing w:lineRule="auto"/>
-            </w:pPr>
-            <w:r>
-              <w:rPr>
-                <w:highlight w:val="lightGray"/>
-              </w:rPr>
-              <w:t xml:space="preserve">src/db.js</w:t>
-            </w:r>
-          </w:p>
-          <w:p>
-            <w:pPr>
-              <w:spacing w:lineRule="auto"/>
-            </w:pPr>
-            <w:r>
-              <w:rPr/>
-              <w:t xml:space="preserve">, </w:t>
-            </w:r>
-          </w:p>
-          <w:p>
-            <w:pPr>
-              <w:spacing w:lineRule="auto"/>
-            </w:pPr>
-            <w:r>
-              <w:rPr>
-                <w:highlight w:val="lightGray"/>
-              </w:rPr>
-              <w:t xml:space="preserve">services/*</w:t>
-            </w:r>
-          </w:p>
-        </w:tc>
-      </w:tr>
-      <w:tr>
-        <w:trPr>
-          <w:cantSplit/>
-        </w:trPr>
-        <w:tc>
-          <w:tcPr/>
-          <w:p>
-            <w:pPr>
-              <w:spacing w:lineRule="auto"/>
-            </w:pPr>
-            <w:r>
-              <w:rPr>
-                <w:b/>
-              </w:rPr>
-              <w:t xml:space="preserve">Maintainability</w:t>
-            </w:r>
-          </w:p>
-        </w:tc>
-        <w:tc>
-          <w:tcPr/>
-          <w:p>
-            <w:pPr>
-              <w:spacing w:lineRule="auto"/>
-            </w:pPr>
-            <w:r>
-              <w:rPr/>
-              <w:t xml:space="preserve">Layered architecture, pure domain module, single serializer contract</w:t>
-            </w:r>
-          </w:p>
-        </w:tc>
-        <w:tc>
-          <w:tcPr/>
-          <w:p>
-            <w:pPr>
-              <w:spacing w:lineRule="auto"/>
-            </w:pPr>
-            <w:r>
-              <w:rPr>
-                <w:highlight w:val="lightGray"/>
-              </w:rPr>
-              <w:t xml:space="preserve">src/domain/</w:t>
-            </w:r>
-          </w:p>
-          <w:p>
-            <w:pPr>
-              <w:spacing w:lineRule="auto"/>
-            </w:pPr>
-            <w:r>
-              <w:rPr/>
-              <w:t xml:space="preserve">, </w:t>
-            </w:r>
-          </w:p>
-          <w:p>
-            <w:pPr>
-              <w:spacing w:lineRule="auto"/>
-            </w:pPr>
-            <w:r>
-              <w:rPr>
-                <w:highlight w:val="lightGray"/>
-              </w:rPr>
-              <w:t xml:space="preserve">src/utils/serialize.js</w:t>
-            </w:r>
-          </w:p>
-        </w:tc>
-      </w:tr>
-      <w:tr>
-        <w:trPr>
-          <w:cantSplit/>
-        </w:trPr>
-        <w:tc>
-          <w:tcPr/>
-          <w:p>
-            <w:pPr>
-              <w:spacing w:lineRule="auto"/>
-            </w:pPr>
-            <w:r>
-              <w:rPr>
-                <w:b/>
-              </w:rPr>
-              <w:t xml:space="preserve">Testability</w:t>
-            </w:r>
-          </w:p>
-        </w:tc>
-        <w:tc>
-          <w:tcPr/>
-          <w:p>
-            <w:pPr>
-              <w:spacing w:lineRule="auto"/>
-            </w:pPr>
-            <w:r>
-              <w:rPr/>
-              <w:t xml:space="preserve">Offline unit suite + full HTTP e2e suite in CI</w:t>
-            </w:r>
-          </w:p>
-        </w:tc>
-        <w:tc>
-          <w:tcPr/>
-          <w:p>
-            <w:pPr>
-              <w:spacing w:lineRule="auto"/>
-            </w:pPr>
-            <w:r>
-              <w:rPr>
-                <w:highlight w:val="lightGray"/>
-              </w:rPr>
-              <w:t xml:space="preserve">tests/</w:t>
-            </w:r>
-          </w:p>
-          <w:p>
-            <w:pPr>
-              <w:spacing w:lineRule="auto"/>
-            </w:pPr>
-            <w:r>
-              <w:rPr/>
-              <w:t xml:space="preserve"> (21 + 72 assertions)</w:t>
+              <w:t xml:space="preserve">DELETE /:id</w:t>
             </w:r>
           </w:p>
         </w:tc>
@@ -3417,269 +3480,12 @@
     </w:p>
     <w:p>
       <w:pPr>
-        <w:pStyle w:val="Heading2"/>
-        <w:spacing w:lineRule="auto"/>
-      </w:pPr>
-      <w:r>
-        <w:rPr/>
-        <w:t xml:space="preserve">6. Design &amp; System Modeling</w:t>
-      </w:r>
-    </w:p>
-    <w:p>
-      <w:pPr>
-        <w:spacing w:lineRule="auto"/>
-      </w:pPr>
-      <w:r>
-        <w:rPr/>
-        <w:t xml:space="preserve">The design is captured as Mermaid models. The three most central diagrams are embedded inline below; the data-flow, entity-relationship, and architecture models are linked from </w:t>
-      </w:r>
-      <w:hyperlink r:id="rId6">
-        <w:r>
-          <w:rPr>
-            <w:rStyle w:val="Hyperlink"/>
-          </w:rPr>
-          <w:t xml:space="preserve">docs/README.md</w:t>
-        </w:r>
-      </w:hyperlink>
-      <w:r>
-        <w:rPr/>
-        <w:t xml:space="preserve">.</w:t>
-      </w:r>
-    </w:p>
-    <w:p>
-      <w:pPr>
         <w:pStyle w:val="Heading3"/>
         <w:spacing w:lineRule="auto"/>
       </w:pPr>
       <w:r>
         <w:rPr/>
-        <w:t xml:space="preserve">6.1 Use Case Diagram</w:t>
-      </w:r>
-    </w:p>
-    <w:p>
-      <w:pPr>
-        <w:spacing w:lineRule="auto"/>
-      </w:pPr>
-      <w:r>
-        <w:rPr/>
-        <w:t xml:space="preserve">Actor boundaries for Patient, Doctor, and Administrator (</w:t>
-      </w:r>
-      <w:hyperlink r:id="rId7">
-        <w:r>
-          <w:rPr>
-            <w:rStyle w:val="Hyperlink"/>
-          </w:rPr>
-          <w:t xml:space="preserve">source</w:t>
-        </w:r>
-      </w:hyperlink>
-      <w:r>
-        <w:rPr/>
-        <w:t xml:space="preserve">).</w:t>
-      </w:r>
-    </w:p>
-    <w:p>
-      <w:pPr>
-        <w:spacing w:line="240" w:before="0" w:after="0" w:lineRule="auto"/>
-      </w:pPr>
-      <w:r>
-        <w:rPr/>
-        <w:drawing>
-          <wp:inline distB="0" distL="0" distR="0" distT="0">
-            <wp:extent cx="5905500" cy="533400"/>
-            <wp:effectExtent b="0" l="0" r="0" t="0"/>
-            <wp:docPr id="1" name="image-KfRc0A98Qa71xqN6yzEWu.png"/>
-            <a:graphic>
-              <a:graphicData uri="http://schemas.openxmlformats.org/drawingml/2006/picture">
-                <pic:pic>
-                  <pic:nvPicPr>
-                    <pic:cNvPr id="1" name="image-KfRc0A98Qa71xqN6yzEWu.png" descr=""/>
-                    <pic:cNvPicPr/>
-                  </pic:nvPicPr>
-                  <pic:blipFill>
-                    <a:blip r:embed="rId8" cstate="print"/>
-                    <a:srcRect b="0" l="0" r="0" t="0"/>
-                    <a:stretch>
-                      <a:fillRect/>
-                    </a:stretch>
-                  </pic:blipFill>
-                  <pic:spPr>
-                    <a:xfrm>
-                      <a:off x="0" y="0"/>
-                      <a:ext cx="5905500" cy="533400"/>
-                    </a:xfrm>
-                    <a:prstGeom prst="rect"/>
-                  </pic:spPr>
-                </pic:pic>
-              </a:graphicData>
-            </a:graphic>
-          </wp:inline>
-        </w:drawing>
-      </w:r>
-    </w:p>
-    <w:p>
-      <w:pPr>
-        <w:pStyle w:val="Heading3"/>
-        <w:spacing w:lineRule="auto"/>
-      </w:pPr>
-      <w:r>
-        <w:rPr/>
-        <w:t xml:space="preserve">6.2 Class Diagram</w:t>
-      </w:r>
-    </w:p>
-    <w:p>
-      <w:pPr>
-        <w:spacing w:lineRule="auto"/>
-      </w:pPr>
-      <w:r>
-        <w:rPr/>
-        <w:t xml:space="preserve">The object model — entities, the </w:t>
-      </w:r>
-      <w:r>
-        <w:rPr/>
-        <w:t xml:space="preserve">SlotBlock</w:t>
-      </w:r>
-      <w:r>
-        <w:rPr/>
-        <w:t xml:space="preserve"> value object, enumerations, and the </w:t>
-      </w:r>
-      <w:r>
-        <w:rPr/>
-        <w:t xml:space="preserve">AppointmentPolicy</w:t>
-      </w:r>
-      <w:r>
-        <w:rPr/>
-        <w:t xml:space="preserve"> domain service (</w:t>
-      </w:r>
-      <w:hyperlink r:id="rId9">
-        <w:r>
-          <w:rPr>
-            <w:rStyle w:val="Hyperlink"/>
-          </w:rPr>
-          <w:t xml:space="preserve">full notes</w:t>
-        </w:r>
-      </w:hyperlink>
-      <w:r>
-        <w:rPr/>
-        <w:t xml:space="preserve">).</w:t>
-      </w:r>
-    </w:p>
-    <w:p>
-      <w:pPr>
-        <w:spacing w:line="240" w:before="0" w:after="0" w:lineRule="auto"/>
-      </w:pPr>
-      <w:r>
-        <w:rPr/>
-        <w:drawing>
-          <wp:inline distB="0" distL="0" distR="0" distT="0">
-            <wp:extent cx="5905500" cy="2971800"/>
-            <wp:effectExtent b="0" l="0" r="0" t="0"/>
-            <wp:docPr id="2" name="image-inSWOFcMpy33PePGV3lOr.png"/>
-            <a:graphic>
-              <a:graphicData uri="http://schemas.openxmlformats.org/drawingml/2006/picture">
-                <pic:pic>
-                  <pic:nvPicPr>
-                    <pic:cNvPr id="2" name="image-inSWOFcMpy33PePGV3lOr.png" descr=""/>
-                    <pic:cNvPicPr/>
-                  </pic:nvPicPr>
-                  <pic:blipFill>
-                    <a:blip r:embed="rId10" cstate="print"/>
-                    <a:srcRect b="0" l="0" r="0" t="0"/>
-                    <a:stretch>
-                      <a:fillRect/>
-                    </a:stretch>
-                  </pic:blipFill>
-                  <pic:spPr>
-                    <a:xfrm>
-                      <a:off x="0" y="0"/>
-                      <a:ext cx="5905500" cy="2971800"/>
-                    </a:xfrm>
-                    <a:prstGeom prst="rect"/>
-                  </pic:spPr>
-                </pic:pic>
-              </a:graphicData>
-            </a:graphic>
-          </wp:inline>
-        </w:drawing>
-      </w:r>
-    </w:p>
-    <w:p>
-      <w:pPr>
-        <w:pStyle w:val="Heading3"/>
-        <w:spacing w:lineRule="auto"/>
-      </w:pPr>
-      <w:r>
-        <w:rPr/>
-        <w:t xml:space="preserve">6.3 Sequence Diagram — Book an Appointment</w:t>
-      </w:r>
-    </w:p>
-    <w:p>
-      <w:pPr>
-        <w:spacing w:lineRule="auto"/>
-      </w:pPr>
-      <w:r>
-        <w:rPr/>
-        <w:t xml:space="preserve">The booking flow, showing validation, the free-slot check, the unique-index guard, cache invalidation, and realtime/e-mail side effects. The remaining flows (confirm/complete, cancel/reschedule, notes) are in </w:t>
-      </w:r>
-      <w:hyperlink r:id="rId11">
-        <w:r>
-          <w:rPr>
-            <w:rStyle w:val="Hyperlink"/>
-          </w:rPr>
-          <w:t xml:space="preserve">sequence-diagrams.md</w:t>
-        </w:r>
-      </w:hyperlink>
-      <w:r>
-        <w:rPr/>
-        <w:t xml:space="preserve">.</w:t>
-      </w:r>
-    </w:p>
-    <w:p>
-      <w:pPr>
-        <w:spacing w:line="240" w:before="0" w:after="0" w:lineRule="auto"/>
-      </w:pPr>
-      <w:r>
-        <w:rPr/>
-        <w:drawing>
-          <wp:inline distB="0" distL="0" distR="0" distT="0">
-            <wp:extent cx="5905500" cy="2752725"/>
-            <wp:effectExtent b="0" l="0" r="0" t="0"/>
-            <wp:docPr id="3" name="image-szLeKsudOpMT1-4af6Z7L.png"/>
-            <a:graphic>
-              <a:graphicData uri="http://schemas.openxmlformats.org/drawingml/2006/picture">
-                <pic:pic>
-                  <pic:nvPicPr>
-                    <pic:cNvPr id="3" name="image-szLeKsudOpMT1-4af6Z7L.png" descr=""/>
-                    <pic:cNvPicPr/>
-                  </pic:nvPicPr>
-                  <pic:blipFill>
-                    <a:blip r:embed="rId12" cstate="print"/>
-                    <a:srcRect b="0" l="0" r="0" t="0"/>
-                    <a:stretch>
-                      <a:fillRect/>
-                    </a:stretch>
-                  </pic:blipFill>
-                  <pic:spPr>
-                    <a:xfrm>
-                      <a:off x="0" y="0"/>
-                      <a:ext cx="5905500" cy="2752725"/>
-                    </a:xfrm>
-                    <a:prstGeom prst="rect"/>
-                  </pic:spPr>
-                </pic:pic>
-              </a:graphicData>
-            </a:graphic>
-          </wp:inline>
-        </w:drawing>
-      </w:r>
-    </w:p>
-    <w:p>
-      <w:pPr>
-        <w:pStyle w:val="Heading3"/>
-        <w:spacing w:lineRule="auto"/>
-      </w:pPr>
-      <w:r>
-        <w:rPr/>
-        <w:t xml:space="preserve">6.4 Supporting Models</w:t>
+        <w:t xml:space="preserve">5.4 Non-Functional Requirements</w:t>
       </w:r>
     </w:p>
     <w:tbl>
@@ -3709,31 +3515,31 @@
             </w:pPr>
             <w:r>
               <w:rPr/>
-              <w:t xml:space="preserve">Model</w:t>
-            </w:r>
-          </w:p>
-        </w:tc>
-        <w:tc>
-          <w:tcPr/>
-          <w:p>
-            <w:pPr>
-              <w:spacing w:lineRule="auto"/>
-            </w:pPr>
-            <w:r>
-              <w:rPr/>
-              <w:t xml:space="preserve">File</w:t>
-            </w:r>
-          </w:p>
-        </w:tc>
-        <w:tc>
-          <w:tcPr/>
-          <w:p>
-            <w:pPr>
-              <w:spacing w:lineRule="auto"/>
-            </w:pPr>
-            <w:r>
-              <w:rPr/>
-              <w:t xml:space="preserve">What it shows</w:t>
+              <w:t xml:space="preserve">NFR</w:t>
+            </w:r>
+          </w:p>
+        </w:tc>
+        <w:tc>
+          <w:tcPr/>
+          <w:p>
+            <w:pPr>
+              <w:spacing w:lineRule="auto"/>
+            </w:pPr>
+            <w:r>
+              <w:rPr/>
+              <w:t xml:space="preserve">Requirement</w:t>
+            </w:r>
+          </w:p>
+        </w:tc>
+        <w:tc>
+          <w:tcPr/>
+          <w:p>
+            <w:pPr>
+              <w:spacing w:lineRule="auto"/>
+            </w:pPr>
+            <w:r>
+              <w:rPr/>
+              <w:t xml:space="preserve">Evidence</w:t>
             </w:r>
           </w:p>
         </w:tc>
@@ -3754,36 +3560,56 @@
               <w:spacing w:lineRule="auto"/>
             </w:pPr>
             <w:r>
-              <w:rPr/>
-              <w:t xml:space="preserve">DFD Level 0 (Context)</w:t>
-            </w:r>
-          </w:p>
-        </w:tc>
-        <w:tc>
-          <w:tcPr/>
-          <w:p>
-            <w:pPr>
-              <w:spacing w:lineRule="auto"/>
-            </w:pPr>
-            <w:hyperlink r:id="rId13">
-              <w:r>
-                <w:rPr>
-                  <w:rStyle w:val="Hyperlink"/>
-                </w:rPr>
-                <w:t xml:space="preserve">dfd-context.md</w:t>
-              </w:r>
-            </w:hyperlink>
-          </w:p>
-        </w:tc>
-        <w:tc>
-          <w:tcPr/>
-          <w:p>
-            <w:pPr>
-              <w:spacing w:lineRule="auto"/>
-            </w:pPr>
-            <w:r>
-              <w:rPr/>
-              <w:t xml:space="preserve">Actors ↔ booking engine data flows</w:t>
+              <w:rPr>
+                <w:b/>
+              </w:rPr>
+              <w:t xml:space="preserve">Security</w:t>
+            </w:r>
+          </w:p>
+        </w:tc>
+        <w:tc>
+          <w:tcPr/>
+          <w:p>
+            <w:pPr>
+              <w:spacing w:lineRule="auto"/>
+            </w:pPr>
+            <w:r>
+              <w:rPr/>
+              <w:t xml:space="preserve">bcrypt hashing (10 rounds), signed JWT, RBAC role gates, inactive-account blocks</w:t>
+            </w:r>
+          </w:p>
+        </w:tc>
+        <w:tc>
+          <w:tcPr/>
+          <w:p>
+            <w:pPr>
+              <w:spacing w:lineRule="auto"/>
+            </w:pPr>
+            <w:r>
+              <w:rPr>
+                <w:highlight w:val="lightGray"/>
+              </w:rPr>
+              <w:t xml:space="preserve">middleware/auth.js</w:t>
+            </w:r>
+          </w:p>
+          <w:p>
+            <w:pPr>
+              <w:spacing w:lineRule="auto"/>
+            </w:pPr>
+            <w:r>
+              <w:rPr/>
+              <w:t xml:space="preserve">, </w:t>
+            </w:r>
+          </w:p>
+          <w:p>
+            <w:pPr>
+              <w:spacing w:lineRule="auto"/>
+            </w:pPr>
+            <w:r>
+              <w:rPr>
+                <w:highlight w:val="lightGray"/>
+              </w:rPr>
+              <w:t xml:space="preserve">utils/serialize.js</w:t>
             </w:r>
           </w:p>
         </w:tc>
@@ -3799,36 +3625,36 @@
               <w:spacing w:lineRule="auto"/>
             </w:pPr>
             <w:r>
-              <w:rPr/>
-              <w:t xml:space="preserve">DFD Level 1</w:t>
-            </w:r>
-          </w:p>
-        </w:tc>
-        <w:tc>
-          <w:tcPr/>
-          <w:p>
-            <w:pPr>
-              <w:spacing w:lineRule="auto"/>
-            </w:pPr>
-            <w:hyperlink r:id="rId14">
-              <w:r>
-                <w:rPr>
-                  <w:rStyle w:val="Hyperlink"/>
-                </w:rPr>
-                <w:t xml:space="preserve">dfd-level1.md</w:t>
-              </w:r>
-            </w:hyperlink>
-          </w:p>
-        </w:tc>
-        <w:tc>
-          <w:tcPr/>
-          <w:p>
-            <w:pPr>
-              <w:spacing w:lineRule="auto"/>
-            </w:pPr>
-            <w:r>
-              <w:rPr/>
-              <w:t xml:space="preserve">Auth / Schedule / Booking / Records processes</w:t>
+              <w:rPr>
+                <w:b/>
+              </w:rPr>
+              <w:t xml:space="preserve">Performance</w:t>
+            </w:r>
+          </w:p>
+        </w:tc>
+        <w:tc>
+          <w:tcPr/>
+          <w:p>
+            <w:pPr>
+              <w:spacing w:lineRule="auto"/>
+            </w:pPr>
+            <w:r>
+              <w:rPr/>
+              <w:t xml:space="preserve">Read-heavy endpoints served via optional read-through Redis cache (60 s TTL)</w:t>
+            </w:r>
+          </w:p>
+        </w:tc>
+        <w:tc>
+          <w:tcPr/>
+          <w:p>
+            <w:pPr>
+              <w:spacing w:lineRule="auto"/>
+            </w:pPr>
+            <w:r>
+              <w:rPr>
+                <w:highlight w:val="lightGray"/>
+              </w:rPr>
+              <w:t xml:space="preserve">utils/cache.js</w:t>
             </w:r>
           </w:p>
         </w:tc>
@@ -3844,36 +3670,56 @@
               <w:spacing w:lineRule="auto"/>
             </w:pPr>
             <w:r>
-              <w:rPr/>
-              <w:t xml:space="preserve">DFD Level 2 (Booking)</w:t>
-            </w:r>
-          </w:p>
-        </w:tc>
-        <w:tc>
-          <w:tcPr/>
-          <w:p>
-            <w:pPr>
-              <w:spacing w:lineRule="auto"/>
-            </w:pPr>
-            <w:hyperlink r:id="rId15">
-              <w:r>
-                <w:rPr>
-                  <w:rStyle w:val="Hyperlink"/>
-                </w:rPr>
-                <w:t xml:space="preserve">dfd-level2-booking.md</w:t>
-              </w:r>
-            </w:hyperlink>
-          </w:p>
-        </w:tc>
-        <w:tc>
-          <w:tcPr/>
-          <w:p>
-            <w:pPr>
-              <w:spacing w:lineRule="auto"/>
-            </w:pPr>
-            <w:r>
-              <w:rPr/>
-              <w:t xml:space="preserve">Atomic slot validation + persistence</w:t>
+              <w:rPr>
+                <w:b/>
+              </w:rPr>
+              <w:t xml:space="preserve">Usability</w:t>
+            </w:r>
+          </w:p>
+        </w:tc>
+        <w:tc>
+          <w:tcPr/>
+          <w:p>
+            <w:pPr>
+              <w:spacing w:lineRule="auto"/>
+            </w:pPr>
+            <w:r>
+              <w:rPr/>
+              <w:t xml:space="preserve">Responsive UI, toasts, confirm modals, skeleton loaders, realtime refresh</w:t>
+            </w:r>
+          </w:p>
+        </w:tc>
+        <w:tc>
+          <w:tcPr/>
+          <w:p>
+            <w:pPr>
+              <w:spacing w:lineRule="auto"/>
+            </w:pPr>
+            <w:r>
+              <w:rPr>
+                <w:highlight w:val="lightGray"/>
+              </w:rPr>
+              <w:t xml:space="preserve">context/ToastContext.jsx</w:t>
+            </w:r>
+          </w:p>
+          <w:p>
+            <w:pPr>
+              <w:spacing w:lineRule="auto"/>
+            </w:pPr>
+            <w:r>
+              <w:rPr/>
+              <w:t xml:space="preserve">, </w:t>
+            </w:r>
+          </w:p>
+          <w:p>
+            <w:pPr>
+              <w:spacing w:lineRule="auto"/>
+            </w:pPr>
+            <w:r>
+              <w:rPr>
+                <w:highlight w:val="lightGray"/>
+              </w:rPr>
+              <w:t xml:space="preserve">components/Skeleton.jsx</w:t>
             </w:r>
           </w:p>
         </w:tc>
@@ -3889,25 +3735,23 @@
               <w:spacing w:lineRule="auto"/>
             </w:pPr>
             <w:r>
-              <w:rPr/>
-              <w:t xml:space="preserve">ERD</w:t>
-            </w:r>
-          </w:p>
-        </w:tc>
-        <w:tc>
-          <w:tcPr/>
-          <w:p>
-            <w:pPr>
-              <w:spacing w:lineRule="auto"/>
-            </w:pPr>
-            <w:hyperlink r:id="rId16">
-              <w:r>
-                <w:rPr>
-                  <w:rStyle w:val="Hyperlink"/>
-                </w:rPr>
-                <w:t xml:space="preserve">erd.md</w:t>
-              </w:r>
-            </w:hyperlink>
+              <w:rPr>
+                <w:b/>
+              </w:rPr>
+              <w:t xml:space="preserve">Reliability</w:t>
+            </w:r>
+          </w:p>
+        </w:tc>
+        <w:tc>
+          <w:tcPr/>
+          <w:p>
+            <w:pPr>
+              <w:spacing w:lineRule="auto"/>
+            </w:pPr>
+            <w:r>
+              <w:rPr/>
+              <w:t xml:space="preserve">Atomic slot check + partial unique index; fail-open optional services</w:t>
+            </w:r>
           </w:p>
         </w:tc>
         <w:tc>
@@ -3920,7 +3764,7 @@
               <w:rPr>
                 <w:highlight w:val="lightGray"/>
               </w:rPr>
-              <w:t xml:space="preserve">users</w:t>
+              <w:t xml:space="preserve">prisma/schema.prisma</w:t>
             </w:r>
           </w:p>
           <w:p>
@@ -3940,7 +3784,7 @@
               <w:rPr>
                 <w:highlight w:val="lightGray"/>
               </w:rPr>
-              <w:t xml:space="preserve">doctors</w:t>
+              <w:t xml:space="preserve">src/db.js</w:t>
             </w:r>
           </w:p>
           <w:p>
@@ -3960,16 +3804,7 @@
               <w:rPr>
                 <w:highlight w:val="lightGray"/>
               </w:rPr>
-              <w:t xml:space="preserve">appointments</w:t>
-            </w:r>
-          </w:p>
-          <w:p>
-            <w:pPr>
-              <w:spacing w:lineRule="auto"/>
-            </w:pPr>
-            <w:r>
-              <w:rPr/>
-              <w:t xml:space="preserve"> + partial unique index</w:t>
+              <w:t xml:space="preserve">services/*</w:t>
             </w:r>
           </w:p>
         </w:tc>
@@ -3985,36 +3820,110 @@
               <w:spacing w:lineRule="auto"/>
             </w:pPr>
             <w:r>
-              <w:rPr/>
-              <w:t xml:space="preserve">Architecture</w:t>
-            </w:r>
-          </w:p>
-        </w:tc>
-        <w:tc>
-          <w:tcPr/>
-          <w:p>
-            <w:pPr>
-              <w:spacing w:lineRule="auto"/>
-            </w:pPr>
-            <w:hyperlink r:id="rId17">
-              <w:r>
-                <w:rPr>
-                  <w:rStyle w:val="Hyperlink"/>
-                </w:rPr>
-                <w:t xml:space="preserve">architecture.md</w:t>
-              </w:r>
-            </w:hyperlink>
-          </w:p>
-        </w:tc>
-        <w:tc>
-          <w:tcPr/>
-          <w:p>
-            <w:pPr>
-              <w:spacing w:lineRule="auto"/>
-            </w:pPr>
-            <w:r>
-              <w:rPr/>
-              <w:t xml:space="preserve">React + Express + PostgreSQL + optional tiers</w:t>
+              <w:rPr>
+                <w:b/>
+              </w:rPr>
+              <w:t xml:space="preserve">Maintainability</w:t>
+            </w:r>
+          </w:p>
+        </w:tc>
+        <w:tc>
+          <w:tcPr/>
+          <w:p>
+            <w:pPr>
+              <w:spacing w:lineRule="auto"/>
+            </w:pPr>
+            <w:r>
+              <w:rPr/>
+              <w:t xml:space="preserve">Layered architecture, pure domain module, single serializer contract</w:t>
+            </w:r>
+          </w:p>
+        </w:tc>
+        <w:tc>
+          <w:tcPr/>
+          <w:p>
+            <w:pPr>
+              <w:spacing w:lineRule="auto"/>
+            </w:pPr>
+            <w:r>
+              <w:rPr>
+                <w:highlight w:val="lightGray"/>
+              </w:rPr>
+              <w:t xml:space="preserve">src/domain/</w:t>
+            </w:r>
+          </w:p>
+          <w:p>
+            <w:pPr>
+              <w:spacing w:lineRule="auto"/>
+            </w:pPr>
+            <w:r>
+              <w:rPr/>
+              <w:t xml:space="preserve">, </w:t>
+            </w:r>
+          </w:p>
+          <w:p>
+            <w:pPr>
+              <w:spacing w:lineRule="auto"/>
+            </w:pPr>
+            <w:r>
+              <w:rPr>
+                <w:highlight w:val="lightGray"/>
+              </w:rPr>
+              <w:t xml:space="preserve">src/utils/serialize.js</w:t>
+            </w:r>
+          </w:p>
+        </w:tc>
+      </w:tr>
+      <w:tr>
+        <w:trPr>
+          <w:cantSplit/>
+        </w:trPr>
+        <w:tc>
+          <w:tcPr/>
+          <w:p>
+            <w:pPr>
+              <w:spacing w:lineRule="auto"/>
+            </w:pPr>
+            <w:r>
+              <w:rPr>
+                <w:b/>
+              </w:rPr>
+              <w:t xml:space="preserve">Testability</w:t>
+            </w:r>
+          </w:p>
+        </w:tc>
+        <w:tc>
+          <w:tcPr/>
+          <w:p>
+            <w:pPr>
+              <w:spacing w:lineRule="auto"/>
+            </w:pPr>
+            <w:r>
+              <w:rPr/>
+              <w:t xml:space="preserve">Offline unit suite + full HTTP e2e suite in CI</w:t>
+            </w:r>
+          </w:p>
+        </w:tc>
+        <w:tc>
+          <w:tcPr/>
+          <w:p>
+            <w:pPr>
+              <w:spacing w:lineRule="auto"/>
+            </w:pPr>
+            <w:r>
+              <w:rPr>
+                <w:highlight w:val="lightGray"/>
+              </w:rPr>
+              <w:t xml:space="preserve">tests/</w:t>
+            </w:r>
+          </w:p>
+          <w:p>
+            <w:pPr>
+              <w:spacing w:lineRule="auto"/>
+            </w:pPr>
+            <w:r>
+              <w:rPr/>
+              <w:t xml:space="preserve"> (21 + 72 assertions)</w:t>
             </w:r>
           </w:p>
         </w:tc>
@@ -4030,33 +3939,269 @@
     </w:p>
     <w:p>
       <w:pPr>
-        <w:pStyle w:val="Heading3"/>
-        <w:spacing w:lineRule="auto"/>
-      </w:pPr>
-      <w:r>
-        <w:rPr/>
-        <w:t xml:space="preserve">6.5 Database Design</w:t>
-      </w:r>
-    </w:p>
-    <w:p>
-      <w:pPr>
-        <w:spacing w:lineRule="auto"/>
-      </w:pPr>
-      <w:r>
-        <w:rPr/>
-        <w:t xml:space="preserve">Three PostgreSQL tables, defined once in </w:t>
-      </w:r>
-      <w:hyperlink r:id="rId18">
+        <w:pStyle w:val="Heading2"/>
+        <w:spacing w:lineRule="auto"/>
+      </w:pPr>
+      <w:r>
+        <w:rPr/>
+        <w:t xml:space="preserve">6. Design &amp; System Modeling</w:t>
+      </w:r>
+    </w:p>
+    <w:p>
+      <w:pPr>
+        <w:spacing w:lineRule="auto"/>
+      </w:pPr>
+      <w:r>
+        <w:rPr/>
+        <w:t xml:space="preserve">The design is captured as Mermaid models. The three most central diagrams are embedded inline below; the data-flow, entity-relationship, and architecture models are linked from </w:t>
+      </w:r>
+      <w:hyperlink r:id="rId14">
         <w:r>
           <w:rPr>
             <w:rStyle w:val="Hyperlink"/>
           </w:rPr>
-          <w:t xml:space="preserve">backend/prisma/schema.prisma</w:t>
+          <w:t xml:space="preserve">docs/README.md</w:t>
         </w:r>
       </w:hyperlink>
       <w:r>
         <w:rPr/>
-        <w:t xml:space="preserve">:</w:t>
+        <w:t xml:space="preserve">.</w:t>
+      </w:r>
+    </w:p>
+    <w:p>
+      <w:pPr>
+        <w:pStyle w:val="Heading3"/>
+        <w:spacing w:lineRule="auto"/>
+      </w:pPr>
+      <w:r>
+        <w:rPr/>
+        <w:t xml:space="preserve">6.1 Use Case Diagram</w:t>
+      </w:r>
+    </w:p>
+    <w:p>
+      <w:pPr>
+        <w:spacing w:lineRule="auto"/>
+      </w:pPr>
+      <w:r>
+        <w:rPr/>
+        <w:t xml:space="preserve">Actor boundaries for Patient, Doctor, and Administrator (</w:t>
+      </w:r>
+      <w:hyperlink r:id="rId15">
+        <w:r>
+          <w:rPr>
+            <w:rStyle w:val="Hyperlink"/>
+          </w:rPr>
+          <w:t xml:space="preserve">source</w:t>
+        </w:r>
+      </w:hyperlink>
+      <w:r>
+        <w:rPr/>
+        <w:t xml:space="preserve">).</w:t>
+      </w:r>
+    </w:p>
+    <w:p>
+      <w:pPr>
+        <w:spacing w:line="240" w:before="0" w:after="0" w:lineRule="auto"/>
+      </w:pPr>
+      <w:r>
+        <w:rPr/>
+        <w:drawing>
+          <wp:inline distB="0" distL="0" distR="0" distT="0">
+            <wp:extent cx="5905500" cy="533400"/>
+            <wp:effectExtent b="0" l="0" r="0" t="0"/>
+            <wp:docPr id="1" name="image-gSGCGzpi7rqXYGYSJQPfe.png"/>
+            <a:graphic>
+              <a:graphicData uri="http://schemas.openxmlformats.org/drawingml/2006/picture">
+                <pic:pic>
+                  <pic:nvPicPr>
+                    <pic:cNvPr id="1" name="image-gSGCGzpi7rqXYGYSJQPfe.png" descr=""/>
+                    <pic:cNvPicPr/>
+                  </pic:nvPicPr>
+                  <pic:blipFill>
+                    <a:blip r:embed="rId16" cstate="print"/>
+                    <a:srcRect b="0" l="0" r="0" t="0"/>
+                    <a:stretch>
+                      <a:fillRect/>
+                    </a:stretch>
+                  </pic:blipFill>
+                  <pic:spPr>
+                    <a:xfrm>
+                      <a:off x="0" y="0"/>
+                      <a:ext cx="5905500" cy="533400"/>
+                    </a:xfrm>
+                    <a:prstGeom prst="rect"/>
+                  </pic:spPr>
+                </pic:pic>
+              </a:graphicData>
+            </a:graphic>
+          </wp:inline>
+        </w:drawing>
+      </w:r>
+    </w:p>
+    <w:p>
+      <w:pPr>
+        <w:pStyle w:val="Heading3"/>
+        <w:spacing w:lineRule="auto"/>
+      </w:pPr>
+      <w:r>
+        <w:rPr/>
+        <w:t xml:space="preserve">6.2 Class Diagram</w:t>
+      </w:r>
+    </w:p>
+    <w:p>
+      <w:pPr>
+        <w:spacing w:lineRule="auto"/>
+      </w:pPr>
+      <w:r>
+        <w:rPr/>
+        <w:t xml:space="preserve">The object model — entities, the </w:t>
+      </w:r>
+      <w:r>
+        <w:rPr/>
+        <w:t xml:space="preserve">SlotBlock</w:t>
+      </w:r>
+      <w:r>
+        <w:rPr/>
+        <w:t xml:space="preserve"> value object, enumerations, and the </w:t>
+      </w:r>
+      <w:r>
+        <w:rPr/>
+        <w:t xml:space="preserve">AppointmentPolicy</w:t>
+      </w:r>
+      <w:r>
+        <w:rPr/>
+        <w:t xml:space="preserve"> domain service (</w:t>
+      </w:r>
+      <w:hyperlink r:id="rId17">
+        <w:r>
+          <w:rPr>
+            <w:rStyle w:val="Hyperlink"/>
+          </w:rPr>
+          <w:t xml:space="preserve">full notes</w:t>
+        </w:r>
+      </w:hyperlink>
+      <w:r>
+        <w:rPr/>
+        <w:t xml:space="preserve">).</w:t>
+      </w:r>
+    </w:p>
+    <w:p>
+      <w:pPr>
+        <w:spacing w:line="240" w:before="0" w:after="0" w:lineRule="auto"/>
+      </w:pPr>
+      <w:r>
+        <w:rPr/>
+        <w:drawing>
+          <wp:inline distB="0" distL="0" distR="0" distT="0">
+            <wp:extent cx="5905500" cy="2971800"/>
+            <wp:effectExtent b="0" l="0" r="0" t="0"/>
+            <wp:docPr id="2" name="image-ibfnA052S2sksEr8UKzeB.png"/>
+            <a:graphic>
+              <a:graphicData uri="http://schemas.openxmlformats.org/drawingml/2006/picture">
+                <pic:pic>
+                  <pic:nvPicPr>
+                    <pic:cNvPr id="2" name="image-ibfnA052S2sksEr8UKzeB.png" descr=""/>
+                    <pic:cNvPicPr/>
+                  </pic:nvPicPr>
+                  <pic:blipFill>
+                    <a:blip r:embed="rId18" cstate="print"/>
+                    <a:srcRect b="0" l="0" r="0" t="0"/>
+                    <a:stretch>
+                      <a:fillRect/>
+                    </a:stretch>
+                  </pic:blipFill>
+                  <pic:spPr>
+                    <a:xfrm>
+                      <a:off x="0" y="0"/>
+                      <a:ext cx="5905500" cy="2971800"/>
+                    </a:xfrm>
+                    <a:prstGeom prst="rect"/>
+                  </pic:spPr>
+                </pic:pic>
+              </a:graphicData>
+            </a:graphic>
+          </wp:inline>
+        </w:drawing>
+      </w:r>
+    </w:p>
+    <w:p>
+      <w:pPr>
+        <w:pStyle w:val="Heading3"/>
+        <w:spacing w:lineRule="auto"/>
+      </w:pPr>
+      <w:r>
+        <w:rPr/>
+        <w:t xml:space="preserve">6.3 Sequence Diagram — Book an Appointment</w:t>
+      </w:r>
+    </w:p>
+    <w:p>
+      <w:pPr>
+        <w:spacing w:lineRule="auto"/>
+      </w:pPr>
+      <w:r>
+        <w:rPr/>
+        <w:t xml:space="preserve">The booking flow, showing validation, the free-slot check, the unique-index guard, cache invalidation, and realtime/e-mail side effects. The remaining flows (confirm/complete, cancel/reschedule, notes) are in </w:t>
+      </w:r>
+      <w:hyperlink r:id="rId19">
+        <w:r>
+          <w:rPr>
+            <w:rStyle w:val="Hyperlink"/>
+          </w:rPr>
+          <w:t xml:space="preserve">sequence-diagrams.md</w:t>
+        </w:r>
+      </w:hyperlink>
+      <w:r>
+        <w:rPr/>
+        <w:t xml:space="preserve">.</w:t>
+      </w:r>
+    </w:p>
+    <w:p>
+      <w:pPr>
+        <w:spacing w:line="240" w:before="0" w:after="0" w:lineRule="auto"/>
+      </w:pPr>
+      <w:r>
+        <w:rPr/>
+        <w:drawing>
+          <wp:inline distB="0" distL="0" distR="0" distT="0">
+            <wp:extent cx="5905500" cy="2752725"/>
+            <wp:effectExtent b="0" l="0" r="0" t="0"/>
+            <wp:docPr id="3" name="image-C1M2cDNeqvu0vdTG17gKN.png"/>
+            <a:graphic>
+              <a:graphicData uri="http://schemas.openxmlformats.org/drawingml/2006/picture">
+                <pic:pic>
+                  <pic:nvPicPr>
+                    <pic:cNvPr id="3" name="image-C1M2cDNeqvu0vdTG17gKN.png" descr=""/>
+                    <pic:cNvPicPr/>
+                  </pic:nvPicPr>
+                  <pic:blipFill>
+                    <a:blip r:embed="rId20" cstate="print"/>
+                    <a:srcRect b="0" l="0" r="0" t="0"/>
+                    <a:stretch>
+                      <a:fillRect/>
+                    </a:stretch>
+                  </pic:blipFill>
+                  <pic:spPr>
+                    <a:xfrm>
+                      <a:off x="0" y="0"/>
+                      <a:ext cx="5905500" cy="2752725"/>
+                    </a:xfrm>
+                    <a:prstGeom prst="rect"/>
+                  </pic:spPr>
+                </pic:pic>
+              </a:graphicData>
+            </a:graphic>
+          </wp:inline>
+        </w:drawing>
+      </w:r>
+    </w:p>
+    <w:p>
+      <w:pPr>
+        <w:pStyle w:val="Heading3"/>
+        <w:spacing w:lineRule="auto"/>
+      </w:pPr>
+      <w:r>
+        <w:rPr/>
+        <w:t xml:space="preserve">6.4 Supporting Models</w:t>
       </w:r>
     </w:p>
     <w:tbl>
@@ -4086,6 +4231,383 @@
             </w:pPr>
             <w:r>
               <w:rPr/>
+              <w:t xml:space="preserve">Model</w:t>
+            </w:r>
+          </w:p>
+        </w:tc>
+        <w:tc>
+          <w:tcPr/>
+          <w:p>
+            <w:pPr>
+              <w:spacing w:lineRule="auto"/>
+            </w:pPr>
+            <w:r>
+              <w:rPr/>
+              <w:t xml:space="preserve">File</w:t>
+            </w:r>
+          </w:p>
+        </w:tc>
+        <w:tc>
+          <w:tcPr/>
+          <w:p>
+            <w:pPr>
+              <w:spacing w:lineRule="auto"/>
+            </w:pPr>
+            <w:r>
+              <w:rPr/>
+              <w:t xml:space="preserve">What it shows</w:t>
+            </w:r>
+          </w:p>
+        </w:tc>
+      </w:tr>
+      <w:tblGrid>
+        <w:gridCol w:w="2880"/>
+        <w:gridCol w:w="2880"/>
+        <w:gridCol w:w="2880"/>
+      </w:tblGrid>
+      <w:tr>
+        <w:trPr>
+          <w:cantSplit/>
+        </w:trPr>
+        <w:tc>
+          <w:tcPr/>
+          <w:p>
+            <w:pPr>
+              <w:spacing w:lineRule="auto"/>
+            </w:pPr>
+            <w:r>
+              <w:rPr/>
+              <w:t xml:space="preserve">DFD Level 0 (Context)</w:t>
+            </w:r>
+          </w:p>
+        </w:tc>
+        <w:tc>
+          <w:tcPr/>
+          <w:p>
+            <w:pPr>
+              <w:spacing w:lineRule="auto"/>
+            </w:pPr>
+            <w:hyperlink r:id="rId21">
+              <w:r>
+                <w:rPr>
+                  <w:rStyle w:val="Hyperlink"/>
+                </w:rPr>
+                <w:t xml:space="preserve">dfd-context.md</w:t>
+              </w:r>
+            </w:hyperlink>
+          </w:p>
+        </w:tc>
+        <w:tc>
+          <w:tcPr/>
+          <w:p>
+            <w:pPr>
+              <w:spacing w:lineRule="auto"/>
+            </w:pPr>
+            <w:r>
+              <w:rPr/>
+              <w:t xml:space="preserve">Actors ↔ booking engine data flows</w:t>
+            </w:r>
+          </w:p>
+        </w:tc>
+      </w:tr>
+      <w:tr>
+        <w:trPr>
+          <w:cantSplit/>
+        </w:trPr>
+        <w:tc>
+          <w:tcPr/>
+          <w:p>
+            <w:pPr>
+              <w:spacing w:lineRule="auto"/>
+            </w:pPr>
+            <w:r>
+              <w:rPr/>
+              <w:t xml:space="preserve">DFD Level 1</w:t>
+            </w:r>
+          </w:p>
+        </w:tc>
+        <w:tc>
+          <w:tcPr/>
+          <w:p>
+            <w:pPr>
+              <w:spacing w:lineRule="auto"/>
+            </w:pPr>
+            <w:hyperlink r:id="rId22">
+              <w:r>
+                <w:rPr>
+                  <w:rStyle w:val="Hyperlink"/>
+                </w:rPr>
+                <w:t xml:space="preserve">dfd-level1.md</w:t>
+              </w:r>
+            </w:hyperlink>
+          </w:p>
+        </w:tc>
+        <w:tc>
+          <w:tcPr/>
+          <w:p>
+            <w:pPr>
+              <w:spacing w:lineRule="auto"/>
+            </w:pPr>
+            <w:r>
+              <w:rPr/>
+              <w:t xml:space="preserve">Auth / Schedule / Booking / Records processes</w:t>
+            </w:r>
+          </w:p>
+        </w:tc>
+      </w:tr>
+      <w:tr>
+        <w:trPr>
+          <w:cantSplit/>
+        </w:trPr>
+        <w:tc>
+          <w:tcPr/>
+          <w:p>
+            <w:pPr>
+              <w:spacing w:lineRule="auto"/>
+            </w:pPr>
+            <w:r>
+              <w:rPr/>
+              <w:t xml:space="preserve">DFD Level 2 (Booking)</w:t>
+            </w:r>
+          </w:p>
+        </w:tc>
+        <w:tc>
+          <w:tcPr/>
+          <w:p>
+            <w:pPr>
+              <w:spacing w:lineRule="auto"/>
+            </w:pPr>
+            <w:hyperlink r:id="rId23">
+              <w:r>
+                <w:rPr>
+                  <w:rStyle w:val="Hyperlink"/>
+                </w:rPr>
+                <w:t xml:space="preserve">dfd-level2-booking.md</w:t>
+              </w:r>
+            </w:hyperlink>
+          </w:p>
+        </w:tc>
+        <w:tc>
+          <w:tcPr/>
+          <w:p>
+            <w:pPr>
+              <w:spacing w:lineRule="auto"/>
+            </w:pPr>
+            <w:r>
+              <w:rPr/>
+              <w:t xml:space="preserve">Atomic slot validation + persistence</w:t>
+            </w:r>
+          </w:p>
+        </w:tc>
+      </w:tr>
+      <w:tr>
+        <w:trPr>
+          <w:cantSplit/>
+        </w:trPr>
+        <w:tc>
+          <w:tcPr/>
+          <w:p>
+            <w:pPr>
+              <w:spacing w:lineRule="auto"/>
+            </w:pPr>
+            <w:r>
+              <w:rPr/>
+              <w:t xml:space="preserve">ERD</w:t>
+            </w:r>
+          </w:p>
+        </w:tc>
+        <w:tc>
+          <w:tcPr/>
+          <w:p>
+            <w:pPr>
+              <w:spacing w:lineRule="auto"/>
+            </w:pPr>
+            <w:hyperlink r:id="rId24">
+              <w:r>
+                <w:rPr>
+                  <w:rStyle w:val="Hyperlink"/>
+                </w:rPr>
+                <w:t xml:space="preserve">erd.md</w:t>
+              </w:r>
+            </w:hyperlink>
+          </w:p>
+        </w:tc>
+        <w:tc>
+          <w:tcPr/>
+          <w:p>
+            <w:pPr>
+              <w:spacing w:lineRule="auto"/>
+            </w:pPr>
+            <w:r>
+              <w:rPr>
+                <w:highlight w:val="lightGray"/>
+              </w:rPr>
+              <w:t xml:space="preserve">users</w:t>
+            </w:r>
+          </w:p>
+          <w:p>
+            <w:pPr>
+              <w:spacing w:lineRule="auto"/>
+            </w:pPr>
+            <w:r>
+              <w:rPr/>
+              <w:t xml:space="preserve">, </w:t>
+            </w:r>
+          </w:p>
+          <w:p>
+            <w:pPr>
+              <w:spacing w:lineRule="auto"/>
+            </w:pPr>
+            <w:r>
+              <w:rPr>
+                <w:highlight w:val="lightGray"/>
+              </w:rPr>
+              <w:t xml:space="preserve">doctors</w:t>
+            </w:r>
+          </w:p>
+          <w:p>
+            <w:pPr>
+              <w:spacing w:lineRule="auto"/>
+            </w:pPr>
+            <w:r>
+              <w:rPr/>
+              <w:t xml:space="preserve">, </w:t>
+            </w:r>
+          </w:p>
+          <w:p>
+            <w:pPr>
+              <w:spacing w:lineRule="auto"/>
+            </w:pPr>
+            <w:r>
+              <w:rPr>
+                <w:highlight w:val="lightGray"/>
+              </w:rPr>
+              <w:t xml:space="preserve">appointments</w:t>
+            </w:r>
+          </w:p>
+          <w:p>
+            <w:pPr>
+              <w:spacing w:lineRule="auto"/>
+            </w:pPr>
+            <w:r>
+              <w:rPr/>
+              <w:t xml:space="preserve"> + partial unique index</w:t>
+            </w:r>
+          </w:p>
+        </w:tc>
+      </w:tr>
+      <w:tr>
+        <w:trPr>
+          <w:cantSplit/>
+        </w:trPr>
+        <w:tc>
+          <w:tcPr/>
+          <w:p>
+            <w:pPr>
+              <w:spacing w:lineRule="auto"/>
+            </w:pPr>
+            <w:r>
+              <w:rPr/>
+              <w:t xml:space="preserve">Architecture</w:t>
+            </w:r>
+          </w:p>
+        </w:tc>
+        <w:tc>
+          <w:tcPr/>
+          <w:p>
+            <w:pPr>
+              <w:spacing w:lineRule="auto"/>
+            </w:pPr>
+            <w:hyperlink r:id="rId25">
+              <w:r>
+                <w:rPr>
+                  <w:rStyle w:val="Hyperlink"/>
+                </w:rPr>
+                <w:t xml:space="preserve">architecture.md</w:t>
+              </w:r>
+            </w:hyperlink>
+          </w:p>
+        </w:tc>
+        <w:tc>
+          <w:tcPr/>
+          <w:p>
+            <w:pPr>
+              <w:spacing w:lineRule="auto"/>
+            </w:pPr>
+            <w:r>
+              <w:rPr/>
+              <w:t xml:space="preserve">React + Express + PostgreSQL + optional tiers</w:t>
+            </w:r>
+          </w:p>
+        </w:tc>
+      </w:tr>
+    </w:tbl>
+    <w:p>
+      <w:pPr>
+        <w:spacing w:lineRule="auto"/>
+      </w:pPr>
+      <w:r>
+        <w:rPr/>
+      </w:r>
+    </w:p>
+    <w:p>
+      <w:pPr>
+        <w:pStyle w:val="Heading3"/>
+        <w:spacing w:lineRule="auto"/>
+      </w:pPr>
+      <w:r>
+        <w:rPr/>
+        <w:t xml:space="preserve">6.5 Database Design</w:t>
+      </w:r>
+    </w:p>
+    <w:p>
+      <w:pPr>
+        <w:spacing w:lineRule="auto"/>
+      </w:pPr>
+      <w:r>
+        <w:rPr/>
+        <w:t xml:space="preserve">Three PostgreSQL tables, defined once in </w:t>
+      </w:r>
+      <w:hyperlink r:id="rId26">
+        <w:r>
+          <w:rPr>
+            <w:rStyle w:val="Hyperlink"/>
+          </w:rPr>
+          <w:t xml:space="preserve">backend/prisma/schema.prisma</w:t>
+        </w:r>
+      </w:hyperlink>
+      <w:r>
+        <w:rPr/>
+        <w:t xml:space="preserve">:</w:t>
+      </w:r>
+    </w:p>
+    <w:tbl>
+      <w:tblPr>
+        <w:tblCellMar>
+          <w:top w:type="dxa" w:w="80"/>
+          <w:bottom w:type="dxa" w:w="80"/>
+          <w:left w:type="dxa" w:w="160"/>
+          <w:right w:type="dxa" w:w="160"/>
+        </w:tblCellMar>
+        <w:jc w:val="center"/>
+      </w:tblPr>
+      <w:tblGrid>
+        <w:gridCol w:w="2880"/>
+        <w:gridCol w:w="2880"/>
+        <w:gridCol w:w="2880"/>
+      </w:tblGrid>
+      <w:tr>
+        <w:trPr>
+          <w:cantSplit/>
+        </w:trPr>
+        <w:tc>
+          <w:tcPr/>
+          <w:p>
+            <w:pPr>
+              <w:spacing w:lineRule="auto"/>
+            </w:pPr>
+            <w:r>
+              <w:rPr/>
               <w:t xml:space="preserve">Table</w:t>
             </w:r>
           </w:p>
@@ -4820,7 +5342,7 @@
         <w:rPr/>
         <w:t xml:space="preserve">, backed by a documented black-box matrix, equivalence partitioning, and boundary-value analysis in </w:t>
       </w:r>
-      <w:hyperlink r:id="rId19">
+      <w:hyperlink r:id="rId27">
         <w:r>
           <w:rPr>
             <w:rStyle w:val="Hyperlink"/>
@@ -4831,6 +5353,16 @@
       <w:r>
         <w:rPr/>
         <w:t xml:space="preserve">.</w:t>
+      </w:r>
+    </w:p>
+    <w:p>
+      <w:pPr>
+        <w:pStyle w:val="Heading3"/>
+        <w:spacing w:lineRule="auto"/>
+      </w:pPr>
+      <w:r>
+        <w:rPr/>
+        <w:t xml:space="preserve">8.1 Types of testing performed</w:t>
       </w:r>
     </w:p>
     <w:tbl>
@@ -4861,43 +5393,43 @@
             </w:pPr>
             <w:r>
               <w:rPr/>
-              <w:t xml:space="preserve">Suite</w:t>
-            </w:r>
-          </w:p>
-        </w:tc>
-        <w:tc>
-          <w:tcPr/>
-          <w:p>
-            <w:pPr>
-              <w:spacing w:lineRule="auto"/>
-            </w:pPr>
-            <w:r>
-              <w:rPr/>
-              <w:t xml:space="preserve">Command</w:t>
-            </w:r>
-          </w:p>
-        </w:tc>
-        <w:tc>
-          <w:tcPr/>
-          <w:p>
-            <w:pPr>
-              <w:spacing w:lineRule="auto"/>
-            </w:pPr>
-            <w:r>
-              <w:rPr/>
-              <w:t xml:space="preserve">Coverage</w:t>
-            </w:r>
-          </w:p>
-        </w:tc>
-        <w:tc>
-          <w:tcPr/>
-          <w:p>
-            <w:pPr>
-              <w:spacing w:lineRule="auto"/>
-            </w:pPr>
-            <w:r>
-              <w:rPr/>
-              <w:t xml:space="preserve">Result</w:t>
+              <w:t xml:space="preserve">Type</w:t>
+            </w:r>
+          </w:p>
+        </w:tc>
+        <w:tc>
+          <w:tcPr/>
+          <w:p>
+            <w:pPr>
+              <w:spacing w:lineRule="auto"/>
+            </w:pPr>
+            <w:r>
+              <w:rPr/>
+              <w:t xml:space="preserve">Level</w:t>
+            </w:r>
+          </w:p>
+        </w:tc>
+        <w:tc>
+          <w:tcPr/>
+          <w:p>
+            <w:pPr>
+              <w:spacing w:lineRule="auto"/>
+            </w:pPr>
+            <w:r>
+              <w:rPr/>
+              <w:t xml:space="preserve">Tool</w:t>
+            </w:r>
+          </w:p>
+        </w:tc>
+        <w:tc>
+          <w:tcPr/>
+          <w:p>
+            <w:pPr>
+              <w:spacing w:lineRule="auto"/>
+            </w:pPr>
+            <w:r>
+              <w:rPr/>
+              <w:t xml:space="preserve">What it proves</w:t>
             </w:r>
           </w:p>
         </w:tc>
@@ -4919,13 +5451,36 @@
               <w:spacing w:lineRule="auto"/>
             </w:pPr>
             <w:r>
-              <w:rPr/>
-              <w:t xml:space="preserve">Unit (offline)</w:t>
-            </w:r>
-          </w:p>
-        </w:tc>
-        <w:tc>
-          <w:tcPr/>
+              <w:rPr>
+                <w:b/>
+              </w:rPr>
+              <w:t xml:space="preserve">Unit testing</w:t>
+            </w:r>
+          </w:p>
+        </w:tc>
+        <w:tc>
+          <w:tcPr/>
+          <w:p>
+            <w:pPr>
+              <w:spacing w:lineRule="auto"/>
+            </w:pPr>
+            <w:r>
+              <w:rPr/>
+              <w:t xml:space="preserve">Pure functions</w:t>
+            </w:r>
+          </w:p>
+        </w:tc>
+        <w:tc>
+          <w:tcPr/>
+          <w:p>
+            <w:pPr>
+              <w:spacing w:lineRule="auto"/>
+            </w:pPr>
+            <w:r>
+              <w:rPr/>
+              <w:t xml:space="preserve">Node built-in test runner (</w:t>
+            </w:r>
+          </w:p>
           <w:p>
             <w:pPr>
               <w:spacing w:lineRule="auto"/>
@@ -4934,33 +5489,28 @@
               <w:rPr>
                 <w:highlight w:val="lightGray"/>
               </w:rPr>
-              <w:t xml:space="preserve">npm test</w:t>
-            </w:r>
-          </w:p>
-        </w:tc>
-        <w:tc>
-          <w:tcPr/>
-          <w:p>
-            <w:pPr>
-              <w:spacing w:lineRule="auto"/>
-            </w:pPr>
-            <w:r>
-              <w:rPr/>
-              <w:t xml:space="preserve">Slot-grid maths, date validation, lifecycle state machine</w:t>
-            </w:r>
-          </w:p>
-        </w:tc>
-        <w:tc>
-          <w:tcPr/>
-          <w:p>
-            <w:pPr>
-              <w:spacing w:lineRule="auto"/>
-            </w:pPr>
-            <w:r>
-              <w:rPr>
-                <w:b/>
-              </w:rPr>
-              <w:t xml:space="preserve">21 / 21 pass</w:t>
+              <w:t xml:space="preserve">node --test</w:t>
+            </w:r>
+          </w:p>
+          <w:p>
+            <w:pPr>
+              <w:spacing w:lineRule="auto"/>
+            </w:pPr>
+            <w:r>
+              <w:rPr/>
+              <w:t xml:space="preserve">)</w:t>
+            </w:r>
+          </w:p>
+        </w:tc>
+        <w:tc>
+          <w:tcPr/>
+          <w:p>
+            <w:pPr>
+              <w:spacing w:lineRule="auto"/>
+            </w:pPr>
+            <w:r>
+              <w:rPr/>
+              <w:t xml:space="preserve">Slot-grid expansion, date validation, lifecycle state machine — no I/O, no database</w:t>
             </w:r>
           </w:p>
         </w:tc>
@@ -4976,13 +5526,36 @@
               <w:spacing w:lineRule="auto"/>
             </w:pPr>
             <w:r>
-              <w:rPr/>
-              <w:t xml:space="preserve">End-to-end</w:t>
-            </w:r>
-          </w:p>
-        </w:tc>
-        <w:tc>
-          <w:tcPr/>
+              <w:rPr>
+                <w:b/>
+              </w:rPr>
+              <w:t xml:space="preserve">Integration / E2E</w:t>
+            </w:r>
+          </w:p>
+        </w:tc>
+        <w:tc>
+          <w:tcPr/>
+          <w:p>
+            <w:pPr>
+              <w:spacing w:lineRule="auto"/>
+            </w:pPr>
+            <w:r>
+              <w:rPr/>
+              <w:t xml:space="preserve">HTTP + database</w:t>
+            </w:r>
+          </w:p>
+        </w:tc>
+        <w:tc>
+          <w:tcPr/>
+          <w:p>
+            <w:pPr>
+              <w:spacing w:lineRule="auto"/>
+            </w:pPr>
+            <w:r>
+              <w:rPr/>
+              <w:t xml:space="preserve">Custom Node harness (</w:t>
+            </w:r>
+          </w:p>
           <w:p>
             <w:pPr>
               <w:spacing w:lineRule="auto"/>
@@ -4991,33 +5564,28 @@
               <w:rPr>
                 <w:highlight w:val="lightGray"/>
               </w:rPr>
-              <w:t xml:space="preserve">npm run test:e2e</w:t>
-            </w:r>
-          </w:p>
-        </w:tc>
-        <w:tc>
-          <w:tcPr/>
-          <w:p>
-            <w:pPr>
-              <w:spacing w:lineRule="auto"/>
-            </w:pPr>
-            <w:r>
-              <w:rPr/>
-              <w:t xml:space="preserve">Auth, RBAC (14 negative cases), directory &amp; filters, slots, double-booking + race, lifecycle &amp; 24 h window, cutoff, reschedule, purge, profile CRUD, registration — against PostgreSQL</w:t>
-            </w:r>
-          </w:p>
-        </w:tc>
-        <w:tc>
-          <w:tcPr/>
-          <w:p>
-            <w:pPr>
-              <w:spacing w:lineRule="auto"/>
-            </w:pPr>
-            <w:r>
-              <w:rPr>
-                <w:b/>
-              </w:rPr>
-              <w:t xml:space="preserve">72 / 72 pass</w:t>
+              <w:t xml:space="preserve">tests/e2e/api.e2e.js</w:t>
+            </w:r>
+          </w:p>
+          <w:p>
+            <w:pPr>
+              <w:spacing w:lineRule="auto"/>
+            </w:pPr>
+            <w:r>
+              <w:rPr/>
+              <w:t xml:space="preserve">)</w:t>
+            </w:r>
+          </w:p>
+        </w:tc>
+        <w:tc>
+          <w:tcPr/>
+          <w:p>
+            <w:pPr>
+              <w:spacing w:lineRule="auto"/>
+            </w:pPr>
+            <w:r>
+              <w:rPr/>
+              <w:t xml:space="preserve">Real routing, middleware, Prisma and PostgreSQL over live HTTP</w:t>
             </w:r>
           </w:p>
         </w:tc>
@@ -5033,6 +5601,531 @@
               <w:spacing w:lineRule="auto"/>
             </w:pPr>
             <w:r>
+              <w:rPr>
+                <w:b/>
+              </w:rPr>
+              <w:t xml:space="preserve">Regression</w:t>
+            </w:r>
+          </w:p>
+        </w:tc>
+        <w:tc>
+          <w:tcPr/>
+          <w:p>
+            <w:pPr>
+              <w:spacing w:lineRule="auto"/>
+            </w:pPr>
+            <w:r>
+              <w:rPr/>
+              <w:t xml:space="preserve">Concurrency</w:t>
+            </w:r>
+          </w:p>
+        </w:tc>
+        <w:tc>
+          <w:tcPr/>
+          <w:p>
+            <w:pPr>
+              <w:spacing w:lineRule="auto"/>
+            </w:pPr>
+            <w:r>
+              <w:rPr/>
+              <w:t xml:space="preserve">Two simultaneous requests for one slot</w:t>
+            </w:r>
+          </w:p>
+        </w:tc>
+        <w:tc>
+          <w:tcPr/>
+          <w:p>
+            <w:pPr>
+              <w:spacing w:lineRule="auto"/>
+            </w:pPr>
+            <w:r>
+              <w:rPr/>
+              <w:t xml:space="preserve">The partial unique index holds under a genuine race</w:t>
+            </w:r>
+          </w:p>
+        </w:tc>
+      </w:tr>
+      <w:tr>
+        <w:trPr>
+          <w:cantSplit/>
+        </w:trPr>
+        <w:tc>
+          <w:tcPr/>
+          <w:p>
+            <w:pPr>
+              <w:spacing w:lineRule="auto"/>
+            </w:pPr>
+            <w:r>
+              <w:rPr>
+                <w:b/>
+              </w:rPr>
+              <w:t xml:space="preserve">Security testing</w:t>
+            </w:r>
+          </w:p>
+        </w:tc>
+        <w:tc>
+          <w:tcPr/>
+          <w:p>
+            <w:pPr>
+              <w:spacing w:lineRule="auto"/>
+            </w:pPr>
+            <w:r>
+              <w:rPr/>
+              <w:t xml:space="preserve">RBAC / authz</w:t>
+            </w:r>
+          </w:p>
+        </w:tc>
+        <w:tc>
+          <w:tcPr/>
+          <w:p>
+            <w:pPr>
+              <w:spacing w:lineRule="auto"/>
+            </w:pPr>
+            <w:r>
+              <w:rPr/>
+              <w:t xml:space="preserve">Negative e2e cases </w:t>
+            </w:r>
+          </w:p>
+          <w:p>
+            <w:pPr>
+              <w:spacing w:lineRule="auto"/>
+            </w:pPr>
+            <w:r>
+              <w:rPr>
+                <w:highlight w:val="lightGray"/>
+              </w:rPr>
+              <w:t xml:space="preserve">SEC-01 … SEC-17</w:t>
+            </w:r>
+          </w:p>
+        </w:tc>
+        <w:tc>
+          <w:tcPr/>
+          <w:p>
+            <w:pPr>
+              <w:spacing w:lineRule="auto"/>
+            </w:pPr>
+            <w:r>
+              <w:rPr/>
+              <w:t xml:space="preserve">Unauthorised and cross-role access always returns 401/403/404</w:t>
+            </w:r>
+          </w:p>
+        </w:tc>
+      </w:tr>
+      <w:tr>
+        <w:trPr>
+          <w:cantSplit/>
+        </w:trPr>
+        <w:tc>
+          <w:tcPr/>
+          <w:p>
+            <w:pPr>
+              <w:spacing w:lineRule="auto"/>
+            </w:pPr>
+            <w:r>
+              <w:rPr>
+                <w:b/>
+              </w:rPr>
+              <w:t xml:space="preserve">Validation testing</w:t>
+            </w:r>
+          </w:p>
+        </w:tc>
+        <w:tc>
+          <w:tcPr/>
+          <w:p>
+            <w:pPr>
+              <w:spacing w:lineRule="auto"/>
+            </w:pPr>
+            <w:r>
+              <w:rPr/>
+              <w:t xml:space="preserve">Boundary</w:t>
+            </w:r>
+          </w:p>
+        </w:tc>
+        <w:tc>
+          <w:tcPr/>
+          <w:p>
+            <w:pPr>
+              <w:spacing w:lineRule="auto"/>
+            </w:pPr>
+            <w:r>
+              <w:rPr/>
+              <w:t xml:space="preserve">express-validator chains</w:t>
+            </w:r>
+          </w:p>
+        </w:tc>
+        <w:tc>
+          <w:tcPr/>
+          <w:p>
+            <w:pPr>
+              <w:spacing w:lineRule="auto"/>
+            </w:pPr>
+            <w:r>
+              <w:rPr/>
+              <w:t xml:space="preserve">Malformed, out-of-range and past-date input is rejected uniformly</w:t>
+            </w:r>
+          </w:p>
+        </w:tc>
+      </w:tr>
+      <w:tr>
+        <w:trPr>
+          <w:cantSplit/>
+        </w:trPr>
+        <w:tc>
+          <w:tcPr/>
+          <w:p>
+            <w:pPr>
+              <w:spacing w:lineRule="auto"/>
+            </w:pPr>
+            <w:r>
+              <w:rPr>
+                <w:b/>
+              </w:rPr>
+              <w:t xml:space="preserve">Build / smoke</w:t>
+            </w:r>
+          </w:p>
+        </w:tc>
+        <w:tc>
+          <w:tcPr/>
+          <w:p>
+            <w:pPr>
+              <w:spacing w:lineRule="auto"/>
+            </w:pPr>
+            <w:r>
+              <w:rPr/>
+              <w:t xml:space="preserve">Production bundle</w:t>
+            </w:r>
+          </w:p>
+        </w:tc>
+        <w:tc>
+          <w:tcPr/>
+          <w:p>
+            <w:pPr>
+              <w:spacing w:lineRule="auto"/>
+            </w:pPr>
+            <w:r>
+              <w:rPr>
+                <w:highlight w:val="lightGray"/>
+              </w:rPr>
+              <w:t xml:space="preserve">vite build</w:t>
+            </w:r>
+          </w:p>
+          <w:p>
+            <w:pPr>
+              <w:spacing w:lineRule="auto"/>
+            </w:pPr>
+            <w:r>
+              <w:rPr/>
+              <w:t xml:space="preserve"> + </w:t>
+            </w:r>
+          </w:p>
+          <w:p>
+            <w:pPr>
+              <w:spacing w:lineRule="auto"/>
+            </w:pPr>
+            <w:r>
+              <w:rPr>
+                <w:highlight w:val="lightGray"/>
+              </w:rPr>
+              <w:t xml:space="preserve">/api/health</w:t>
+            </w:r>
+          </w:p>
+          <w:p>
+            <w:pPr>
+              <w:spacing w:lineRule="auto"/>
+            </w:pPr>
+            <w:r>
+              <w:rPr/>
+              <w:t xml:space="preserve"> probe</w:t>
+            </w:r>
+          </w:p>
+        </w:tc>
+        <w:tc>
+          <w:tcPr/>
+          <w:p>
+            <w:pPr>
+              <w:spacing w:lineRule="auto"/>
+            </w:pPr>
+            <w:r>
+              <w:rPr/>
+              <w:t xml:space="preserve">The artefact compiles and the API boots cleanly</w:t>
+            </w:r>
+          </w:p>
+        </w:tc>
+      </w:tr>
+      <w:tr>
+        <w:trPr>
+          <w:cantSplit/>
+        </w:trPr>
+        <w:tc>
+          <w:tcPr/>
+          <w:p>
+            <w:pPr>
+              <w:spacing w:lineRule="auto"/>
+            </w:pPr>
+            <w:r>
+              <w:rPr>
+                <w:b/>
+              </w:rPr>
+              <w:t xml:space="preserve">Continuous testing</w:t>
+            </w:r>
+          </w:p>
+        </w:tc>
+        <w:tc>
+          <w:tcPr/>
+          <w:p>
+            <w:pPr>
+              <w:spacing w:lineRule="auto"/>
+            </w:pPr>
+            <w:r>
+              <w:rPr/>
+              <w:t xml:space="preserve">CI</w:t>
+            </w:r>
+          </w:p>
+        </w:tc>
+        <w:tc>
+          <w:tcPr/>
+          <w:p>
+            <w:pPr>
+              <w:spacing w:lineRule="auto"/>
+            </w:pPr>
+            <w:r>
+              <w:rPr/>
+              <w:t xml:space="preserve">GitHub Actions</w:t>
+            </w:r>
+          </w:p>
+        </w:tc>
+        <w:tc>
+          <w:tcPr/>
+          <w:p>
+            <w:pPr>
+              <w:spacing w:lineRule="auto"/>
+            </w:pPr>
+            <w:r>
+              <w:rPr/>
+              <w:t xml:space="preserve">All of the above on every push and pull request</w:t>
+            </w:r>
+          </w:p>
+        </w:tc>
+      </w:tr>
+    </w:tbl>
+    <w:p>
+      <w:pPr>
+        <w:spacing w:lineRule="auto"/>
+      </w:pPr>
+      <w:r>
+        <w:rPr/>
+      </w:r>
+    </w:p>
+    <w:p>
+      <w:pPr>
+        <w:pStyle w:val="Heading3"/>
+        <w:spacing w:lineRule="auto"/>
+      </w:pPr>
+      <w:r>
+        <w:rPr/>
+        <w:t xml:space="preserve">8.2 Test cases and results</w:t>
+      </w:r>
+    </w:p>
+    <w:tbl>
+      <w:tblPr>
+        <w:tblCellMar>
+          <w:top w:type="dxa" w:w="80"/>
+          <w:bottom w:type="dxa" w:w="80"/>
+          <w:left w:type="dxa" w:w="160"/>
+          <w:right w:type="dxa" w:w="160"/>
+        </w:tblCellMar>
+        <w:jc w:val="center"/>
+      </w:tblPr>
+      <w:tblGrid>
+        <w:gridCol w:w="2160"/>
+        <w:gridCol w:w="2160"/>
+        <w:gridCol w:w="2160"/>
+        <w:gridCol w:w="2160"/>
+      </w:tblGrid>
+      <w:tr>
+        <w:trPr>
+          <w:cantSplit/>
+        </w:trPr>
+        <w:tc>
+          <w:tcPr/>
+          <w:p>
+            <w:pPr>
+              <w:spacing w:lineRule="auto"/>
+            </w:pPr>
+            <w:r>
+              <w:rPr/>
+              <w:t xml:space="preserve">Suite</w:t>
+            </w:r>
+          </w:p>
+        </w:tc>
+        <w:tc>
+          <w:tcPr/>
+          <w:p>
+            <w:pPr>
+              <w:spacing w:lineRule="auto"/>
+            </w:pPr>
+            <w:r>
+              <w:rPr/>
+              <w:t xml:space="preserve">Command</w:t>
+            </w:r>
+          </w:p>
+        </w:tc>
+        <w:tc>
+          <w:tcPr/>
+          <w:p>
+            <w:pPr>
+              <w:spacing w:lineRule="auto"/>
+            </w:pPr>
+            <w:r>
+              <w:rPr/>
+              <w:t xml:space="preserve">Coverage</w:t>
+            </w:r>
+          </w:p>
+        </w:tc>
+        <w:tc>
+          <w:tcPr/>
+          <w:p>
+            <w:pPr>
+              <w:spacing w:lineRule="auto"/>
+            </w:pPr>
+            <w:r>
+              <w:rPr/>
+              <w:t xml:space="preserve">Result</w:t>
+            </w:r>
+          </w:p>
+        </w:tc>
+      </w:tr>
+      <w:tblGrid>
+        <w:gridCol w:w="2160"/>
+        <w:gridCol w:w="2160"/>
+        <w:gridCol w:w="2160"/>
+        <w:gridCol w:w="2160"/>
+      </w:tblGrid>
+      <w:tr>
+        <w:trPr>
+          <w:cantSplit/>
+        </w:trPr>
+        <w:tc>
+          <w:tcPr/>
+          <w:p>
+            <w:pPr>
+              <w:spacing w:lineRule="auto"/>
+            </w:pPr>
+            <w:r>
+              <w:rPr/>
+              <w:t xml:space="preserve">Unit (offline)</w:t>
+            </w:r>
+          </w:p>
+        </w:tc>
+        <w:tc>
+          <w:tcPr/>
+          <w:p>
+            <w:pPr>
+              <w:spacing w:lineRule="auto"/>
+            </w:pPr>
+            <w:r>
+              <w:rPr>
+                <w:highlight w:val="lightGray"/>
+              </w:rPr>
+              <w:t xml:space="preserve">npm test</w:t>
+            </w:r>
+          </w:p>
+        </w:tc>
+        <w:tc>
+          <w:tcPr/>
+          <w:p>
+            <w:pPr>
+              <w:spacing w:lineRule="auto"/>
+            </w:pPr>
+            <w:r>
+              <w:rPr/>
+              <w:t xml:space="preserve">Slot-grid maths, date validation, lifecycle state machine</w:t>
+            </w:r>
+          </w:p>
+        </w:tc>
+        <w:tc>
+          <w:tcPr/>
+          <w:p>
+            <w:pPr>
+              <w:spacing w:lineRule="auto"/>
+            </w:pPr>
+            <w:r>
+              <w:rPr>
+                <w:b/>
+              </w:rPr>
+              <w:t xml:space="preserve">21 / 21 pass</w:t>
+            </w:r>
+          </w:p>
+        </w:tc>
+      </w:tr>
+      <w:tr>
+        <w:trPr>
+          <w:cantSplit/>
+        </w:trPr>
+        <w:tc>
+          <w:tcPr/>
+          <w:p>
+            <w:pPr>
+              <w:spacing w:lineRule="auto"/>
+            </w:pPr>
+            <w:r>
+              <w:rPr/>
+              <w:t xml:space="preserve">End-to-end</w:t>
+            </w:r>
+          </w:p>
+        </w:tc>
+        <w:tc>
+          <w:tcPr/>
+          <w:p>
+            <w:pPr>
+              <w:spacing w:lineRule="auto"/>
+            </w:pPr>
+            <w:r>
+              <w:rPr>
+                <w:highlight w:val="lightGray"/>
+              </w:rPr>
+              <w:t xml:space="preserve">npm run test:e2e</w:t>
+            </w:r>
+          </w:p>
+        </w:tc>
+        <w:tc>
+          <w:tcPr/>
+          <w:p>
+            <w:pPr>
+              <w:spacing w:lineRule="auto"/>
+            </w:pPr>
+            <w:r>
+              <w:rPr/>
+              <w:t xml:space="preserve">Auth, RBAC (14 negative cases), directory &amp; filters, slots, double-booking + race, lifecycle &amp; 24 h window, cutoff, reschedule, purge, profile CRUD, registration — against PostgreSQL</w:t>
+            </w:r>
+          </w:p>
+        </w:tc>
+        <w:tc>
+          <w:tcPr/>
+          <w:p>
+            <w:pPr>
+              <w:spacing w:lineRule="auto"/>
+            </w:pPr>
+            <w:r>
+              <w:rPr>
+                <w:b/>
+              </w:rPr>
+              <w:t xml:space="preserve">72 / 72 pass</w:t>
+            </w:r>
+          </w:p>
+        </w:tc>
+      </w:tr>
+      <w:tr>
+        <w:trPr>
+          <w:cantSplit/>
+        </w:trPr>
+        <w:tc>
+          <w:tcPr/>
+          <w:p>
+            <w:pPr>
+              <w:spacing w:lineRule="auto"/>
+            </w:pPr>
+            <w:r>
               <w:rPr/>
               <w:t xml:space="preserve">Build</w:t>
             </w:r>
@@ -5252,7 +6345,7 @@
         <w:rPr/>
         <w:t xml:space="preserve">The same suites run automatically in CI on every push (</w:t>
       </w:r>
-      <w:hyperlink r:id="rId20">
+      <w:hyperlink r:id="rId28">
         <w:r>
           <w:rPr>
             <w:rStyle w:val="Hyperlink"/>
@@ -5272,7 +6365,304 @@
       </w:pPr>
       <w:r>
         <w:rPr/>
-        <w:t xml:space="preserve">9. Observations</w:t>
+        <w:t xml:space="preserve">9. Observations &amp; Discussion</w:t>
+      </w:r>
+    </w:p>
+    <w:p>
+      <w:pPr>
+        <w:pStyle w:val="Heading3"/>
+        <w:spacing w:lineRule="auto"/>
+      </w:pPr>
+      <w:r>
+        <w:rPr/>
+        <w:t xml:space="preserve">9.1 Results achieved</w:t>
+      </w:r>
+    </w:p>
+    <w:p>
+      <w:pPr>
+        <w:spacing w:lineRule="auto"/>
+      </w:pPr>
+      <w:r>
+        <w:rPr/>
+        <w:t xml:space="preserve">Every requirement in §5 is implemented and verified by an automated assertion, and the pipeline is green on </w:t>
+      </w:r>
+      <w:r>
+        <w:rPr/>
+        <w:t xml:space="preserve">main</w:t>
+      </w:r>
+      <w:r>
+        <w:rPr/>
+        <w:t xml:space="preserve">. The final measured state:</w:t>
+      </w:r>
+    </w:p>
+    <w:tbl>
+      <w:tblPr>
+        <w:tblCellMar>
+          <w:top w:type="dxa" w:w="80"/>
+          <w:bottom w:type="dxa" w:w="80"/>
+          <w:left w:type="dxa" w:w="160"/>
+          <w:right w:type="dxa" w:w="160"/>
+        </w:tblCellMar>
+        <w:jc w:val="center"/>
+      </w:tblPr>
+      <w:tblGrid>
+        <w:gridCol w:w="4320"/>
+        <w:gridCol w:w="4320"/>
+      </w:tblGrid>
+      <w:tr>
+        <w:trPr>
+          <w:cantSplit/>
+        </w:trPr>
+        <w:tc>
+          <w:tcPr/>
+          <w:p>
+            <w:pPr>
+              <w:spacing w:lineRule="auto"/>
+            </w:pPr>
+            <w:r>
+              <w:rPr/>
+              <w:t xml:space="preserve">Metric</w:t>
+            </w:r>
+          </w:p>
+        </w:tc>
+        <w:tc>
+          <w:tcPr/>
+          <w:p>
+            <w:pPr>
+              <w:spacing w:lineRule="auto"/>
+            </w:pPr>
+            <w:r>
+              <w:rPr/>
+              <w:t xml:space="preserve">Result</w:t>
+            </w:r>
+          </w:p>
+        </w:tc>
+      </w:tr>
+      <w:tblGrid>
+        <w:gridCol w:w="4320"/>
+        <w:gridCol w:w="4320"/>
+      </w:tblGrid>
+      <w:tr>
+        <w:trPr>
+          <w:cantSplit/>
+        </w:trPr>
+        <w:tc>
+          <w:tcPr/>
+          <w:p>
+            <w:pPr>
+              <w:spacing w:lineRule="auto"/>
+            </w:pPr>
+            <w:r>
+              <w:rPr/>
+              <w:t xml:space="preserve">Automated assertions</w:t>
+            </w:r>
+          </w:p>
+        </w:tc>
+        <w:tc>
+          <w:tcPr/>
+          <w:p>
+            <w:pPr>
+              <w:spacing w:lineRule="auto"/>
+            </w:pPr>
+            <w:r>
+              <w:rPr>
+                <w:b/>
+              </w:rPr>
+              <w:t xml:space="preserve">93 passing</w:t>
+            </w:r>
+          </w:p>
+          <w:p>
+            <w:pPr>
+              <w:spacing w:lineRule="auto"/>
+            </w:pPr>
+            <w:r>
+              <w:rPr/>
+              <w:t xml:space="preserve"> (21 unit + 72 end-to-end)</w:t>
+            </w:r>
+          </w:p>
+        </w:tc>
+      </w:tr>
+      <w:tr>
+        <w:trPr>
+          <w:cantSplit/>
+        </w:trPr>
+        <w:tc>
+          <w:tcPr/>
+          <w:p>
+            <w:pPr>
+              <w:spacing w:lineRule="auto"/>
+            </w:pPr>
+            <w:r>
+              <w:rPr/>
+              <w:t xml:space="preserve">Modules delivered with full CRUD</w:t>
+            </w:r>
+          </w:p>
+        </w:tc>
+        <w:tc>
+          <w:tcPr/>
+          <w:p>
+            <w:pPr>
+              <w:spacing w:lineRule="auto"/>
+            </w:pPr>
+            <w:r>
+              <w:rPr/>
+              <w:t xml:space="preserve">4 (Patients, Doctors &amp; Schedules, Appointments, Consultation Records)</w:t>
+            </w:r>
+          </w:p>
+        </w:tc>
+      </w:tr>
+      <w:tr>
+        <w:trPr>
+          <w:cantSplit/>
+        </w:trPr>
+        <w:tc>
+          <w:tcPr/>
+          <w:p>
+            <w:pPr>
+              <w:spacing w:lineRule="auto"/>
+            </w:pPr>
+            <w:r>
+              <w:rPr/>
+              <w:t xml:space="preserve">UML / CASE artefacts</w:t>
+            </w:r>
+          </w:p>
+        </w:tc>
+        <w:tc>
+          <w:tcPr/>
+          <w:p>
+            <w:pPr>
+              <w:spacing w:lineRule="auto"/>
+            </w:pPr>
+            <w:r>
+              <w:rPr/>
+              <w:t xml:space="preserve">Use case, class, sequence, DFD L0–L2, ERD, architecture</w:t>
+            </w:r>
+          </w:p>
+        </w:tc>
+      </w:tr>
+      <w:tr>
+        <w:trPr>
+          <w:cantSplit/>
+        </w:trPr>
+        <w:tc>
+          <w:tcPr/>
+          <w:p>
+            <w:pPr>
+              <w:spacing w:lineRule="auto"/>
+            </w:pPr>
+            <w:r>
+              <w:rPr/>
+              <w:t xml:space="preserve">Role-separated dashboards</w:t>
+            </w:r>
+          </w:p>
+        </w:tc>
+        <w:tc>
+          <w:tcPr/>
+          <w:p>
+            <w:pPr>
+              <w:spacing w:lineRule="auto"/>
+            </w:pPr>
+            <w:r>
+              <w:rPr/>
+              <w:t xml:space="preserve">Patient, Doctor, Administrator</w:t>
+            </w:r>
+          </w:p>
+        </w:tc>
+      </w:tr>
+      <w:tr>
+        <w:trPr>
+          <w:cantSplit/>
+        </w:trPr>
+        <w:tc>
+          <w:tcPr/>
+          <w:p>
+            <w:pPr>
+              <w:spacing w:lineRule="auto"/>
+            </w:pPr>
+            <w:r>
+              <w:rPr/>
+              <w:t xml:space="preserve">CI status on </w:t>
+            </w:r>
+          </w:p>
+          <w:p>
+            <w:pPr>
+              <w:spacing w:lineRule="auto"/>
+            </w:pPr>
+            <w:r>
+              <w:rPr>
+                <w:highlight w:val="lightGray"/>
+              </w:rPr>
+              <w:t xml:space="preserve">main</w:t>
+            </w:r>
+          </w:p>
+        </w:tc>
+        <w:tc>
+          <w:tcPr/>
+          <w:p>
+            <w:pPr>
+              <w:spacing w:lineRule="auto"/>
+            </w:pPr>
+            <w:r>
+              <w:rPr/>
+              <w:t xml:space="preserve">Green — schema, seed, unit, e2e and production build all pass</w:t>
+            </w:r>
+          </w:p>
+        </w:tc>
+      </w:tr>
+    </w:tbl>
+    <w:p>
+      <w:pPr>
+        <w:spacing w:lineRule="auto"/>
+      </w:pPr>
+      <w:r>
+        <w:rPr/>
+      </w:r>
+    </w:p>
+    <w:p>
+      <w:pPr>
+        <w:spacing w:lineRule="auto"/>
+      </w:pPr>
+      <w:r>
+        <w:rPr>
+          <w:b/>
+        </w:rPr>
+        <w:t xml:space="preserve">Screenshots</w:t>
+      </w:r>
+      <w:r>
+        <w:rPr/>
+        <w:t xml:space="preserve"> of every role journey (registration, booking, queue, ledger, consultation records, admin CRUD) are submitted as </w:t>
+      </w:r>
+      <w:r>
+        <w:rPr>
+          <w:b/>
+        </w:rPr>
+        <w:t xml:space="preserve">Appendix A</w:t>
+      </w:r>
+      <w:r>
+        <w:rPr/>
+        <w:t xml:space="preserve"> of this report and are enumerated in </w:t>
+      </w:r>
+      <w:hyperlink r:id="rId29">
+        <w:r>
+          <w:rPr>
+            <w:rStyle w:val="Hyperlink"/>
+          </w:rPr>
+          <w:t xml:space="preserve">screenshots/README.md</w:t>
+        </w:r>
+      </w:hyperlink>
+      <w:r>
+        <w:rPr/>
+        <w:t xml:space="preserve">.</w:t>
+      </w:r>
+    </w:p>
+    <w:p>
+      <w:pPr>
+        <w:pStyle w:val="Heading3"/>
+        <w:spacing w:lineRule="auto"/>
+      </w:pPr>
+      <w:r>
+        <w:rPr/>
+        <w:t xml:space="preserve">9.2 Challenges faced</w:t>
       </w:r>
     </w:p>
     <w:p>
@@ -5287,29 +6677,21 @@
         <w:rPr>
           <w:b/>
         </w:rPr>
-        <w:t xml:space="preserve">Concurrency is best solved at the database.</w:t>
-      </w:r>
-      <w:r>
-        <w:rPr/>
-        <w:t xml:space="preserve"> An application-level "is this slot free?" check is necessary for a good error message, but it cannot prevent a race on its own. The partial unique index makes the </w:t>
+        <w:t xml:space="preserve">Concurrency vs. the slot model.</w:t>
+      </w:r>
+      <w:r>
+        <w:rPr/>
+        <w:t xml:space="preserve"> The first instinct was an application-level "is this slot free?" query. That produces a friendly message but cannot survive a genuine race — two requests can both read "free" before either writes. Solving it properly required moving the invariant into the database as a </w:t>
       </w:r>
       <w:r>
         <w:rPr>
           <w:i/>
         </w:rPr>
-        <w:t xml:space="preserve">database</w:t>
-      </w:r>
-      <w:r>
-        <w:rPr/>
-        <w:t xml:space="preserve"> the final arbiter, so even two truly simultaneous requests resolve to one success and one clean </w:t>
-      </w:r>
-      <w:r>
-        <w:rPr/>
-        <w:t xml:space="preserve">409</w:t>
-      </w:r>
-      <w:r>
-        <w:rPr/>
-        <w:t xml:space="preserve">. This was validated by an actual two-request race test, not just reasoned about.</w:t>
+        <w:t xml:space="preserve">partial</w:t>
+      </w:r>
+      <w:r>
+        <w:rPr/>
+        <w:t xml:space="preserve"> unique index, which Prisma's schema language cannot express, so a raw-SQL bootstrap step was needed.</w:t>
       </w:r>
     </w:p>
     <w:p>
@@ -5324,21 +6706,11 @@
         <w:rPr>
           <w:b/>
         </w:rPr>
-        <w:t xml:space="preserve">A single serializer contract prevents whole classes of bugs.</w:t>
-      </w:r>
-      <w:r>
-        <w:rPr/>
-        <w:t xml:space="preserve"> During the MongoDB → PostgreSQL migration, the API moved from returning nested, Mongoose-populated objects to returning </w:t>
-      </w:r>
-      <w:r>
-        <w:rPr>
-          <w:b/>
-        </w:rPr>
-        <w:t xml:space="preserve">flat</w:t>
-      </w:r>
-      <w:r>
-        <w:rPr/>
-        <w:t xml:space="preserve"> DTOs. A few frontend read sites still expected the old nested shape (e.g. </w:t>
+        <w:t xml:space="preserve">A database migration under a live API.</w:t>
+      </w:r>
+      <w:r>
+        <w:rPr/>
+        <w:t xml:space="preserve"> Moving from MongoDB/Mongoose to PostgreSQL/Prisma changed the response shape from nested, populated objects to flat DTOs. Frontend read sites still expected the old nesting (e.g. </w:t>
       </w:r>
       <w:r>
         <w:rPr/>
@@ -5346,7 +6718,15 @@
       </w:r>
       <w:r>
         <w:rPr/>
-        <w:t xml:space="preserve"> on what is now a bare id string), so the admin revenue KPI silently showed </w:t>
+        <w:t xml:space="preserve"> where </w:t>
+      </w:r>
+      <w:r>
+        <w:rPr/>
+        <w:t xml:space="preserve">doctorId</w:t>
+      </w:r>
+      <w:r>
+        <w:rPr/>
+        <w:t xml:space="preserve"> is now a bare id), so the admin revenue KPI silently rendered </w:t>
       </w:r>
       <w:r>
         <w:rPr/>
@@ -5354,7 +6734,7 @@
       </w:r>
       <w:r>
         <w:rPr/>
-        <w:t xml:space="preserve"> and the doctor queue omitted patient age/gender/phone. The fix was to enrich the one serializer with the flat fields and update the read sites — reinforcing that the DTO contract must be defined in exactly one place.</w:t>
+        <w:t xml:space="preserve"> and the doctor queue lost patient age/gender/phone. Nothing threw — it degraded quietly, which is the dangerous failure mode.</w:t>
       </w:r>
     </w:p>
     <w:p>
@@ -5369,11 +6749,11 @@
         <w:rPr>
           <w:b/>
         </w:rPr>
-        <w:t xml:space="preserve">Fail-open integrations keep the core deterministic.</w:t>
-      </w:r>
-      <w:r>
-        <w:rPr/>
-        <w:t xml:space="preserve"> Redis, Socket.IO, and Nodemailer each degrade to a no-op fallback. This makes local development and grading reproducible while still demonstrating production-shaped patterns.</w:t>
+        <w:t xml:space="preserve">Time-based rules are hard to test honestly.</w:t>
+      </w:r>
+      <w:r>
+        <w:rPr/>
+        <w:t xml:space="preserve"> A 2-hour cancellation cutoff and a 24-hour notes window cannot be validated by waiting. The suite instead back-dates rows through Prisma ("time travel") so the exact boundaries can be probed.</w:t>
       </w:r>
     </w:p>
     <w:p>
@@ -5388,36 +6768,46 @@
         <w:rPr>
           <w:b/>
         </w:rPr>
-        <w:t xml:space="preserve">Prisma cannot express everything — and that's fine.</w:t>
-      </w:r>
-      <w:r>
-        <w:rPr/>
-        <w:t xml:space="preserve"> The one constraint the ORM could not model (a </w:t>
+        <w:t xml:space="preserve">A green local run that was red in CI.</w:t>
+      </w:r>
+      <w:r>
+        <w:rPr/>
+        <w:t xml:space="preserve"> The suite passed locally for months but failed every CI run. The cause was a genuine runtime difference, not flakiness: </w:t>
+      </w:r>
+      <w:r>
+        <w:rPr/>
+        <w:t xml:space="preserve">node --test</w:t>
+      </w:r>
+      <w:r>
+        <w:rPr/>
+        <w:t xml:space="preserve"> only gained glob support in Node 21, while CI pins Node 20, which treated the glob as a literal filename. Fixing it properly meant verifying the runner behaviour against real Node 20 </w:t>
       </w:r>
       <w:r>
         <w:rPr>
           <w:i/>
         </w:rPr>
-        <w:t xml:space="preserve">partial</w:t>
-      </w:r>
-      <w:r>
-        <w:rPr/>
-        <w:t xml:space="preserve"> unique index) is created with a small raw-SQL bootstrap during </w:t>
-      </w:r>
-      <w:r>
-        <w:rPr/>
-        <w:t xml:space="preserve">db:setup</w:t>
-      </w:r>
-      <w:r>
-        <w:rPr/>
-        <w:t xml:space="preserve">. Knowing where to step outside the ORM is itself a design decision.</w:t>
+        <w:t xml:space="preserve">and</w:t>
+      </w:r>
+      <w:r>
+        <w:rPr/>
+        <w:t xml:space="preserve"> Node 24 binaries rather than trusting one environment.</w:t>
+      </w:r>
+    </w:p>
+    <w:p>
+      <w:pPr>
+        <w:pStyle w:val="Heading3"/>
+        <w:spacing w:lineRule="auto"/>
+      </w:pPr>
+      <w:r>
+        <w:rPr/>
+        <w:t xml:space="preserve">9.3 Insights</w:t>
       </w:r>
     </w:p>
     <w:p>
       <w:pPr>
         <w:numPr>
           <w:ilvl w:val="0"/>
-          <w:numId w:val="9"/>
+          <w:numId w:val="10"/>
         </w:numPr>
         <w:spacing w:lineRule="auto"/>
       </w:pPr>
@@ -5425,11 +6815,245 @@
         <w:rPr>
           <w:b/>
         </w:rPr>
-        <w:t xml:space="preserve">Time-travel fixtures make time-based rules testable.</w:t>
-      </w:r>
-      <w:r>
-        <w:rPr/>
-        <w:t xml:space="preserve"> Rather than waiting two hours or a day, tests insert or back-date rows directly through Prisma to probe the cutoff and notes-window boundaries precisely.</w:t>
+        <w:t xml:space="preserve">Concurrency is best solved at the database.</w:t>
+      </w:r>
+      <w:r>
+        <w:rPr/>
+        <w:t xml:space="preserve"> The application check exists only to produce a good error message; the partial unique index is what actually makes the invariant true. Verified by a real two-request race, not by reasoning.</w:t>
+      </w:r>
+    </w:p>
+    <w:p>
+      <w:pPr>
+        <w:numPr>
+          <w:ilvl w:val="0"/>
+          <w:numId w:val="10"/>
+        </w:numPr>
+        <w:spacing w:lineRule="auto"/>
+      </w:pPr>
+      <w:r>
+        <w:rPr>
+          <w:b/>
+        </w:rPr>
+        <w:t xml:space="preserve">A single serializer contract prevents whole classes of bugs.</w:t>
+      </w:r>
+      <w:r>
+        <w:rPr/>
+        <w:t xml:space="preserve"> Routing every response through one </w:t>
+      </w:r>
+      <w:r>
+        <w:rPr/>
+        <w:t xml:space="preserve">utils/serialize.js</w:t>
+      </w:r>
+      <w:r>
+        <w:rPr/>
+        <w:t xml:space="preserve"> is what made the migration bug </w:t>
+      </w:r>
+      <w:r>
+        <w:rPr>
+          <w:i/>
+        </w:rPr>
+        <w:t xml:space="preserve">findable</w:t>
+      </w:r>
+      <w:r>
+        <w:rPr/>
+        <w:t xml:space="preserve"> — there was exactly one place to fix. The contract must live in one place or it will drift.</w:t>
+      </w:r>
+    </w:p>
+    <w:p>
+      <w:pPr>
+        <w:numPr>
+          <w:ilvl w:val="0"/>
+          <w:numId w:val="10"/>
+        </w:numPr>
+        <w:spacing w:lineRule="auto"/>
+      </w:pPr>
+      <w:r>
+        <w:rPr>
+          <w:b/>
+        </w:rPr>
+        <w:t xml:space="preserve">Fail-open integrations keep the core deterministic.</w:t>
+      </w:r>
+      <w:r>
+        <w:rPr/>
+        <w:t xml:space="preserve"> Redis, Socket.IO and Nodemailer each degrade to a no-op, so local setup and grading stay reproducible while still demonstrating production-shaped patterns.</w:t>
+      </w:r>
+    </w:p>
+    <w:p>
+      <w:pPr>
+        <w:numPr>
+          <w:ilvl w:val="0"/>
+          <w:numId w:val="10"/>
+        </w:numPr>
+        <w:spacing w:lineRule="auto"/>
+      </w:pPr>
+      <w:r>
+        <w:rPr>
+          <w:b/>
+        </w:rPr>
+        <w:t xml:space="preserve">Knowing when to leave the ORM is a design skill.</w:t>
+      </w:r>
+      <w:r>
+        <w:rPr/>
+        <w:t xml:space="preserve"> The one constraint Prisma could not model was handled with a small, idempotent raw-SQL step rather than by contorting the schema.</w:t>
+      </w:r>
+    </w:p>
+    <w:p>
+      <w:pPr>
+        <w:numPr>
+          <w:ilvl w:val="0"/>
+          <w:numId w:val="10"/>
+        </w:numPr>
+        <w:spacing w:lineRule="auto"/>
+      </w:pPr>
+      <w:r>
+        <w:rPr>
+          <w:b/>
+        </w:rPr>
+        <w:t xml:space="preserve">CI is a different machine from your laptop.</w:t>
+      </w:r>
+      <w:r>
+        <w:rPr/>
+        <w:t xml:space="preserve"> The pipeline should be treated as the source of truth; a feature is not finished until CI is green.</w:t>
+      </w:r>
+    </w:p>
+    <w:p>
+      <w:pPr>
+        <w:pStyle w:val="Heading3"/>
+        <w:spacing w:lineRule="auto"/>
+      </w:pPr>
+      <w:r>
+        <w:rPr/>
+        <w:t xml:space="preserve">9.4 Improvements for future work</w:t>
+      </w:r>
+    </w:p>
+    <w:p>
+      <w:pPr>
+        <w:numPr>
+          <w:ilvl w:val="0"/>
+          <w:numId w:val="11"/>
+        </w:numPr>
+        <w:spacing w:lineRule="auto"/>
+      </w:pPr>
+      <w:r>
+        <w:rPr>
+          <w:b/>
+        </w:rPr>
+        <w:t xml:space="preserve">Online payment and insurance claims</w:t>
+      </w:r>
+      <w:r>
+        <w:rPr/>
+        <w:t xml:space="preserve"> tied to the </w:t>
+      </w:r>
+      <w:r>
+        <w:rPr/>
+        <w:t xml:space="preserve">Completed</w:t>
+      </w:r>
+      <w:r>
+        <w:rPr/>
+        <w:t xml:space="preserve"> appointment state.</w:t>
+      </w:r>
+    </w:p>
+    <w:p>
+      <w:pPr>
+        <w:numPr>
+          <w:ilvl w:val="0"/>
+          <w:numId w:val="11"/>
+        </w:numPr>
+        <w:spacing w:lineRule="auto"/>
+      </w:pPr>
+      <w:r>
+        <w:rPr>
+          <w:b/>
+        </w:rPr>
+        <w:t xml:space="preserve">Full-text search and faceted filtering</w:t>
+      </w:r>
+      <w:r>
+        <w:rPr/>
+        <w:t xml:space="preserve"> (specialisation, fee band, language, rating) over a growing doctor directory.</w:t>
+      </w:r>
+    </w:p>
+    <w:p>
+      <w:pPr>
+        <w:numPr>
+          <w:ilvl w:val="0"/>
+          <w:numId w:val="11"/>
+        </w:numPr>
+        <w:spacing w:lineRule="auto"/>
+      </w:pPr>
+      <w:r>
+        <w:rPr>
+          <w:b/>
+        </w:rPr>
+        <w:t xml:space="preserve">Push/email reminders</w:t>
+      </w:r>
+      <w:r>
+        <w:rPr/>
+        <w:t xml:space="preserve"> one day and one hour before an appointment, using the existing fail-open mailer tier.</w:t>
+      </w:r>
+    </w:p>
+    <w:p>
+      <w:pPr>
+        <w:numPr>
+          <w:ilvl w:val="0"/>
+          <w:numId w:val="11"/>
+        </w:numPr>
+        <w:spacing w:lineRule="auto"/>
+      </w:pPr>
+      <w:r>
+        <w:rPr>
+          <w:b/>
+        </w:rPr>
+        <w:t xml:space="preserve">Audit-log screens</w:t>
+      </w:r>
+      <w:r>
+        <w:rPr/>
+        <w:t xml:space="preserve"> for admin so record corrections and purges are reviewable rather than only auditable in the database.</w:t>
+      </w:r>
+    </w:p>
+    <w:p>
+      <w:pPr>
+        <w:numPr>
+          <w:ilvl w:val="0"/>
+          <w:numId w:val="11"/>
+        </w:numPr>
+        <w:spacing w:lineRule="auto"/>
+      </w:pPr>
+      <w:r>
+        <w:rPr>
+          <w:b/>
+        </w:rPr>
+        <w:t xml:space="preserve">Refresh-token sessions and role-level rate limiting</w:t>
+      </w:r>
+      <w:r>
+        <w:rPr/>
+        <w:t xml:space="preserve"> for a production threat model.</w:t>
+      </w:r>
+    </w:p>
+    <w:p>
+      <w:pPr>
+        <w:numPr>
+          <w:ilvl w:val="0"/>
+          <w:numId w:val="11"/>
+        </w:numPr>
+        <w:spacing w:lineRule="auto"/>
+      </w:pPr>
+      <w:r>
+        <w:rPr>
+          <w:b/>
+        </w:rPr>
+        <w:t xml:space="preserve">Containerisation</w:t>
+      </w:r>
+      <w:r>
+        <w:rPr/>
+        <w:t xml:space="preserve"> (</w:t>
+      </w:r>
+      <w:r>
+        <w:rPr/>
+        <w:t xml:space="preserve">docker compose</w:t>
+      </w:r>
+      <w:r>
+        <w:rPr/>
+        <w:t xml:space="preserve"> for API, web and database) so a reviewer can run the whole system with a single command.</w:t>
       </w:r>
     </w:p>
     <w:p>
@@ -5475,7 +7099,7 @@
       <w:pPr>
         <w:numPr>
           <w:ilvl w:val="0"/>
-          <w:numId w:val="10"/>
+          <w:numId w:val="12"/>
         </w:numPr>
         <w:spacing w:lineRule="auto"/>
       </w:pPr>
@@ -5498,7 +7122,7 @@
       <w:pPr>
         <w:numPr>
           <w:ilvl w:val="0"/>
-          <w:numId w:val="10"/>
+          <w:numId w:val="12"/>
         </w:numPr>
         <w:spacing w:lineRule="auto"/>
       </w:pPr>
@@ -5511,7 +7135,7 @@
       <w:pPr>
         <w:numPr>
           <w:ilvl w:val="0"/>
-          <w:numId w:val="10"/>
+          <w:numId w:val="12"/>
         </w:numPr>
         <w:spacing w:lineRule="auto"/>
       </w:pPr>
@@ -5524,7 +7148,7 @@
       <w:pPr>
         <w:numPr>
           <w:ilvl w:val="0"/>
-          <w:numId w:val="10"/>
+          <w:numId w:val="12"/>
         </w:numPr>
         <w:spacing w:lineRule="auto"/>
       </w:pPr>
@@ -5537,13 +7161,49 @@
       <w:pPr>
         <w:numPr>
           <w:ilvl w:val="0"/>
-          <w:numId w:val="10"/>
+          <w:numId w:val="12"/>
         </w:numPr>
         <w:spacing w:lineRule="auto"/>
       </w:pPr>
       <w:r>
         <w:rPr/>
         <w:t xml:space="preserve">Maintaining a single serializer/DTO contract across a database migration, and the debugging discipline that surfaces when that contract drifts.</w:t>
+      </w:r>
+    </w:p>
+    <w:p>
+      <w:pPr>
+        <w:numPr>
+          <w:ilvl w:val="0"/>
+          <w:numId w:val="12"/>
+        </w:numPr>
+        <w:spacing w:lineRule="auto"/>
+      </w:pPr>
+      <w:r>
+        <w:rPr/>
+        <w:t xml:space="preserve">Using CASE notation (use case, class, sequence, DFD, ERD) </w:t>
+      </w:r>
+      <w:r>
+        <w:rPr>
+          <w:i/>
+        </w:rPr>
+        <w:t xml:space="preserve">before</w:t>
+      </w:r>
+      <w:r>
+        <w:rPr/>
+        <w:t xml:space="preserve"> writing code, so the models drove the schema and the API surface rather than documenting them afterwards.</w:t>
+      </w:r>
+    </w:p>
+    <w:p>
+      <w:pPr>
+        <w:numPr>
+          <w:ilvl w:val="0"/>
+          <w:numId w:val="12"/>
+        </w:numPr>
+        <w:spacing w:lineRule="auto"/>
+      </w:pPr>
+      <w:r>
+        <w:rPr/>
+        <w:t xml:space="preserve">Learning that continuous integration is a genuine engineering tool: the Node 20 vs Node 24 discrepancy proved that "works on my machine" is a hypothesis to be tested, not a conclusion.</w:t>
       </w:r>
     </w:p>
     <w:p>
@@ -5636,16 +7296,16 @@
           <wp:inline distB="0" distL="0" distR="0" distT="0">
             <wp:extent cx="6096000" cy="3810000"/>
             <wp:effectExtent b="0" l="0" r="0" t="0"/>
-            <wp:docPr id="5" name="image-4SB2yHXjD5s1iw2rwqTWz.png"/>
+            <wp:docPr id="5" name="image-nHgQNosuHGqLtuEfYyYda.png"/>
             <a:graphic>
               <a:graphicData uri="http://schemas.openxmlformats.org/drawingml/2006/picture">
                 <pic:pic>
                   <pic:nvPicPr>
-                    <pic:cNvPr id="5" name="image-4SB2yHXjD5s1iw2rwqTWz.png" descr=""/>
+                    <pic:cNvPr id="5" name="image-nHgQNosuHGqLtuEfYyYda.png" descr=""/>
                     <pic:cNvPicPr/>
                   </pic:nvPicPr>
                   <pic:blipFill>
-                    <a:blip r:embed="rId22" cstate="print"/>
+                    <a:blip r:embed="rId31" cstate="print"/>
                     <a:srcRect b="0" l="0" r="0" t="0"/>
                     <a:stretch>
                       <a:fillRect/>
@@ -5686,16 +7346,16 @@
           <wp:inline distB="0" distL="0" distR="0" distT="0">
             <wp:extent cx="6096000" cy="3810000"/>
             <wp:effectExtent b="0" l="0" r="0" t="0"/>
-            <wp:docPr id="7" name="image-E3RWtaL79uabUbeIQtri8.png"/>
+            <wp:docPr id="7" name="image-Zq-tvvPUsjlxS00uNc87u.png"/>
             <a:graphic>
               <a:graphicData uri="http://schemas.openxmlformats.org/drawingml/2006/picture">
                 <pic:pic>
                   <pic:nvPicPr>
-                    <pic:cNvPr id="7" name="image-E3RWtaL79uabUbeIQtri8.png" descr=""/>
+                    <pic:cNvPr id="7" name="image-Zq-tvvPUsjlxS00uNc87u.png" descr=""/>
                     <pic:cNvPicPr/>
                   </pic:nvPicPr>
                   <pic:blipFill>
-                    <a:blip r:embed="rId24" cstate="print"/>
+                    <a:blip r:embed="rId33" cstate="print"/>
                     <a:srcRect b="0" l="0" r="0" t="0"/>
                     <a:stretch>
                       <a:fillRect/>
@@ -5736,16 +7396,16 @@
           <wp:inline distB="0" distL="0" distR="0" distT="0">
             <wp:extent cx="6096000" cy="3810000"/>
             <wp:effectExtent b="0" l="0" r="0" t="0"/>
-            <wp:docPr id="9" name="image-x-sIzFLajnqlIWYx2u4V3.png"/>
+            <wp:docPr id="9" name="image-3wC1BZkdi1WQ6ygKxCVHD.png"/>
             <a:graphic>
               <a:graphicData uri="http://schemas.openxmlformats.org/drawingml/2006/picture">
                 <pic:pic>
                   <pic:nvPicPr>
-                    <pic:cNvPr id="9" name="image-x-sIzFLajnqlIWYx2u4V3.png" descr=""/>
+                    <pic:cNvPr id="9" name="image-3wC1BZkdi1WQ6ygKxCVHD.png" descr=""/>
                     <pic:cNvPicPr/>
                   </pic:nvPicPr>
                   <pic:blipFill>
-                    <a:blip r:embed="rId26" cstate="print"/>
+                    <a:blip r:embed="rId35" cstate="print"/>
                     <a:srcRect b="0" l="0" r="0" t="0"/>
                     <a:stretch>
                       <a:fillRect/>
@@ -5786,16 +7446,16 @@
           <wp:inline distB="0" distL="0" distR="0" distT="0">
             <wp:extent cx="6096000" cy="3810000"/>
             <wp:effectExtent b="0" l="0" r="0" t="0"/>
-            <wp:docPr id="11" name="image-AU_u4f6_G7uBG26Ab5em7.png"/>
+            <wp:docPr id="11" name="image-LPRDSKO1qwlq2aYLafMdN.png"/>
             <a:graphic>
               <a:graphicData uri="http://schemas.openxmlformats.org/drawingml/2006/picture">
                 <pic:pic>
                   <pic:nvPicPr>
-                    <pic:cNvPr id="11" name="image-AU_u4f6_G7uBG26Ab5em7.png" descr=""/>
+                    <pic:cNvPr id="11" name="image-LPRDSKO1qwlq2aYLafMdN.png" descr=""/>
                     <pic:cNvPicPr/>
                   </pic:nvPicPr>
                   <pic:blipFill>
-                    <a:blip r:embed="rId28" cstate="print"/>
+                    <a:blip r:embed="rId37" cstate="print"/>
                     <a:srcRect b="0" l="0" r="0" t="0"/>
                     <a:stretch>
                       <a:fillRect/>
@@ -5836,16 +7496,16 @@
           <wp:inline distB="0" distL="0" distR="0" distT="0">
             <wp:extent cx="6096000" cy="3810000"/>
             <wp:effectExtent b="0" l="0" r="0" t="0"/>
-            <wp:docPr id="13" name="image-WBklUj0ATwsplofGxXgyn.png"/>
+            <wp:docPr id="13" name="image-3hXjAjVWr4O13uw5FX3le.png"/>
             <a:graphic>
               <a:graphicData uri="http://schemas.openxmlformats.org/drawingml/2006/picture">
                 <pic:pic>
                   <pic:nvPicPr>
-                    <pic:cNvPr id="13" name="image-WBklUj0ATwsplofGxXgyn.png" descr=""/>
+                    <pic:cNvPr id="13" name="image-3hXjAjVWr4O13uw5FX3le.png" descr=""/>
                     <pic:cNvPicPr/>
                   </pic:nvPicPr>
                   <pic:blipFill>
-                    <a:blip r:embed="rId30" cstate="print"/>
+                    <a:blip r:embed="rId39" cstate="print"/>
                     <a:srcRect b="0" l="0" r="0" t="0"/>
                     <a:stretch>
                       <a:fillRect/>
@@ -5886,16 +7546,16 @@
           <wp:inline distB="0" distL="0" distR="0" distT="0">
             <wp:extent cx="6096000" cy="3810000"/>
             <wp:effectExtent b="0" l="0" r="0" t="0"/>
-            <wp:docPr id="15" name="image-ZwFE8g2vvvRhZJxmUd5TO.png"/>
+            <wp:docPr id="15" name="image-FCd1mUm4ltbo_PJ-8apXf.png"/>
             <a:graphic>
               <a:graphicData uri="http://schemas.openxmlformats.org/drawingml/2006/picture">
                 <pic:pic>
                   <pic:nvPicPr>
-                    <pic:cNvPr id="15" name="image-ZwFE8g2vvvRhZJxmUd5TO.png" descr=""/>
+                    <pic:cNvPr id="15" name="image-FCd1mUm4ltbo_PJ-8apXf.png" descr=""/>
                     <pic:cNvPicPr/>
                   </pic:nvPicPr>
                   <pic:blipFill>
-                    <a:blip r:embed="rId32" cstate="print"/>
+                    <a:blip r:embed="rId41" cstate="print"/>
                     <a:srcRect b="0" l="0" r="0" t="0"/>
                     <a:stretch>
                       <a:fillRect/>
@@ -5936,16 +7596,16 @@
           <wp:inline distB="0" distL="0" distR="0" distT="0">
             <wp:extent cx="6096000" cy="3810000"/>
             <wp:effectExtent b="0" l="0" r="0" t="0"/>
-            <wp:docPr id="17" name="image-VrilKPasExT95tecLNU2X.png"/>
+            <wp:docPr id="17" name="image-ilIJidCMHQwY3znVuY9-W.png"/>
             <a:graphic>
               <a:graphicData uri="http://schemas.openxmlformats.org/drawingml/2006/picture">
                 <pic:pic>
                   <pic:nvPicPr>
-                    <pic:cNvPr id="17" name="image-VrilKPasExT95tecLNU2X.png" descr=""/>
+                    <pic:cNvPr id="17" name="image-ilIJidCMHQwY3znVuY9-W.png" descr=""/>
                     <pic:cNvPicPr/>
                   </pic:nvPicPr>
                   <pic:blipFill>
-                    <a:blip r:embed="rId34" cstate="print"/>
+                    <a:blip r:embed="rId43" cstate="print"/>
                     <a:srcRect b="0" l="0" r="0" t="0"/>
                     <a:stretch>
                       <a:fillRect/>
@@ -5986,16 +7646,16 @@
           <wp:inline distB="0" distL="0" distR="0" distT="0">
             <wp:extent cx="6096000" cy="3800475"/>
             <wp:effectExtent b="0" l="0" r="0" t="0"/>
-            <wp:docPr id="19" name="image-Al-1GAVW08B7EEkPApRJZ.png"/>
+            <wp:docPr id="19" name="image-CQtab_bb0t8axm0MUUAWz.png"/>
             <a:graphic>
               <a:graphicData uri="http://schemas.openxmlformats.org/drawingml/2006/picture">
                 <pic:pic>
                   <pic:nvPicPr>
-                    <pic:cNvPr id="19" name="image-Al-1GAVW08B7EEkPApRJZ.png" descr=""/>
+                    <pic:cNvPr id="19" name="image-CQtab_bb0t8axm0MUUAWz.png" descr=""/>
                     <pic:cNvPicPr/>
                   </pic:nvPicPr>
                   <pic:blipFill>
-                    <a:blip r:embed="rId36" cstate="print"/>
+                    <a:blip r:embed="rId45" cstate="print"/>
                     <a:srcRect b="0" l="0" r="0" t="0"/>
                     <a:stretch>
                       <a:fillRect/>
@@ -6036,16 +7696,16 @@
           <wp:inline distB="0" distL="0" distR="0" distT="0">
             <wp:extent cx="6096000" cy="3810000"/>
             <wp:effectExtent b="0" l="0" r="0" t="0"/>
-            <wp:docPr id="21" name="image-tY4sgIOVOCPgC3W9CqyN-.png"/>
+            <wp:docPr id="21" name="image-lKTFJXmKOCl8oJBYaAp4n.png"/>
             <a:graphic>
               <a:graphicData uri="http://schemas.openxmlformats.org/drawingml/2006/picture">
                 <pic:pic>
                   <pic:nvPicPr>
-                    <pic:cNvPr id="21" name="image-tY4sgIOVOCPgC3W9CqyN-.png" descr=""/>
+                    <pic:cNvPr id="21" name="image-lKTFJXmKOCl8oJBYaAp4n.png" descr=""/>
                     <pic:cNvPicPr/>
                   </pic:nvPicPr>
                   <pic:blipFill>
-                    <a:blip r:embed="rId38" cstate="print"/>
+                    <a:blip r:embed="rId47" cstate="print"/>
                     <a:srcRect b="0" l="0" r="0" t="0"/>
                     <a:stretch>
                       <a:fillRect/>
@@ -6086,16 +7746,16 @@
           <wp:inline distB="0" distL="0" distR="0" distT="0">
             <wp:extent cx="6096000" cy="3810000"/>
             <wp:effectExtent b="0" l="0" r="0" t="0"/>
-            <wp:docPr id="23" name="image-q8BIB58ElhMKBxSAxhALD.png"/>
+            <wp:docPr id="23" name="image-3C9RFEy1yhE_dSX9ZaUp9.png"/>
             <a:graphic>
               <a:graphicData uri="http://schemas.openxmlformats.org/drawingml/2006/picture">
                 <pic:pic>
                   <pic:nvPicPr>
-                    <pic:cNvPr id="23" name="image-q8BIB58ElhMKBxSAxhALD.png" descr=""/>
+                    <pic:cNvPr id="23" name="image-3C9RFEy1yhE_dSX9ZaUp9.png" descr=""/>
                     <pic:cNvPicPr/>
                   </pic:nvPicPr>
                   <pic:blipFill>
-                    <a:blip r:embed="rId40" cstate="print"/>
+                    <a:blip r:embed="rId49" cstate="print"/>
                     <a:srcRect b="0" l="0" r="0" t="0"/>
                     <a:stretch>
                       <a:fillRect/>
@@ -6136,16 +7796,16 @@
           <wp:inline distB="0" distL="0" distR="0" distT="0">
             <wp:extent cx="6096000" cy="3962400"/>
             <wp:effectExtent b="0" l="0" r="0" t="0"/>
-            <wp:docPr id="25" name="image-1reW2Lgj_meFeSrNLyV6a.png"/>
+            <wp:docPr id="25" name="image-i6RV58pjndLuTZY2KUjgs.png"/>
             <a:graphic>
               <a:graphicData uri="http://schemas.openxmlformats.org/drawingml/2006/picture">
                 <pic:pic>
                   <pic:nvPicPr>
-                    <pic:cNvPr id="25" name="image-1reW2Lgj_meFeSrNLyV6a.png" descr=""/>
+                    <pic:cNvPr id="25" name="image-i6RV58pjndLuTZY2KUjgs.png" descr=""/>
                     <pic:cNvPicPr/>
                   </pic:nvPicPr>
                   <pic:blipFill>
-                    <a:blip r:embed="rId42" cstate="print"/>
+                    <a:blip r:embed="rId51" cstate="print"/>
                     <a:srcRect b="0" l="0" r="0" t="0"/>
                     <a:stretch>
                       <a:fillRect/>
@@ -7394,6 +9054,280 @@
     </w:lvl>
   </w:abstractNum>
   <w:abstractNum w:abstractNumId="10">
+    <w:lvl w:ilvl="0">
+      <w:start w:val="1"/>
+      <w:numFmt w:val="bullet"/>
+      <w:lvlText w:val=""/>
+      <w:lvlJc w:val="left"/>
+      <w:pPr>
+        <w:tabs>
+          <w:tab w:val="num" w:pos="720"/>
+        </w:tabs>
+        <w:ind w:left="720" w:hanging="360"/>
+      </w:pPr>
+      <w:rPr>
+        <w:rFonts w:ascii="Symbol" w:hAnsi="Symbol" w:hint="default"/>
+      </w:rPr>
+    </w:lvl>
+    <w:lvl w:ilvl="1">
+      <w:start w:val="1"/>
+      <w:numFmt w:val="bullet"/>
+      <w:lvlText w:val=""/>
+      <w:lvlJc w:val="left"/>
+      <w:pPr>
+        <w:tabs>
+          <w:tab w:val="num" w:pos="1440"/>
+        </w:tabs>
+        <w:ind w:left="1440" w:hanging="360"/>
+      </w:pPr>
+      <w:rPr>
+        <w:rFonts w:ascii="Symbol" w:hAnsi="Symbol" w:hint="default"/>
+      </w:rPr>
+    </w:lvl>
+    <w:lvl w:ilvl="2">
+      <w:start w:val="1"/>
+      <w:numFmt w:val="bullet"/>
+      <w:lvlText w:val=""/>
+      <w:lvlJc w:val="left"/>
+      <w:pPr>
+        <w:tabs>
+          <w:tab w:val="num" w:pos="2160"/>
+        </w:tabs>
+        <w:ind w:left="2160" w:hanging="360"/>
+      </w:pPr>
+      <w:rPr>
+        <w:rFonts w:ascii="Symbol" w:hAnsi="Symbol" w:hint="default"/>
+      </w:rPr>
+    </w:lvl>
+    <w:lvl w:ilvl="3">
+      <w:start w:val="1"/>
+      <w:numFmt w:val="bullet"/>
+      <w:lvlText w:val=""/>
+      <w:lvlJc w:val="left"/>
+      <w:pPr>
+        <w:tabs>
+          <w:tab w:val="num" w:pos="2880"/>
+        </w:tabs>
+        <w:ind w:left="2880" w:hanging="360"/>
+      </w:pPr>
+      <w:rPr>
+        <w:rFonts w:ascii="Symbol" w:hAnsi="Symbol" w:hint="default"/>
+      </w:rPr>
+    </w:lvl>
+    <w:lvl w:ilvl="4">
+      <w:start w:val="1"/>
+      <w:numFmt w:val="bullet"/>
+      <w:lvlText w:val=""/>
+      <w:lvlJc w:val="left"/>
+      <w:pPr>
+        <w:tabs>
+          <w:tab w:val="num" w:pos="3600"/>
+        </w:tabs>
+        <w:ind w:left="3600" w:hanging="360"/>
+      </w:pPr>
+      <w:rPr>
+        <w:rFonts w:ascii="Symbol" w:hAnsi="Symbol" w:hint="default"/>
+      </w:rPr>
+    </w:lvl>
+    <w:lvl w:ilvl="5">
+      <w:start w:val="1"/>
+      <w:numFmt w:val="bullet"/>
+      <w:lvlText w:val=""/>
+      <w:lvlJc w:val="left"/>
+      <w:pPr>
+        <w:tabs>
+          <w:tab w:val="num" w:pos="4320"/>
+        </w:tabs>
+        <w:ind w:left="4320" w:hanging="360"/>
+      </w:pPr>
+      <w:rPr>
+        <w:rFonts w:ascii="Symbol" w:hAnsi="Symbol" w:hint="default"/>
+      </w:rPr>
+    </w:lvl>
+    <w:lvl w:ilvl="6">
+      <w:start w:val="1"/>
+      <w:numFmt w:val="bullet"/>
+      <w:lvlText w:val=""/>
+      <w:lvlJc w:val="left"/>
+      <w:pPr>
+        <w:tabs>
+          <w:tab w:val="num" w:pos="5040"/>
+        </w:tabs>
+        <w:ind w:left="5040" w:hanging="360"/>
+      </w:pPr>
+      <w:rPr>
+        <w:rFonts w:ascii="Symbol" w:hAnsi="Symbol" w:hint="default"/>
+      </w:rPr>
+    </w:lvl>
+    <w:lvl w:ilvl="7">
+      <w:start w:val="1"/>
+      <w:numFmt w:val="bullet"/>
+      <w:lvlText w:val=""/>
+      <w:lvlJc w:val="left"/>
+      <w:pPr>
+        <w:tabs>
+          <w:tab w:val="num" w:pos="5760"/>
+        </w:tabs>
+        <w:ind w:left="5760" w:hanging="360"/>
+      </w:pPr>
+      <w:rPr>
+        <w:rFonts w:ascii="Symbol" w:hAnsi="Symbol" w:hint="default"/>
+      </w:rPr>
+    </w:lvl>
+    <w:lvl w:ilvl="8">
+      <w:start w:val="1"/>
+      <w:numFmt w:val="bullet"/>
+      <w:lvlText w:val=""/>
+      <w:lvlJc w:val="left"/>
+      <w:pPr>
+        <w:tabs>
+          <w:tab w:val="num" w:pos="6480"/>
+        </w:tabs>
+        <w:ind w:left="6480" w:hanging="360"/>
+      </w:pPr>
+      <w:rPr>
+        <w:rFonts w:ascii="Symbol" w:hAnsi="Symbol" w:hint="default"/>
+      </w:rPr>
+    </w:lvl>
+  </w:abstractNum>
+  <w:abstractNum w:abstractNumId="11">
+    <w:lvl w:ilvl="0">
+      <w:start w:val="1"/>
+      <w:numFmt w:val="bullet"/>
+      <w:lvlText w:val=""/>
+      <w:lvlJc w:val="left"/>
+      <w:pPr>
+        <w:tabs>
+          <w:tab w:val="num" w:pos="720"/>
+        </w:tabs>
+        <w:ind w:left="720" w:hanging="360"/>
+      </w:pPr>
+      <w:rPr>
+        <w:rFonts w:ascii="Symbol" w:hAnsi="Symbol" w:hint="default"/>
+      </w:rPr>
+    </w:lvl>
+    <w:lvl w:ilvl="1">
+      <w:start w:val="1"/>
+      <w:numFmt w:val="bullet"/>
+      <w:lvlText w:val=""/>
+      <w:lvlJc w:val="left"/>
+      <w:pPr>
+        <w:tabs>
+          <w:tab w:val="num" w:pos="1440"/>
+        </w:tabs>
+        <w:ind w:left="1440" w:hanging="360"/>
+      </w:pPr>
+      <w:rPr>
+        <w:rFonts w:ascii="Symbol" w:hAnsi="Symbol" w:hint="default"/>
+      </w:rPr>
+    </w:lvl>
+    <w:lvl w:ilvl="2">
+      <w:start w:val="1"/>
+      <w:numFmt w:val="bullet"/>
+      <w:lvlText w:val=""/>
+      <w:lvlJc w:val="left"/>
+      <w:pPr>
+        <w:tabs>
+          <w:tab w:val="num" w:pos="2160"/>
+        </w:tabs>
+        <w:ind w:left="2160" w:hanging="360"/>
+      </w:pPr>
+      <w:rPr>
+        <w:rFonts w:ascii="Symbol" w:hAnsi="Symbol" w:hint="default"/>
+      </w:rPr>
+    </w:lvl>
+    <w:lvl w:ilvl="3">
+      <w:start w:val="1"/>
+      <w:numFmt w:val="bullet"/>
+      <w:lvlText w:val=""/>
+      <w:lvlJc w:val="left"/>
+      <w:pPr>
+        <w:tabs>
+          <w:tab w:val="num" w:pos="2880"/>
+        </w:tabs>
+        <w:ind w:left="2880" w:hanging="360"/>
+      </w:pPr>
+      <w:rPr>
+        <w:rFonts w:ascii="Symbol" w:hAnsi="Symbol" w:hint="default"/>
+      </w:rPr>
+    </w:lvl>
+    <w:lvl w:ilvl="4">
+      <w:start w:val="1"/>
+      <w:numFmt w:val="bullet"/>
+      <w:lvlText w:val=""/>
+      <w:lvlJc w:val="left"/>
+      <w:pPr>
+        <w:tabs>
+          <w:tab w:val="num" w:pos="3600"/>
+        </w:tabs>
+        <w:ind w:left="3600" w:hanging="360"/>
+      </w:pPr>
+      <w:rPr>
+        <w:rFonts w:ascii="Symbol" w:hAnsi="Symbol" w:hint="default"/>
+      </w:rPr>
+    </w:lvl>
+    <w:lvl w:ilvl="5">
+      <w:start w:val="1"/>
+      <w:numFmt w:val="bullet"/>
+      <w:lvlText w:val=""/>
+      <w:lvlJc w:val="left"/>
+      <w:pPr>
+        <w:tabs>
+          <w:tab w:val="num" w:pos="4320"/>
+        </w:tabs>
+        <w:ind w:left="4320" w:hanging="360"/>
+      </w:pPr>
+      <w:rPr>
+        <w:rFonts w:ascii="Symbol" w:hAnsi="Symbol" w:hint="default"/>
+      </w:rPr>
+    </w:lvl>
+    <w:lvl w:ilvl="6">
+      <w:start w:val="1"/>
+      <w:numFmt w:val="bullet"/>
+      <w:lvlText w:val=""/>
+      <w:lvlJc w:val="left"/>
+      <w:pPr>
+        <w:tabs>
+          <w:tab w:val="num" w:pos="5040"/>
+        </w:tabs>
+        <w:ind w:left="5040" w:hanging="360"/>
+      </w:pPr>
+      <w:rPr>
+        <w:rFonts w:ascii="Symbol" w:hAnsi="Symbol" w:hint="default"/>
+      </w:rPr>
+    </w:lvl>
+    <w:lvl w:ilvl="7">
+      <w:start w:val="1"/>
+      <w:numFmt w:val="bullet"/>
+      <w:lvlText w:val=""/>
+      <w:lvlJc w:val="left"/>
+      <w:pPr>
+        <w:tabs>
+          <w:tab w:val="num" w:pos="5760"/>
+        </w:tabs>
+        <w:ind w:left="5760" w:hanging="360"/>
+      </w:pPr>
+      <w:rPr>
+        <w:rFonts w:ascii="Symbol" w:hAnsi="Symbol" w:hint="default"/>
+      </w:rPr>
+    </w:lvl>
+    <w:lvl w:ilvl="8">
+      <w:start w:val="1"/>
+      <w:numFmt w:val="bullet"/>
+      <w:lvlText w:val=""/>
+      <w:lvlJc w:val="left"/>
+      <w:pPr>
+        <w:tabs>
+          <w:tab w:val="num" w:pos="6480"/>
+        </w:tabs>
+        <w:ind w:left="6480" w:hanging="360"/>
+      </w:pPr>
+      <w:rPr>
+        <w:rFonts w:ascii="Symbol" w:hAnsi="Symbol" w:hint="default"/>
+      </w:rPr>
+    </w:lvl>
+  </w:abstractNum>
+  <w:abstractNum w:abstractNumId="12">
     <w:lvl w:ilvl="0">
       <w:start w:val="1"/>
       <w:numFmt w:val="bullet"/>
@@ -7559,6 +9493,12 @@
   </w:num>
   <w:num w:numId="10">
     <w:abstractNumId w:val="10"/>
+  </w:num>
+  <w:num w:numId="11">
+    <w:abstractNumId w:val="11"/>
+  </w:num>
+  <w:num w:numId="12">
+    <w:abstractNumId w:val="12"/>
   </w:num>
 </w:numbering>
 </file>

--- a/docs/LAB_REPORT.docx
+++ b/docs/LAB_REPORT.docx
@@ -145,7 +145,7 @@
             </w:pPr>
             <w:r>
               <w:rPr/>
-              <w:t xml:space="preserve">«Student Name»</w:t>
+              <w:t xml:space="preserve">Saugat Bikram Thapa</w:t>
             </w:r>
           </w:p>
         </w:tc>
@@ -176,7 +176,7 @@
             </w:pPr>
             <w:r>
               <w:rPr/>
-              <w:t xml:space="preserve">«Roll No»</w:t>
+              <w:t xml:space="preserve">80117731</w:t>
             </w:r>
           </w:p>
         </w:tc>
@@ -207,7 +207,7 @@
             </w:pPr>
             <w:r>
               <w:rPr/>
-              <w:t xml:space="preserve">«Course»</w:t>
+              <w:t xml:space="preserve">BSc.CSIT</w:t>
             </w:r>
           </w:p>
         </w:tc>
@@ -226,19 +226,19 @@
               <w:rPr>
                 <w:b/>
               </w:rPr>
-              <w:t xml:space="preserve">Instructor</w:t>
-            </w:r>
-          </w:p>
-        </w:tc>
-        <w:tc>
-          <w:tcPr/>
-          <w:p>
-            <w:pPr>
-              <w:spacing w:lineRule="auto"/>
-            </w:pPr>
-            <w:r>
-              <w:rPr/>
-              <w:t xml:space="preserve">«Instructor»</w:t>
+              <w:t xml:space="preserve">Subject</w:t>
+            </w:r>
+          </w:p>
+        </w:tc>
+        <w:tc>
+          <w:tcPr/>
+          <w:p>
+            <w:pPr>
+              <w:spacing w:lineRule="auto"/>
+            </w:pPr>
+            <w:r>
+              <w:rPr/>
+              <w:t xml:space="preserve">Software Engineering</w:t>
             </w:r>
           </w:p>
         </w:tc>
@@ -257,21 +257,44 @@
               <w:rPr>
                 <w:b/>
               </w:rPr>
+              <w:t xml:space="preserve">Instructor</w:t>
+            </w:r>
+          </w:p>
+        </w:tc>
+        <w:tc>
+          <w:tcPr/>
+          <w:p>
+            <w:pPr>
+              <w:spacing w:lineRule="auto"/>
+            </w:pPr>
+            <w:r>
+              <w:rPr/>
+              <w:t xml:space="preserve">Saroja Bhandari</w:t>
+            </w:r>
+          </w:p>
+        </w:tc>
+      </w:tr>
+      <w:tr>
+        <w:trPr>
+          <w:cantSplit/>
+        </w:trPr>
+        <w:tc>
+          <w:tcPr/>
+          <w:p>
+            <w:pPr>
+              <w:spacing w:lineRule="auto"/>
+            </w:pPr>
+            <w:r>
+              <w:rPr>
+                <w:b/>
+              </w:rPr>
               <w:t xml:space="preserve">Submission Date</w:t>
             </w:r>
           </w:p>
         </w:tc>
         <w:tc>
           <w:tcPr/>
-          <w:p>
-            <w:pPr>
-              <w:spacing w:lineRule="auto"/>
-            </w:pPr>
-            <w:r>
-              <w:rPr/>
-              <w:t xml:space="preserve">«Date»</w:t>
-            </w:r>
-          </w:p>
+          <w:p/>
         </w:tc>
       </w:tr>
       <w:tr>
@@ -4009,12 +4032,12 @@
           <wp:inline distB="0" distL="0" distR="0" distT="0">
             <wp:extent cx="5905500" cy="533400"/>
             <wp:effectExtent b="0" l="0" r="0" t="0"/>
-            <wp:docPr id="1" name="image-gSGCGzpi7rqXYGYSJQPfe.png"/>
+            <wp:docPr id="1" name="image-S8qD_2oEmakKJ7rozR4kP.png"/>
             <a:graphic>
               <a:graphicData uri="http://schemas.openxmlformats.org/drawingml/2006/picture">
                 <pic:pic>
                   <pic:nvPicPr>
-                    <pic:cNvPr id="1" name="image-gSGCGzpi7rqXYGYSJQPfe.png" descr=""/>
+                    <pic:cNvPr id="1" name="image-S8qD_2oEmakKJ7rozR4kP.png" descr=""/>
                     <pic:cNvPicPr/>
                   </pic:nvPicPr>
                   <pic:blipFill>
@@ -4095,12 +4118,12 @@
           <wp:inline distB="0" distL="0" distR="0" distT="0">
             <wp:extent cx="5905500" cy="2971800"/>
             <wp:effectExtent b="0" l="0" r="0" t="0"/>
-            <wp:docPr id="2" name="image-ibfnA052S2sksEr8UKzeB.png"/>
+            <wp:docPr id="2" name="image-OHUFkaunQo9qx3tQX0Nmj.png"/>
             <a:graphic>
               <a:graphicData uri="http://schemas.openxmlformats.org/drawingml/2006/picture">
                 <pic:pic>
                   <pic:nvPicPr>
-                    <pic:cNvPr id="2" name="image-ibfnA052S2sksEr8UKzeB.png" descr=""/>
+                    <pic:cNvPr id="2" name="image-OHUFkaunQo9qx3tQX0Nmj.png" descr=""/>
                     <pic:cNvPicPr/>
                   </pic:nvPicPr>
                   <pic:blipFill>
@@ -4165,12 +4188,12 @@
           <wp:inline distB="0" distL="0" distR="0" distT="0">
             <wp:extent cx="5905500" cy="2752725"/>
             <wp:effectExtent b="0" l="0" r="0" t="0"/>
-            <wp:docPr id="3" name="image-C1M2cDNeqvu0vdTG17gKN.png"/>
+            <wp:docPr id="3" name="image-NPN4TGO7wS66dogqoJPFG.png"/>
             <a:graphic>
               <a:graphicData uri="http://schemas.openxmlformats.org/drawingml/2006/picture">
                 <pic:pic>
                   <pic:nvPicPr>
-                    <pic:cNvPr id="3" name="image-C1M2cDNeqvu0vdTG17gKN.png" descr=""/>
+                    <pic:cNvPr id="3" name="image-NPN4TGO7wS66dogqoJPFG.png" descr=""/>
                     <pic:cNvPicPr/>
                   </pic:nvPicPr>
                   <pic:blipFill>
@@ -7296,12 +7319,12 @@
           <wp:inline distB="0" distL="0" distR="0" distT="0">
             <wp:extent cx="6096000" cy="3810000"/>
             <wp:effectExtent b="0" l="0" r="0" t="0"/>
-            <wp:docPr id="5" name="image-nHgQNosuHGqLtuEfYyYda.png"/>
+            <wp:docPr id="5" name="image-KXoZV3XmqrhdFRrTyzBrB.png"/>
             <a:graphic>
               <a:graphicData uri="http://schemas.openxmlformats.org/drawingml/2006/picture">
                 <pic:pic>
                   <pic:nvPicPr>
-                    <pic:cNvPr id="5" name="image-nHgQNosuHGqLtuEfYyYda.png" descr=""/>
+                    <pic:cNvPr id="5" name="image-KXoZV3XmqrhdFRrTyzBrB.png" descr=""/>
                     <pic:cNvPicPr/>
                   </pic:nvPicPr>
                   <pic:blipFill>
@@ -7346,12 +7369,12 @@
           <wp:inline distB="0" distL="0" distR="0" distT="0">
             <wp:extent cx="6096000" cy="3810000"/>
             <wp:effectExtent b="0" l="0" r="0" t="0"/>
-            <wp:docPr id="7" name="image-Zq-tvvPUsjlxS00uNc87u.png"/>
+            <wp:docPr id="7" name="image-f-NrFPjeSlDaZtRsSIl-e.png"/>
             <a:graphic>
               <a:graphicData uri="http://schemas.openxmlformats.org/drawingml/2006/picture">
                 <pic:pic>
                   <pic:nvPicPr>
-                    <pic:cNvPr id="7" name="image-Zq-tvvPUsjlxS00uNc87u.png" descr=""/>
+                    <pic:cNvPr id="7" name="image-f-NrFPjeSlDaZtRsSIl-e.png" descr=""/>
                     <pic:cNvPicPr/>
                   </pic:nvPicPr>
                   <pic:blipFill>
@@ -7396,12 +7419,12 @@
           <wp:inline distB="0" distL="0" distR="0" distT="0">
             <wp:extent cx="6096000" cy="3810000"/>
             <wp:effectExtent b="0" l="0" r="0" t="0"/>
-            <wp:docPr id="9" name="image-3wC1BZkdi1WQ6ygKxCVHD.png"/>
+            <wp:docPr id="9" name="image-snpeZPE1l_h7cXpZKSpI1.png"/>
             <a:graphic>
               <a:graphicData uri="http://schemas.openxmlformats.org/drawingml/2006/picture">
                 <pic:pic>
                   <pic:nvPicPr>
-                    <pic:cNvPr id="9" name="image-3wC1BZkdi1WQ6ygKxCVHD.png" descr=""/>
+                    <pic:cNvPr id="9" name="image-snpeZPE1l_h7cXpZKSpI1.png" descr=""/>
                     <pic:cNvPicPr/>
                   </pic:nvPicPr>
                   <pic:blipFill>
@@ -7446,12 +7469,12 @@
           <wp:inline distB="0" distL="0" distR="0" distT="0">
             <wp:extent cx="6096000" cy="3810000"/>
             <wp:effectExtent b="0" l="0" r="0" t="0"/>
-            <wp:docPr id="11" name="image-LPRDSKO1qwlq2aYLafMdN.png"/>
+            <wp:docPr id="11" name="image-bjs2IjI0Rs_ZSER0HnQIN.png"/>
             <a:graphic>
               <a:graphicData uri="http://schemas.openxmlformats.org/drawingml/2006/picture">
                 <pic:pic>
                   <pic:nvPicPr>
-                    <pic:cNvPr id="11" name="image-LPRDSKO1qwlq2aYLafMdN.png" descr=""/>
+                    <pic:cNvPr id="11" name="image-bjs2IjI0Rs_ZSER0HnQIN.png" descr=""/>
                     <pic:cNvPicPr/>
                   </pic:nvPicPr>
                   <pic:blipFill>
@@ -7496,12 +7519,12 @@
           <wp:inline distB="0" distL="0" distR="0" distT="0">
             <wp:extent cx="6096000" cy="3810000"/>
             <wp:effectExtent b="0" l="0" r="0" t="0"/>
-            <wp:docPr id="13" name="image-3hXjAjVWr4O13uw5FX3le.png"/>
+            <wp:docPr id="13" name="image-1joe2HLPli9pzIrfMx5-o.png"/>
             <a:graphic>
               <a:graphicData uri="http://schemas.openxmlformats.org/drawingml/2006/picture">
                 <pic:pic>
                   <pic:nvPicPr>
-                    <pic:cNvPr id="13" name="image-3hXjAjVWr4O13uw5FX3le.png" descr=""/>
+                    <pic:cNvPr id="13" name="image-1joe2HLPli9pzIrfMx5-o.png" descr=""/>
                     <pic:cNvPicPr/>
                   </pic:nvPicPr>
                   <pic:blipFill>
@@ -7546,12 +7569,12 @@
           <wp:inline distB="0" distL="0" distR="0" distT="0">
             <wp:extent cx="6096000" cy="3810000"/>
             <wp:effectExtent b="0" l="0" r="0" t="0"/>
-            <wp:docPr id="15" name="image-FCd1mUm4ltbo_PJ-8apXf.png"/>
+            <wp:docPr id="15" name="image-RKii8P6ynqdp2hrNRhUD2.png"/>
             <a:graphic>
               <a:graphicData uri="http://schemas.openxmlformats.org/drawingml/2006/picture">
                 <pic:pic>
                   <pic:nvPicPr>
-                    <pic:cNvPr id="15" name="image-FCd1mUm4ltbo_PJ-8apXf.png" descr=""/>
+                    <pic:cNvPr id="15" name="image-RKii8P6ynqdp2hrNRhUD2.png" descr=""/>
                     <pic:cNvPicPr/>
                   </pic:nvPicPr>
                   <pic:blipFill>
@@ -7596,12 +7619,12 @@
           <wp:inline distB="0" distL="0" distR="0" distT="0">
             <wp:extent cx="6096000" cy="3810000"/>
             <wp:effectExtent b="0" l="0" r="0" t="0"/>
-            <wp:docPr id="17" name="image-ilIJidCMHQwY3znVuY9-W.png"/>
+            <wp:docPr id="17" name="image-TpENs_dsqJZIkWmUFiarH.png"/>
             <a:graphic>
               <a:graphicData uri="http://schemas.openxmlformats.org/drawingml/2006/picture">
                 <pic:pic>
                   <pic:nvPicPr>
-                    <pic:cNvPr id="17" name="image-ilIJidCMHQwY3znVuY9-W.png" descr=""/>
+                    <pic:cNvPr id="17" name="image-TpENs_dsqJZIkWmUFiarH.png" descr=""/>
                     <pic:cNvPicPr/>
                   </pic:nvPicPr>
                   <pic:blipFill>
@@ -7646,12 +7669,12 @@
           <wp:inline distB="0" distL="0" distR="0" distT="0">
             <wp:extent cx="6096000" cy="3800475"/>
             <wp:effectExtent b="0" l="0" r="0" t="0"/>
-            <wp:docPr id="19" name="image-CQtab_bb0t8axm0MUUAWz.png"/>
+            <wp:docPr id="19" name="image-8yHH1GrOO-zOtrjkWZWh0.png"/>
             <a:graphic>
               <a:graphicData uri="http://schemas.openxmlformats.org/drawingml/2006/picture">
                 <pic:pic>
                   <pic:nvPicPr>
-                    <pic:cNvPr id="19" name="image-CQtab_bb0t8axm0MUUAWz.png" descr=""/>
+                    <pic:cNvPr id="19" name="image-8yHH1GrOO-zOtrjkWZWh0.png" descr=""/>
                     <pic:cNvPicPr/>
                   </pic:nvPicPr>
                   <pic:blipFill>
@@ -7696,12 +7719,12 @@
           <wp:inline distB="0" distL="0" distR="0" distT="0">
             <wp:extent cx="6096000" cy="3810000"/>
             <wp:effectExtent b="0" l="0" r="0" t="0"/>
-            <wp:docPr id="21" name="image-lKTFJXmKOCl8oJBYaAp4n.png"/>
+            <wp:docPr id="21" name="image-dZm3rU6dE4rin4xgnAPn6.png"/>
             <a:graphic>
               <a:graphicData uri="http://schemas.openxmlformats.org/drawingml/2006/picture">
                 <pic:pic>
                   <pic:nvPicPr>
-                    <pic:cNvPr id="21" name="image-lKTFJXmKOCl8oJBYaAp4n.png" descr=""/>
+                    <pic:cNvPr id="21" name="image-dZm3rU6dE4rin4xgnAPn6.png" descr=""/>
                     <pic:cNvPicPr/>
                   </pic:nvPicPr>
                   <pic:blipFill>
@@ -7746,12 +7769,12 @@
           <wp:inline distB="0" distL="0" distR="0" distT="0">
             <wp:extent cx="6096000" cy="3810000"/>
             <wp:effectExtent b="0" l="0" r="0" t="0"/>
-            <wp:docPr id="23" name="image-3C9RFEy1yhE_dSX9ZaUp9.png"/>
+            <wp:docPr id="23" name="image-aANwn0is5WiuuPF5NHkRy.png"/>
             <a:graphic>
               <a:graphicData uri="http://schemas.openxmlformats.org/drawingml/2006/picture">
                 <pic:pic>
                   <pic:nvPicPr>
-                    <pic:cNvPr id="23" name="image-3C9RFEy1yhE_dSX9ZaUp9.png" descr=""/>
+                    <pic:cNvPr id="23" name="image-aANwn0is5WiuuPF5NHkRy.png" descr=""/>
                     <pic:cNvPicPr/>
                   </pic:nvPicPr>
                   <pic:blipFill>
@@ -7796,12 +7819,12 @@
           <wp:inline distB="0" distL="0" distR="0" distT="0">
             <wp:extent cx="6096000" cy="3962400"/>
             <wp:effectExtent b="0" l="0" r="0" t="0"/>
-            <wp:docPr id="25" name="image-i6RV58pjndLuTZY2KUjgs.png"/>
+            <wp:docPr id="25" name="image-rng836phQITSNHbWEup3Y.png"/>
             <a:graphic>
               <a:graphicData uri="http://schemas.openxmlformats.org/drawingml/2006/picture">
                 <pic:pic>
                   <pic:nvPicPr>
-                    <pic:cNvPr id="25" name="image-i6RV58pjndLuTZY2KUjgs.png" descr=""/>
+                    <pic:cNvPr id="25" name="image-rng836phQITSNHbWEup3Y.png" descr=""/>
                     <pic:cNvPicPr/>
                   </pic:nvPicPr>
                   <pic:blipFill>
